--- a/Documentacion/06 Plan y Seguimiento.docx
+++ b/Documentacion/06 Plan y Seguimiento.docx
@@ -408,27 +408,7 @@
                 <w:szCs w:val="28"/>
                 <w:lang w:val="es-EC"/>
               </w:rPr>
-              <w:t>squez, Mgtr.,</w:t>
-            </w:r>
-            <w:proofErr w:type="spellStart"/>
-            <w:r>
-              <w:rPr>
-                <w:rFonts w:ascii="Verdana" w:hAnsi="Verdana" w:cs="Times New Roman"/>
-                <w:sz w:val="28"/>
-                <w:szCs w:val="28"/>
-                <w:lang w:val="es-EC"/>
-              </w:rPr>
-              <w:t>Ph.D</w:t>
-            </w:r>
-            <w:proofErr w:type="spellEnd"/>
-            <w:r>
-              <w:rPr>
-                <w:rFonts w:ascii="Verdana" w:hAnsi="Verdana" w:cs="Times New Roman"/>
-                <w:sz w:val="28"/>
-                <w:szCs w:val="28"/>
-                <w:lang w:val="es-EC"/>
-              </w:rPr>
-              <w:t>.(c)</w:t>
+              <w:t>squez, Mgtr.,Ph.D.(c)</w:t>
             </w:r>
           </w:p>
         </w:tc>
@@ -777,7 +757,34 @@
                 <w:szCs w:val="28"/>
                 <w:lang w:val="es-EC"/>
               </w:rPr>
-              <w:t>29 de agosto del 2026</w:t>
+              <w:t>05</w:t>
+            </w:r>
+            <w:r>
+              <w:rPr>
+                <w:rFonts w:ascii="Verdana" w:hAnsi="Verdana" w:cs="Times New Roman"/>
+                <w:sz w:val="28"/>
+                <w:szCs w:val="28"/>
+                <w:lang w:val="es-EC"/>
+              </w:rPr>
+              <w:t xml:space="preserve"> de </w:t>
+            </w:r>
+            <w:r>
+              <w:rPr>
+                <w:rFonts w:ascii="Verdana" w:hAnsi="Verdana" w:cs="Times New Roman"/>
+                <w:sz w:val="28"/>
+                <w:szCs w:val="28"/>
+                <w:lang w:val="es-EC"/>
+              </w:rPr>
+              <w:t>septiembre</w:t>
+            </w:r>
+            <w:r>
+              <w:rPr>
+                <w:rFonts w:ascii="Verdana" w:hAnsi="Verdana" w:cs="Times New Roman"/>
+                <w:sz w:val="28"/>
+                <w:szCs w:val="28"/>
+                <w:lang w:val="es-EC"/>
+              </w:rPr>
+              <w:t xml:space="preserve"> del 2026</w:t>
             </w:r>
           </w:p>
         </w:tc>
@@ -3566,107 +3573,6 @@
     </w:p>
     <w:p>
       <w:pPr>
-        <w:rPr>
-          <w:noProof/>
-          <w:lang w:val="es-EC"/>
-        </w:rPr>
-      </w:pPr>
-      <w:r>
-        <w:rPr>
-          <w:rFonts w:ascii="Verdana" w:eastAsiaTheme="majorEastAsia" w:hAnsi="Verdana" w:cstheme="majorBidi"/>
-          <w:b/>
-          <w:bCs/>
-          <w:color w:val="943634" w:themeColor="accent2" w:themeShade="BF"/>
-          <w:sz w:val="32"/>
-          <w:szCs w:val="32"/>
-          <w:lang w:val="es-ES"/>
-        </w:rPr>
-        <w:t>Tablas</w:t>
-      </w:r>
-      <w:r>
-        <w:rPr>
-          <w:rFonts w:ascii="Verdana" w:hAnsi="Verdana"/>
-          <w:b/>
-          <w:bCs/>
-          <w:sz w:val="32"/>
-          <w:szCs w:val="32"/>
-        </w:rPr>
-        <w:fldChar w:fldCharType="begin"/>
-      </w:r>
-      <w:r>
-        <w:rPr>
-          <w:rFonts w:ascii="Verdana" w:hAnsi="Verdana"/>
-          <w:b/>
-          <w:bCs/>
-          <w:sz w:val="32"/>
-          <w:szCs w:val="32"/>
-          <w:lang w:val="es-EC"/>
-        </w:rPr>
-        <w:instrText xml:space="preserve"> TOC \h \z \c "Tabla" </w:instrText>
-      </w:r>
-      <w:r>
-        <w:rPr>
-          <w:rFonts w:ascii="Verdana" w:hAnsi="Verdana"/>
-          <w:b/>
-          <w:bCs/>
-          <w:sz w:val="32"/>
-          <w:szCs w:val="32"/>
-        </w:rPr>
-        <w:fldChar w:fldCharType="separate"/>
-      </w:r>
-    </w:p>
-    <w:p>
-      <w:pPr>
-        <w:rPr>
-          <w:lang w:val="es-EC"/>
-        </w:rPr>
-      </w:pPr>
-      <w:r>
-        <w:rPr>
-          <w:b/>
-          <w:bCs/>
-          <w:noProof/>
-          <w:lang w:val="es-ES"/>
-        </w:rPr>
-        <w:t>No se encuentran elementos de tabla de ilustraciones.</w:t>
-      </w:r>
-      <w:r>
-        <w:fldChar w:fldCharType="end"/>
-      </w:r>
-    </w:p>
-    <w:p>
-      <w:r>
-        <w:fldChar w:fldCharType="begin"/>
-      </w:r>
-      <w:r>
-        <w:rPr>
-          <w:lang w:val="es-EC"/>
-        </w:rPr>
-        <w:instrText xml:space="preserve"> TOC \h \z \c "Ilustración" </w:instrText>
-      </w:r>
-      <w:r>
-        <w:fldChar w:fldCharType="separate"/>
-      </w:r>
-      <w:r>
-        <w:rPr>
-          <w:b/>
-          <w:bCs/>
-          <w:noProof/>
-          <w:lang w:val="es-ES"/>
-        </w:rPr>
-        <w:t>No se encuentran elementos de tabla de ilustraciones.</w:t>
-      </w:r>
-      <w:r>
-        <w:fldChar w:fldCharType="end"/>
-      </w:r>
-    </w:p>
-    <w:p>
-      <w:r>
-        <w:br w:type="page"/>
-      </w:r>
-    </w:p>
-    <w:p>
-      <w:pPr>
         <w:pStyle w:val="Ttulo1"/>
         <w:spacing w:before="120" w:after="120"/>
         <w:rPr>
@@ -3686,18 +3592,7 @@
           <w:szCs w:val="32"/>
           <w:lang w:val="es-EC"/>
         </w:rPr>
-        <w:lastRenderedPageBreak/>
-        <w:t>I</w:t>
-      </w:r>
-      <w:r>
-        <w:rPr>
-          <w:rFonts w:ascii="Verdana" w:hAnsi="Verdana"/>
-          <w:color w:val="943634" w:themeColor="accent2" w:themeShade="BF"/>
-          <w:sz w:val="32"/>
-          <w:szCs w:val="32"/>
-          <w:lang w:val="es-EC"/>
-        </w:rPr>
-        <w:t>dentificación del documento</w:t>
+        <w:t>Identificación del documento</w:t>
       </w:r>
       <w:bookmarkEnd w:id="0"/>
     </w:p>
@@ -3952,7 +3847,14 @@
                 <w:rFonts w:ascii="Verdana" w:hAnsi="Verdana" w:cs="Times New Roman"/>
                 <w:lang w:val="es-EC"/>
               </w:rPr>
-              <w:t>1.0.4</w:t>
+              <w:t>1.0.</w:t>
+            </w:r>
+            <w:r>
+              <w:rPr>
+                <w:rFonts w:ascii="Verdana" w:hAnsi="Verdana" w:cs="Times New Roman"/>
+                <w:lang w:val="es-EC"/>
+              </w:rPr>
+              <w:t>5</w:t>
             </w:r>
           </w:p>
         </w:tc>
@@ -4883,6 +4785,95 @@
           </w:p>
         </w:tc>
       </w:tr>
+      <w:tr>
+        <w:tc>
+          <w:tcPr>
+            <w:tcW w:w="0" w:type="auto"/>
+          </w:tcPr>
+          <w:p>
+            <w:pPr>
+              <w:rPr>
+                <w:rFonts w:ascii="Verdana" w:hAnsi="Verdana"/>
+                <w:lang w:val="es-EC"/>
+              </w:rPr>
+            </w:pPr>
+            <w:r>
+              <w:rPr>
+                <w:rFonts w:ascii="Verdana" w:hAnsi="Verdana"/>
+                <w:lang w:val="es-EC"/>
+              </w:rPr>
+              <w:t>1.0.5</w:t>
+            </w:r>
+          </w:p>
+        </w:tc>
+        <w:tc>
+          <w:tcPr>
+            <w:tcW w:w="0" w:type="auto"/>
+          </w:tcPr>
+          <w:p>
+            <w:pPr>
+              <w:rPr>
+                <w:rFonts w:ascii="Verdana" w:hAnsi="Verdana"/>
+                <w:lang w:val="es-EC"/>
+              </w:rPr>
+            </w:pPr>
+            <w:r>
+              <w:rPr>
+                <w:rFonts w:ascii="Verdana" w:hAnsi="Verdana"/>
+                <w:lang w:val="es-EC"/>
+              </w:rPr>
+              <w:t>39-08-2016</w:t>
+            </w:r>
+          </w:p>
+        </w:tc>
+        <w:tc>
+          <w:tcPr>
+            <w:tcW w:w="0" w:type="auto"/>
+          </w:tcPr>
+          <w:p>
+            <w:pPr>
+              <w:rPr>
+                <w:rFonts w:ascii="Verdana" w:hAnsi="Verdana"/>
+                <w:lang w:val="es-EC"/>
+              </w:rPr>
+            </w:pPr>
+            <w:r>
+              <w:rPr>
+                <w:rFonts w:ascii="Verdana" w:hAnsi="Verdana"/>
+                <w:lang w:val="es-EC"/>
+              </w:rPr>
+              <w:t>Adicion de actividades y desgloce del tabajo de sprint 2</w:t>
+            </w:r>
+          </w:p>
+        </w:tc>
+        <w:tc>
+          <w:tcPr>
+            <w:tcW w:w="0" w:type="auto"/>
+          </w:tcPr>
+          <w:p>
+            <w:pPr>
+              <w:rPr>
+                <w:rFonts w:ascii="Verdana" w:hAnsi="Verdana"/>
+                <w:lang w:val="es-EC"/>
+              </w:rPr>
+            </w:pPr>
+            <w:r>
+              <w:rPr>
+                <w:rFonts w:ascii="Verdana" w:hAnsi="Verdana"/>
+                <w:lang w:val="es-EC"/>
+              </w:rPr>
+              <w:t>Alex Mendoza Morante</w:t>
+            </w:r>
+            <w:r>
+              <w:rPr>
+                <w:rFonts w:ascii="Verdana" w:hAnsi="Verdana"/>
+                <w:lang w:val="es-EC"/>
+              </w:rPr>
+              <w:t xml:space="preserve"> y Victor Tello</w:t>
+            </w:r>
+          </w:p>
+        </w:tc>
+      </w:tr>
     </w:tbl>
     <w:p>
       <w:pPr>
@@ -4905,22 +4896,11 @@
           <w:sz w:val="32"/>
           <w:szCs w:val="32"/>
         </w:rPr>
-        <w:t xml:space="preserve">Revision y </w:t>
-      </w:r>
-      <w:proofErr w:type="spellStart"/>
-      <w:r>
-        <w:rPr>
-          <w:rFonts w:ascii="Verdana" w:hAnsi="Verdana"/>
-          <w:color w:val="943634" w:themeColor="accent2" w:themeShade="BF"/>
-          <w:sz w:val="32"/>
-          <w:szCs w:val="32"/>
-        </w:rPr>
-        <w:t>Aprobacion</w:t>
+        <w:t>Revision y Aprobacion</w:t>
       </w:r>
       <w:bookmarkEnd w:id="4"/>
       <w:bookmarkEnd w:id="5"/>
       <w:bookmarkEnd w:id="6"/>
-      <w:proofErr w:type="spellEnd"/>
       <w:r>
         <w:rPr>
           <w:rFonts w:ascii="Verdana" w:hAnsi="Verdana"/>
@@ -5609,20 +5589,6 @@
     </w:tbl>
     <w:p>
       <w:pPr>
-        <w:rPr>
-          <w:rFonts w:eastAsiaTheme="majorEastAsia" w:cstheme="majorBidi"/>
-          <w:lang w:val="es-EC"/>
-        </w:rPr>
-      </w:pPr>
-      <w:r>
-        <w:rPr>
-          <w:lang w:val="es-EC"/>
-        </w:rPr>
-        <w:br w:type="page"/>
-      </w:r>
-    </w:p>
-    <w:p>
-      <w:pPr>
         <w:pStyle w:val="Ttulo1"/>
         <w:numPr>
           <w:ilvl w:val="0"/>
@@ -5638,9 +5604,9 @@
           <w:lang w:val="es-EC"/>
         </w:rPr>
       </w:pPr>
-      <w:bookmarkStart w:id="7" w:name="_Toc238210818"/>
-      <w:bookmarkStart w:id="8" w:name="_Toc238293989"/>
-      <w:bookmarkStart w:id="9" w:name="_Toc238482110"/>
+      <w:bookmarkStart w:id="7" w:name="_Toc238482110"/>
+      <w:bookmarkStart w:id="8" w:name="_Toc238210818"/>
+      <w:bookmarkStart w:id="9" w:name="_Toc238293989"/>
       <w:r>
         <w:rPr>
           <w:rFonts w:ascii="Verdana" w:hAnsi="Verdana"/>
@@ -5650,21 +5616,9 @@
           <w:lang w:val="es-EC"/>
         </w:rPr>
         <w:lastRenderedPageBreak/>
-        <w:t xml:space="preserve">Plan general de </w:t>
+        <w:t>Plan general de sprints</w:t>
       </w:r>
-      <w:proofErr w:type="spellStart"/>
-      <w:r>
-        <w:rPr>
-          <w:rFonts w:ascii="Verdana" w:hAnsi="Verdana"/>
-          <w:color w:val="943634" w:themeColor="accent2" w:themeShade="BF"/>
-          <w:sz w:val="32"/>
-          <w:szCs w:val="32"/>
-          <w:lang w:val="es-EC"/>
-        </w:rPr>
-        <w:t>sprints</w:t>
-      </w:r>
-      <w:bookmarkEnd w:id="9"/>
-      <w:proofErr w:type="spellEnd"/>
+      <w:bookmarkEnd w:id="7"/>
     </w:p>
     <w:tbl>
       <w:tblPr>
@@ -5722,7 +5676,6 @@
                 <w:color w:val="FFFFFF" w:themeColor="background1"/>
               </w:rPr>
             </w:pPr>
-            <w:proofErr w:type="spellStart"/>
             <w:r>
               <w:rPr>
                 <w:rFonts w:ascii="Verdana" w:hAnsi="Verdana"/>
@@ -5732,7 +5685,6 @@
               </w:rPr>
               <w:t>Periodo</w:t>
             </w:r>
-            <w:proofErr w:type="spellEnd"/>
           </w:p>
         </w:tc>
         <w:tc>
@@ -5751,7 +5703,6 @@
                 <w:color w:val="FFFFFF" w:themeColor="background1"/>
               </w:rPr>
             </w:pPr>
-            <w:proofErr w:type="spellStart"/>
             <w:r>
               <w:rPr>
                 <w:rFonts w:ascii="Verdana" w:hAnsi="Verdana"/>
@@ -5759,67 +5710,35 @@
                 <w:bCs/>
                 <w:color w:val="FFFFFF" w:themeColor="background1"/>
               </w:rPr>
-              <w:t>Objetivo</w:t>
-            </w:r>
-            <w:proofErr w:type="spellEnd"/>
-            <w:r>
+              <w:t>Objetivo general</w:t>
+            </w:r>
+          </w:p>
+        </w:tc>
+        <w:tc>
+          <w:tcPr>
+            <w:tcW w:w="0" w:type="auto"/>
+            <w:shd w:val="clear" w:color="auto" w:fill="943634" w:themeFill="accent2" w:themeFillShade="BF"/>
+            <w:hideMark/>
+          </w:tcPr>
+          <w:p>
+            <w:pPr>
+              <w:jc w:val="center"/>
               <w:rPr>
                 <w:rFonts w:ascii="Verdana" w:hAnsi="Verdana"/>
                 <w:b/>
                 <w:bCs/>
                 <w:color w:val="FFFFFF" w:themeColor="background1"/>
               </w:rPr>
-              <w:t xml:space="preserve"> general</w:t>
-            </w:r>
-          </w:p>
-        </w:tc>
-        <w:tc>
-          <w:tcPr>
-            <w:tcW w:w="0" w:type="auto"/>
-            <w:shd w:val="clear" w:color="auto" w:fill="943634" w:themeFill="accent2" w:themeFillShade="BF"/>
-            <w:hideMark/>
-          </w:tcPr>
-          <w:p>
-            <w:pPr>
-              <w:jc w:val="center"/>
+            </w:pPr>
+            <w:r>
               <w:rPr>
                 <w:rFonts w:ascii="Verdana" w:hAnsi="Verdana"/>
                 <w:b/>
                 <w:bCs/>
                 <w:color w:val="FFFFFF" w:themeColor="background1"/>
               </w:rPr>
-            </w:pPr>
-            <w:proofErr w:type="spellStart"/>
-            <w:r>
-              <w:rPr>
-                <w:rFonts w:ascii="Verdana" w:hAnsi="Verdana"/>
-                <w:b/>
-                <w:bCs/>
-                <w:color w:val="FFFFFF" w:themeColor="background1"/>
-              </w:rPr>
-              <w:t>Resultado</w:t>
-            </w:r>
-            <w:proofErr w:type="spellEnd"/>
-            <w:r>
-              <w:rPr>
-                <w:rFonts w:ascii="Verdana" w:hAnsi="Verdana"/>
-                <w:b/>
-                <w:bCs/>
-                <w:color w:val="FFFFFF" w:themeColor="background1"/>
-              </w:rPr>
-              <w:t xml:space="preserve"> </w:t>
-            </w:r>
-            <w:proofErr w:type="spellStart"/>
-            <w:r>
-              <w:rPr>
-                <w:rFonts w:ascii="Verdana" w:hAnsi="Verdana"/>
-                <w:b/>
-                <w:bCs/>
-                <w:color w:val="FFFFFF" w:themeColor="background1"/>
-              </w:rPr>
-              <w:t>esperado</w:t>
-            </w:r>
-            <w:proofErr w:type="spellEnd"/>
+              <w:t>Resultado esperado</w:t>
+            </w:r>
           </w:p>
         </w:tc>
       </w:tr>
@@ -5940,16 +5859,8 @@
               <w:rPr>
                 <w:rFonts w:ascii="Verdana" w:hAnsi="Verdana"/>
               </w:rPr>
-              <w:t xml:space="preserve">Por </w:t>
-            </w:r>
-            <w:proofErr w:type="spellStart"/>
-            <w:r>
-              <w:rPr>
-                <w:rFonts w:ascii="Verdana" w:hAnsi="Verdana"/>
-              </w:rPr>
-              <w:t>definir</w:t>
-            </w:r>
-            <w:proofErr w:type="spellEnd"/>
+              <w:t>Por definir</w:t>
+            </w:r>
           </w:p>
         </w:tc>
         <w:tc>
@@ -6030,16 +5941,8 @@
               <w:rPr>
                 <w:rFonts w:ascii="Verdana" w:hAnsi="Verdana"/>
               </w:rPr>
-              <w:t xml:space="preserve">Por </w:t>
-            </w:r>
-            <w:proofErr w:type="spellStart"/>
-            <w:r>
-              <w:rPr>
-                <w:rFonts w:ascii="Verdana" w:hAnsi="Verdana"/>
-              </w:rPr>
-              <w:t>definir</w:t>
-            </w:r>
-            <w:proofErr w:type="spellEnd"/>
+              <w:t>Por definir</w:t>
+            </w:r>
           </w:p>
         </w:tc>
         <w:tc>
@@ -6120,16 +6023,8 @@
               <w:rPr>
                 <w:rFonts w:ascii="Verdana" w:hAnsi="Verdana"/>
               </w:rPr>
-              <w:t xml:space="preserve">Por </w:t>
-            </w:r>
-            <w:proofErr w:type="spellStart"/>
-            <w:r>
-              <w:rPr>
-                <w:rFonts w:ascii="Verdana" w:hAnsi="Verdana"/>
-              </w:rPr>
-              <w:t>definir</w:t>
-            </w:r>
-            <w:proofErr w:type="spellEnd"/>
+              <w:t>Por definir</w:t>
+            </w:r>
           </w:p>
         </w:tc>
         <w:tc>
@@ -6364,36 +6259,17 @@
           <w:sz w:val="22"/>
           <w:szCs w:val="22"/>
         </w:rPr>
-        <w:t xml:space="preserve">a elaboración de los artefactos iniciales necesarios para orientar los siguientes </w:t>
-      </w:r>
-      <w:proofErr w:type="spellStart"/>
-      <w:r>
-        <w:rPr>
-          <w:rFonts w:ascii="Verdana" w:hAnsi="Verdana"/>
-          <w:sz w:val="22"/>
-          <w:szCs w:val="22"/>
-        </w:rPr>
-        <w:t>sprints</w:t>
-      </w:r>
-      <w:proofErr w:type="spellEnd"/>
-      <w:r>
-        <w:rPr>
-          <w:rFonts w:ascii="Verdana" w:hAnsi="Verdana"/>
-          <w:sz w:val="22"/>
-          <w:szCs w:val="22"/>
-        </w:rPr>
-        <w:t>.</w:t>
+        <w:t>a elaboración de los artefactos iniciales necesarios para orientar los siguientes sprints.</w:t>
       </w:r>
     </w:p>
     <w:p>
       <w:pPr>
         <w:pStyle w:val="Ttulo1"/>
         <w:numPr>
-          <w:ilvl w:val="0"/>
+          <w:ilvl w:val="1"/>
           <w:numId w:val="7"/>
         </w:numPr>
         <w:spacing w:before="120" w:after="120"/>
-        <w:ind w:left="1134" w:hanging="1134"/>
         <w:rPr>
           <w:rFonts w:ascii="Verdana" w:hAnsi="Verdana"/>
           <w:color w:val="632423" w:themeColor="accent2" w:themeShade="80"/>
@@ -6951,6 +6827,7 @@
                 <w:rFonts w:ascii="Verdana" w:hAnsi="Verdana"/>
                 <w:lang w:val="es-EC"/>
               </w:rPr>
+              <w:lastRenderedPageBreak/>
               <w:t>ACT-02</w:t>
             </w:r>
           </w:p>
@@ -8924,9 +8801,15 @@
                 <w:iCs/>
                 <w:lang w:val="es-EC"/>
               </w:rPr>
-              <w:t xml:space="preserve">In </w:t>
-            </w:r>
-            <w:proofErr w:type="spellStart"/>
+              <w:t>In Progress</w:t>
+            </w:r>
+            <w:r>
+              <w:rPr>
+                <w:rFonts w:ascii="Verdana" w:hAnsi="Verdana"/>
+                <w:lang w:val="es-EC"/>
+              </w:rPr>
+              <w:t xml:space="preserve">, </w:t>
+            </w:r>
             <w:r>
               <w:rPr>
                 <w:rFonts w:ascii="Verdana" w:hAnsi="Verdana"/>
@@ -8934,36 +8817,8 @@
                 <w:iCs/>
                 <w:lang w:val="es-EC"/>
               </w:rPr>
-              <w:t>Progress</w:t>
-            </w:r>
-            <w:proofErr w:type="spellEnd"/>
-            <w:r>
-              <w:rPr>
-                <w:rFonts w:ascii="Verdana" w:hAnsi="Verdana"/>
-                <w:lang w:val="es-EC"/>
-              </w:rPr>
-              <w:t xml:space="preserve">, </w:t>
-            </w:r>
-            <w:r>
-              <w:rPr>
-                <w:rFonts w:ascii="Verdana" w:hAnsi="Verdana"/>
-                <w:i/>
-                <w:iCs/>
-                <w:lang w:val="es-EC"/>
-              </w:rPr>
-              <w:t xml:space="preserve">In </w:t>
-            </w:r>
-            <w:proofErr w:type="spellStart"/>
-            <w:r>
-              <w:rPr>
-                <w:rFonts w:ascii="Verdana" w:hAnsi="Verdana"/>
-                <w:i/>
-                <w:iCs/>
-                <w:lang w:val="es-EC"/>
-              </w:rPr>
-              <w:t>Review</w:t>
-            </w:r>
-            <w:proofErr w:type="spellEnd"/>
+              <w:t>In Review</w:t>
+            </w:r>
             <w:r>
               <w:rPr>
                 <w:rFonts w:ascii="Verdana" w:hAnsi="Verdana"/>
@@ -12262,11 +12117,10 @@
       <w:pPr>
         <w:pStyle w:val="Ttulo1"/>
         <w:numPr>
-          <w:ilvl w:val="0"/>
+          <w:ilvl w:val="1"/>
           <w:numId w:val="7"/>
         </w:numPr>
         <w:spacing w:before="120" w:after="120"/>
-        <w:ind w:left="1134" w:hanging="1134"/>
         <w:rPr>
           <w:rFonts w:ascii="Verdana" w:hAnsi="Verdana"/>
           <w:color w:val="943634" w:themeColor="accent2" w:themeShade="BF"/>
@@ -16587,7 +16441,6 @@
         </w:rPr>
       </w:pPr>
       <w:bookmarkStart w:id="21" w:name="_Toc238482118"/>
-      <w:proofErr w:type="spellStart"/>
       <w:r>
         <w:rPr>
           <w:rFonts w:ascii="Verdana" w:hAnsi="Verdana"/>
@@ -16596,18 +16449,7 @@
           <w:szCs w:val="32"/>
           <w:lang w:val="es-EC"/>
         </w:rPr>
-        <w:t>Configuracion</w:t>
-      </w:r>
-      <w:proofErr w:type="spellEnd"/>
-      <w:r>
-        <w:rPr>
-          <w:rFonts w:ascii="Verdana" w:hAnsi="Verdana"/>
-          <w:color w:val="943634" w:themeColor="accent2" w:themeShade="BF"/>
-          <w:sz w:val="32"/>
-          <w:szCs w:val="32"/>
-          <w:lang w:val="es-EC"/>
-        </w:rPr>
-        <w:t xml:space="preserve"> de Jira y del tablero</w:t>
+        <w:t>Configuracion de Jira y del tablero</w:t>
       </w:r>
       <w:bookmarkEnd w:id="21"/>
       <w:r>
@@ -17850,7 +17692,6 @@
         </w:rPr>
       </w:pPr>
       <w:bookmarkStart w:id="22" w:name="_Toc238482119"/>
-      <w:proofErr w:type="spellStart"/>
       <w:r>
         <w:rPr>
           <w:rFonts w:ascii="Verdana" w:hAnsi="Verdana"/>
@@ -17859,18 +17700,7 @@
           <w:szCs w:val="32"/>
           <w:lang w:val="es-EC"/>
         </w:rPr>
-        <w:t>Documentacion</w:t>
-      </w:r>
-      <w:proofErr w:type="spellEnd"/>
-      <w:r>
-        <w:rPr>
-          <w:rFonts w:ascii="Verdana" w:hAnsi="Verdana"/>
-          <w:color w:val="943634" w:themeColor="accent2" w:themeShade="BF"/>
-          <w:sz w:val="32"/>
-          <w:szCs w:val="32"/>
-          <w:lang w:val="es-EC"/>
-        </w:rPr>
-        <w:t xml:space="preserve"> y Modelado</w:t>
+        <w:t>Documentacion y Modelado</w:t>
       </w:r>
       <w:bookmarkEnd w:id="22"/>
       <w:r>
@@ -20774,43 +20604,9 @@
           <w:szCs w:val="32"/>
           <w:lang w:val="es-EC"/>
         </w:rPr>
-        <w:t xml:space="preserve">Unidades de trabajo del </w:t>
-      </w:r>
-      <w:proofErr w:type="spellStart"/>
-      <w:r>
-        <w:rPr>
-          <w:rFonts w:ascii="Verdana" w:hAnsi="Verdana"/>
-          <w:color w:val="943634" w:themeColor="accent2" w:themeShade="BF"/>
-          <w:sz w:val="32"/>
-          <w:szCs w:val="32"/>
-          <w:lang w:val="es-EC"/>
-        </w:rPr>
-        <w:t>product</w:t>
-      </w:r>
-      <w:proofErr w:type="spellEnd"/>
-      <w:r>
-        <w:rPr>
-          <w:rFonts w:ascii="Verdana" w:hAnsi="Verdana"/>
-          <w:color w:val="943634" w:themeColor="accent2" w:themeShade="BF"/>
-          <w:sz w:val="32"/>
-          <w:szCs w:val="32"/>
-          <w:lang w:val="es-EC"/>
-        </w:rPr>
-        <w:t xml:space="preserve"> </w:t>
-      </w:r>
-      <w:proofErr w:type="spellStart"/>
-      <w:r>
-        <w:rPr>
-          <w:rFonts w:ascii="Verdana" w:hAnsi="Verdana"/>
-          <w:color w:val="943634" w:themeColor="accent2" w:themeShade="BF"/>
-          <w:sz w:val="32"/>
-          <w:szCs w:val="32"/>
-          <w:lang w:val="es-EC"/>
-        </w:rPr>
-        <w:t>owner</w:t>
+        <w:t>Unidades de trabajo del product owner</w:t>
       </w:r>
       <w:bookmarkEnd w:id="24"/>
-      <w:proofErr w:type="spellEnd"/>
     </w:p>
     <w:p>
       <w:pPr>
@@ -22916,36 +22712,13 @@
           <w:szCs w:val="32"/>
           <w:lang w:val="es-EC"/>
         </w:rPr>
-        <w:t>Forma de trabajo</w:t>
-      </w:r>
-      <w:bookmarkStart w:id="30" w:name="_Toc238210853"/>
-      <w:bookmarkStart w:id="31" w:name="_Toc238294024"/>
-      <w:bookmarkEnd w:id="7"/>
-      <w:bookmarkEnd w:id="8"/>
-      <w:bookmarkEnd w:id="29"/>
-    </w:p>
-    <w:p>
-      <w:pPr>
-        <w:spacing w:after="0"/>
-        <w:ind w:firstLine="720"/>
-        <w:jc w:val="both"/>
-        <w:rPr>
-          <w:rFonts w:ascii="Verdana" w:hAnsi="Verdana"/>
-          <w:lang w:val="es-EC"/>
-        </w:rPr>
-      </w:pPr>
-      <w:r>
-        <w:rPr>
-          <w:rFonts w:ascii="Verdana" w:hAnsi="Verdana"/>
-          <w:lang w:val="es-EC"/>
-        </w:rPr>
-        <w:t>Durante cada Sprint, el Product Owner seleccionará y priorizará las historias de usuario que aporten mayor valor al incremento. El Scrum Master facilitará la planificación y el seguimiento, mientras que los responsables de cada épica coordinarán su análisis, desarrollo, integración y documentación.</w:t>
+        <w:t>Meta del sprint 2</w:t>
       </w:r>
     </w:p>
     <w:p>
       <w:pPr>
         <w:spacing w:after="0"/>
-        <w:jc w:val="both"/>
+        <w:ind w:firstLine="720"/>
         <w:rPr>
           <w:rFonts w:ascii="Verdana" w:hAnsi="Verdana"/>
           <w:lang w:val="es-EC"/>
@@ -22956,17 +22729,12 @@
           <w:rFonts w:ascii="Verdana" w:hAnsi="Verdana"/>
           <w:lang w:val="es-EC"/>
         </w:rPr>
-        <w:t>Una historia se considerará terminada únicamente cuando:</w:t>
+        <w:t>El Sprint 2 se desarrollará desde el 30 de agosto hasta el 5 de septiembre de 2026. Su ejecución estará orientada a revisar y consolidar la documentación del proyecto, validar los requisitos, refinar las historias de usuario y desarrollar el diseño inicial del modelo de clases de Barrio Solidario.</w:t>
       </w:r>
     </w:p>
     <w:p>
       <w:pPr>
-        <w:numPr>
-          <w:ilvl w:val="0"/>
-          <w:numId w:val="13"/>
-        </w:numPr>
         <w:spacing w:after="0"/>
-        <w:jc w:val="both"/>
         <w:rPr>
           <w:rFonts w:ascii="Verdana" w:hAnsi="Verdana"/>
           <w:lang w:val="es-EC"/>
@@ -22977,38 +22745,37 @@
           <w:rFonts w:ascii="Verdana" w:hAnsi="Verdana"/>
           <w:lang w:val="es-EC"/>
         </w:rPr>
-        <w:t xml:space="preserve">Cumpla sus criterios de aceptación. </w:t>
+        <w:t>Las actividades serán registradas y controladas mediante Jira. Cada actividad principal contendrá unidades de trabajo asignadas individualmente, de acuerdo con los roles técnicos y de gestión del equipo.</w:t>
       </w:r>
     </w:p>
     <w:p>
       <w:pPr>
-        <w:numPr>
-          <w:ilvl w:val="0"/>
-          <w:numId w:val="13"/>
-        </w:numPr>
         <w:spacing w:after="0"/>
-        <w:jc w:val="both"/>
         <w:rPr>
           <w:rFonts w:ascii="Verdana" w:hAnsi="Verdana"/>
           <w:lang w:val="es-EC"/>
         </w:rPr>
       </w:pPr>
-      <w:r>
+    </w:p>
+    <w:p>
+      <w:pPr>
+        <w:spacing w:after="0"/>
         <w:rPr>
           <w:rFonts w:ascii="Verdana" w:hAnsi="Verdana"/>
           <w:lang w:val="es-EC"/>
         </w:rPr>
-        <w:t xml:space="preserve">Se encuentre implementada e integrada. </w:t>
+      </w:pPr>
+      <w:r>
+        <w:rPr>
+          <w:rFonts w:ascii="Verdana" w:hAnsi="Verdana"/>
+          <w:lang w:val="es-EC"/>
+        </w:rPr>
+        <w:t>Consolidar la documentación del proyecto, refinar las historias de usuario y sus unidades de trabajo, y desarrollar el diseño textual y gráfico inicial del modelo de clases de Barrio Solidario.</w:t>
       </w:r>
     </w:p>
     <w:p>
       <w:pPr>
-        <w:numPr>
-          <w:ilvl w:val="0"/>
-          <w:numId w:val="13"/>
-        </w:numPr>
         <w:spacing w:after="0"/>
-        <w:jc w:val="both"/>
         <w:rPr>
           <w:rFonts w:ascii="Verdana" w:hAnsi="Verdana"/>
           <w:lang w:val="es-EC"/>
@@ -23019,17 +22786,16 @@
           <w:rFonts w:ascii="Verdana" w:hAnsi="Verdana"/>
           <w:lang w:val="es-EC"/>
         </w:rPr>
-        <w:t xml:space="preserve">Haya superado las pruebas correspondientes. </w:t>
+        <w:t>Para alcanzar esta meta, el equipo deberá:</w:t>
       </w:r>
     </w:p>
     <w:p>
       <w:pPr>
         <w:numPr>
           <w:ilvl w:val="0"/>
-          <w:numId w:val="13"/>
+          <w:numId w:val="40"/>
         </w:numPr>
         <w:spacing w:after="0"/>
-        <w:jc w:val="both"/>
         <w:rPr>
           <w:rFonts w:ascii="Verdana" w:hAnsi="Verdana"/>
           <w:lang w:val="es-EC"/>
@@ -23040,17 +22806,16 @@
           <w:rFonts w:ascii="Verdana" w:hAnsi="Verdana"/>
           <w:lang w:val="es-EC"/>
         </w:rPr>
-        <w:t xml:space="preserve">No presente defectos críticos. </w:t>
+        <w:t xml:space="preserve">Revisar el Acta de Constitución y la documentación existente. </w:t>
       </w:r>
     </w:p>
     <w:p>
       <w:pPr>
         <w:numPr>
           <w:ilvl w:val="0"/>
-          <w:numId w:val="13"/>
+          <w:numId w:val="40"/>
         </w:numPr>
         <w:spacing w:after="0"/>
-        <w:jc w:val="both"/>
         <w:rPr>
           <w:rFonts w:ascii="Verdana" w:hAnsi="Verdana"/>
           <w:lang w:val="es-EC"/>
@@ -23061,17 +22826,17 @@
           <w:rFonts w:ascii="Verdana" w:hAnsi="Verdana"/>
           <w:lang w:val="es-EC"/>
         </w:rPr>
-        <w:t xml:space="preserve">Cumpla los controles de seguridad y accesibilidad aplicables. </w:t>
+        <w:lastRenderedPageBreak/>
+        <w:t xml:space="preserve">Validar los requisitos funcionales y no funcionales. </w:t>
       </w:r>
     </w:p>
     <w:p>
       <w:pPr>
         <w:numPr>
           <w:ilvl w:val="0"/>
-          <w:numId w:val="13"/>
+          <w:numId w:val="40"/>
         </w:numPr>
         <w:spacing w:after="0"/>
-        <w:jc w:val="both"/>
         <w:rPr>
           <w:rFonts w:ascii="Verdana" w:hAnsi="Verdana"/>
           <w:lang w:val="es-EC"/>
@@ -23082,17 +22847,16 @@
           <w:rFonts w:ascii="Verdana" w:hAnsi="Verdana"/>
           <w:lang w:val="es-EC"/>
         </w:rPr>
-        <w:t xml:space="preserve">Su documentación se encuentre actualizada. </w:t>
+        <w:t xml:space="preserve">Refinar las historias de usuario y sus criterios de aceptación. </w:t>
       </w:r>
     </w:p>
     <w:p>
       <w:pPr>
         <w:numPr>
           <w:ilvl w:val="0"/>
-          <w:numId w:val="13"/>
+          <w:numId w:val="40"/>
         </w:numPr>
         <w:spacing w:after="0"/>
-        <w:jc w:val="both"/>
         <w:rPr>
           <w:rFonts w:ascii="Verdana" w:hAnsi="Verdana"/>
           <w:lang w:val="es-EC"/>
@@ -23103,8 +22867,4421 @@
           <w:rFonts w:ascii="Verdana" w:hAnsi="Verdana"/>
           <w:lang w:val="es-EC"/>
         </w:rPr>
-        <w:t>Haya sido revisada y aceptada por el Product Owner.</w:t>
+        <w:t xml:space="preserve">Crear y asignar las unidades de trabajo en Jira. </w:t>
       </w:r>
+    </w:p>
+    <w:p>
+      <w:pPr>
+        <w:numPr>
+          <w:ilvl w:val="0"/>
+          <w:numId w:val="40"/>
+        </w:numPr>
+        <w:spacing w:after="0"/>
+        <w:rPr>
+          <w:rFonts w:ascii="Verdana" w:hAnsi="Verdana"/>
+          <w:lang w:val="es-EC"/>
+        </w:rPr>
+      </w:pPr>
+      <w:r>
+        <w:rPr>
+          <w:rFonts w:ascii="Verdana" w:hAnsi="Verdana"/>
+          <w:lang w:val="es-EC"/>
+        </w:rPr>
+        <w:t xml:space="preserve">Revisar el modelo conceptual del dominio. </w:t>
+      </w:r>
+    </w:p>
+    <w:p>
+      <w:pPr>
+        <w:numPr>
+          <w:ilvl w:val="0"/>
+          <w:numId w:val="40"/>
+        </w:numPr>
+        <w:spacing w:after="0"/>
+        <w:rPr>
+          <w:rFonts w:ascii="Verdana" w:hAnsi="Verdana"/>
+          <w:lang w:val="es-EC"/>
+        </w:rPr>
+      </w:pPr>
+      <w:r>
+        <w:rPr>
+          <w:rFonts w:ascii="Verdana" w:hAnsi="Verdana"/>
+          <w:lang w:val="es-EC"/>
+        </w:rPr>
+        <w:t xml:space="preserve">Elaborar el diseño textual del modelo de clases. </w:t>
+      </w:r>
+    </w:p>
+    <w:p>
+      <w:pPr>
+        <w:numPr>
+          <w:ilvl w:val="0"/>
+          <w:numId w:val="40"/>
+        </w:numPr>
+        <w:spacing w:after="0"/>
+        <w:rPr>
+          <w:rFonts w:ascii="Verdana" w:hAnsi="Verdana"/>
+          <w:lang w:val="es-EC"/>
+        </w:rPr>
+      </w:pPr>
+      <w:r>
+        <w:rPr>
+          <w:rFonts w:ascii="Verdana" w:hAnsi="Verdana"/>
+          <w:lang w:val="es-EC"/>
+        </w:rPr>
+        <w:t xml:space="preserve">Elaborar el diagrama de clases UML. </w:t>
+      </w:r>
+    </w:p>
+    <w:p>
+      <w:pPr>
+        <w:numPr>
+          <w:ilvl w:val="0"/>
+          <w:numId w:val="40"/>
+        </w:numPr>
+        <w:spacing w:after="0"/>
+        <w:rPr>
+          <w:rFonts w:ascii="Verdana" w:hAnsi="Verdana"/>
+          <w:lang w:val="es-EC"/>
+        </w:rPr>
+      </w:pPr>
+      <w:r>
+        <w:rPr>
+          <w:rFonts w:ascii="Verdana" w:hAnsi="Verdana"/>
+          <w:lang w:val="es-EC"/>
+        </w:rPr>
+        <w:t xml:space="preserve">Definir la estructura inicial de interacción e interfaz. </w:t>
+      </w:r>
+    </w:p>
+    <w:p>
+      <w:pPr>
+        <w:numPr>
+          <w:ilvl w:val="0"/>
+          <w:numId w:val="40"/>
+        </w:numPr>
+        <w:spacing w:after="0"/>
+        <w:rPr>
+          <w:rFonts w:ascii="Verdana" w:hAnsi="Verdana"/>
+          <w:lang w:val="es-EC"/>
+        </w:rPr>
+      </w:pPr>
+      <w:r>
+        <w:rPr>
+          <w:rFonts w:ascii="Verdana" w:hAnsi="Verdana"/>
+          <w:lang w:val="es-EC"/>
+        </w:rPr>
+        <w:t xml:space="preserve">Consolidar la documentación y evidencias del Sprint. </w:t>
+      </w:r>
+    </w:p>
+    <w:p>
+      <w:pPr>
+        <w:pStyle w:val="Ttulo1"/>
+        <w:numPr>
+          <w:ilvl w:val="1"/>
+          <w:numId w:val="7"/>
+        </w:numPr>
+        <w:spacing w:before="120" w:after="120"/>
+        <w:ind w:left="1134" w:hanging="1134"/>
+        <w:rPr>
+          <w:rFonts w:ascii="Verdana" w:hAnsi="Verdana"/>
+          <w:color w:val="943634" w:themeColor="accent2" w:themeShade="BF"/>
+          <w:sz w:val="32"/>
+          <w:szCs w:val="32"/>
+          <w:lang w:val="es-EC"/>
+        </w:rPr>
+      </w:pPr>
+      <w:r>
+        <w:rPr>
+          <w:rFonts w:ascii="Verdana" w:hAnsi="Verdana"/>
+          <w:color w:val="943634" w:themeColor="accent2" w:themeShade="BF"/>
+          <w:sz w:val="32"/>
+          <w:szCs w:val="32"/>
+          <w:lang w:val="es-EC"/>
+        </w:rPr>
+        <w:t>Alcance del Sprint 2</w:t>
+      </w:r>
+    </w:p>
+    <w:p>
+      <w:pPr>
+        <w:spacing w:after="0"/>
+        <w:ind w:firstLine="720"/>
+        <w:rPr>
+          <w:rFonts w:ascii="Verdana" w:hAnsi="Verdana"/>
+          <w:lang w:val="es-EC"/>
+        </w:rPr>
+      </w:pPr>
+      <w:r>
+        <w:rPr>
+          <w:rFonts w:ascii="Verdana" w:hAnsi="Verdana"/>
+          <w:lang w:val="es-EC"/>
+        </w:rPr>
+        <w:t>El Sprint 2 comprende la revisión y actualización de los principales documentos generados durante el Sprint 1, así como el desarrollo de los artefactos iniciales de diseño del sistema. También incluye la descomposición de las actividades en unidades de trabajo verificables y su correspondiente asignación en Jira.</w:t>
+      </w:r>
+    </w:p>
+    <w:p>
+      <w:pPr>
+        <w:spacing w:after="0"/>
+        <w:rPr>
+          <w:rFonts w:ascii="Verdana" w:hAnsi="Verdana"/>
+          <w:lang w:val="es-EC"/>
+        </w:rPr>
+      </w:pPr>
+      <w:r>
+        <w:rPr>
+          <w:rFonts w:ascii="Verdana" w:hAnsi="Verdana"/>
+          <w:lang w:val="es-EC"/>
+        </w:rPr>
+        <w:t>El alcance incluye:</w:t>
+      </w:r>
+    </w:p>
+    <w:p>
+      <w:pPr>
+        <w:numPr>
+          <w:ilvl w:val="0"/>
+          <w:numId w:val="41"/>
+        </w:numPr>
+        <w:spacing w:after="0"/>
+        <w:rPr>
+          <w:rFonts w:ascii="Verdana" w:hAnsi="Verdana"/>
+          <w:lang w:val="es-EC"/>
+        </w:rPr>
+      </w:pPr>
+      <w:r>
+        <w:rPr>
+          <w:rFonts w:ascii="Verdana" w:hAnsi="Verdana"/>
+          <w:lang w:val="es-EC"/>
+        </w:rPr>
+        <w:t xml:space="preserve">Revisión del Acta de Constitución. </w:t>
+      </w:r>
+    </w:p>
+    <w:p>
+      <w:pPr>
+        <w:numPr>
+          <w:ilvl w:val="0"/>
+          <w:numId w:val="41"/>
+        </w:numPr>
+        <w:spacing w:after="0"/>
+        <w:rPr>
+          <w:rFonts w:ascii="Verdana" w:hAnsi="Verdana"/>
+          <w:lang w:val="es-EC"/>
+        </w:rPr>
+      </w:pPr>
+      <w:r>
+        <w:rPr>
+          <w:rFonts w:ascii="Verdana" w:hAnsi="Verdana"/>
+          <w:lang w:val="es-EC"/>
+        </w:rPr>
+        <w:t xml:space="preserve">Revisión de la estructura, formato y control de versiones de los documentos. </w:t>
+      </w:r>
+    </w:p>
+    <w:p>
+      <w:pPr>
+        <w:numPr>
+          <w:ilvl w:val="0"/>
+          <w:numId w:val="41"/>
+        </w:numPr>
+        <w:spacing w:after="0"/>
+        <w:rPr>
+          <w:rFonts w:ascii="Verdana" w:hAnsi="Verdana"/>
+          <w:lang w:val="es-EC"/>
+        </w:rPr>
+      </w:pPr>
+      <w:r>
+        <w:rPr>
+          <w:rFonts w:ascii="Verdana" w:hAnsi="Verdana"/>
+          <w:lang w:val="es-EC"/>
+        </w:rPr>
+        <w:t xml:space="preserve">Validación de requisitos funcionales y no funcionales. </w:t>
+      </w:r>
+    </w:p>
+    <w:p>
+      <w:pPr>
+        <w:numPr>
+          <w:ilvl w:val="0"/>
+          <w:numId w:val="41"/>
+        </w:numPr>
+        <w:spacing w:after="0"/>
+        <w:rPr>
+          <w:rFonts w:ascii="Verdana" w:hAnsi="Verdana"/>
+          <w:lang w:val="es-EC"/>
+        </w:rPr>
+      </w:pPr>
+      <w:r>
+        <w:rPr>
+          <w:rFonts w:ascii="Verdana" w:hAnsi="Verdana"/>
+          <w:lang w:val="es-EC"/>
+        </w:rPr>
+        <w:t xml:space="preserve">Refinamiento de las historias de usuario. </w:t>
+      </w:r>
+    </w:p>
+    <w:p>
+      <w:pPr>
+        <w:numPr>
+          <w:ilvl w:val="0"/>
+          <w:numId w:val="41"/>
+        </w:numPr>
+        <w:spacing w:after="0"/>
+        <w:rPr>
+          <w:rFonts w:ascii="Verdana" w:hAnsi="Verdana"/>
+          <w:lang w:val="es-EC"/>
+        </w:rPr>
+      </w:pPr>
+      <w:r>
+        <w:rPr>
+          <w:rFonts w:ascii="Verdana" w:hAnsi="Verdana"/>
+          <w:lang w:val="es-EC"/>
+        </w:rPr>
+        <w:t xml:space="preserve">Creación y asignación de tareas y subtareas. </w:t>
+      </w:r>
+    </w:p>
+    <w:p>
+      <w:pPr>
+        <w:numPr>
+          <w:ilvl w:val="0"/>
+          <w:numId w:val="41"/>
+        </w:numPr>
+        <w:spacing w:after="0"/>
+        <w:rPr>
+          <w:rFonts w:ascii="Verdana" w:hAnsi="Verdana"/>
+          <w:lang w:val="es-EC"/>
+        </w:rPr>
+      </w:pPr>
+      <w:r>
+        <w:rPr>
+          <w:rFonts w:ascii="Verdana" w:hAnsi="Verdana"/>
+          <w:lang w:val="es-EC"/>
+        </w:rPr>
+        <w:t xml:space="preserve">Revisión del modelo conceptual del dominio. </w:t>
+      </w:r>
+    </w:p>
+    <w:p>
+      <w:pPr>
+        <w:numPr>
+          <w:ilvl w:val="0"/>
+          <w:numId w:val="41"/>
+        </w:numPr>
+        <w:spacing w:after="0"/>
+        <w:rPr>
+          <w:rFonts w:ascii="Verdana" w:hAnsi="Verdana"/>
+          <w:lang w:val="es-EC"/>
+        </w:rPr>
+      </w:pPr>
+      <w:r>
+        <w:rPr>
+          <w:rFonts w:ascii="Verdana" w:hAnsi="Verdana"/>
+          <w:lang w:val="es-EC"/>
+        </w:rPr>
+        <w:t xml:space="preserve">Elaboración del diseño no gráfico del modelo de clases. </w:t>
+      </w:r>
+    </w:p>
+    <w:p>
+      <w:pPr>
+        <w:numPr>
+          <w:ilvl w:val="0"/>
+          <w:numId w:val="41"/>
+        </w:numPr>
+        <w:spacing w:after="0"/>
+        <w:rPr>
+          <w:rFonts w:ascii="Verdana" w:hAnsi="Verdana"/>
+          <w:lang w:val="es-EC"/>
+        </w:rPr>
+      </w:pPr>
+      <w:r>
+        <w:rPr>
+          <w:rFonts w:ascii="Verdana" w:hAnsi="Verdana"/>
+          <w:lang w:val="es-EC"/>
+        </w:rPr>
+        <w:t xml:space="preserve">Elaboración del diagrama de clases UML. </w:t>
+      </w:r>
+    </w:p>
+    <w:p>
+      <w:pPr>
+        <w:numPr>
+          <w:ilvl w:val="0"/>
+          <w:numId w:val="41"/>
+        </w:numPr>
+        <w:spacing w:after="0"/>
+        <w:rPr>
+          <w:rFonts w:ascii="Verdana" w:hAnsi="Verdana"/>
+          <w:lang w:val="es-EC"/>
+        </w:rPr>
+      </w:pPr>
+      <w:r>
+        <w:rPr>
+          <w:rFonts w:ascii="Verdana" w:hAnsi="Verdana"/>
+          <w:lang w:val="es-EC"/>
+        </w:rPr>
+        <w:t xml:space="preserve">Definición inicial de interfaces, navegación y accesibilidad. </w:t>
+      </w:r>
+    </w:p>
+    <w:p>
+      <w:pPr>
+        <w:numPr>
+          <w:ilvl w:val="0"/>
+          <w:numId w:val="41"/>
+        </w:numPr>
+        <w:spacing w:after="0"/>
+        <w:rPr>
+          <w:rFonts w:ascii="Verdana" w:hAnsi="Verdana"/>
+          <w:lang w:val="es-EC"/>
+        </w:rPr>
+      </w:pPr>
+      <w:r>
+        <w:rPr>
+          <w:rFonts w:ascii="Verdana" w:hAnsi="Verdana"/>
+          <w:lang w:val="es-EC"/>
+        </w:rPr>
+        <w:t xml:space="preserve">Revisión de calidad, seguridad y aplicación de APA 7. </w:t>
+      </w:r>
+    </w:p>
+    <w:p>
+      <w:pPr>
+        <w:numPr>
+          <w:ilvl w:val="0"/>
+          <w:numId w:val="41"/>
+        </w:numPr>
+        <w:spacing w:after="0"/>
+        <w:rPr>
+          <w:rFonts w:ascii="Verdana" w:hAnsi="Verdana"/>
+          <w:lang w:val="es-EC"/>
+        </w:rPr>
+      </w:pPr>
+      <w:r>
+        <w:rPr>
+          <w:rFonts w:ascii="Verdana" w:hAnsi="Verdana"/>
+          <w:lang w:val="es-EC"/>
+        </w:rPr>
+        <w:t xml:space="preserve">Organización de las evidencias y cierre del Sprint. </w:t>
+      </w:r>
+    </w:p>
+    <w:p>
+      <w:pPr>
+        <w:spacing w:after="0"/>
+        <w:rPr>
+          <w:rFonts w:ascii="Verdana" w:hAnsi="Verdana"/>
+          <w:lang w:val="es-EC"/>
+        </w:rPr>
+      </w:pPr>
+      <w:r>
+        <w:rPr>
+          <w:rFonts w:ascii="Verdana" w:hAnsi="Verdana"/>
+          <w:lang w:val="es-EC"/>
+        </w:rPr>
+        <w:t>El Sprint no comprende todavía la implementación completa de las funcionalidades, la construcción definitiva de la base de datos ni el despliegue de Barrio Solidario.</w:t>
+      </w:r>
+    </w:p>
+    <w:p>
+      <w:pPr>
+        <w:pStyle w:val="Ttulo1"/>
+        <w:numPr>
+          <w:ilvl w:val="1"/>
+          <w:numId w:val="7"/>
+        </w:numPr>
+        <w:spacing w:before="120" w:after="120"/>
+        <w:ind w:left="1134" w:hanging="1134"/>
+        <w:rPr>
+          <w:rFonts w:ascii="Verdana" w:hAnsi="Verdana"/>
+          <w:color w:val="943634" w:themeColor="accent2" w:themeShade="BF"/>
+          <w:sz w:val="32"/>
+          <w:szCs w:val="32"/>
+          <w:lang w:val="es-EC"/>
+        </w:rPr>
+      </w:pPr>
+      <w:r>
+        <w:rPr>
+          <w:rFonts w:ascii="Verdana" w:hAnsi="Verdana"/>
+          <w:color w:val="943634" w:themeColor="accent2" w:themeShade="BF"/>
+          <w:sz w:val="32"/>
+          <w:szCs w:val="32"/>
+          <w:lang w:val="es-EC"/>
+        </w:rPr>
+        <w:t>Actividades del Sprint 2</w:t>
+      </w:r>
+    </w:p>
+    <w:p>
+      <w:pPr>
+        <w:spacing w:after="0"/>
+        <w:ind w:firstLine="720"/>
+        <w:rPr>
+          <w:rFonts w:ascii="Verdana" w:hAnsi="Verdana"/>
+          <w:lang w:val="es-EC"/>
+        </w:rPr>
+      </w:pPr>
+      <w:r>
+        <w:rPr>
+          <w:rFonts w:ascii="Verdana" w:hAnsi="Verdana"/>
+          <w:lang w:val="es-EC"/>
+        </w:rPr>
+        <w:t>Las actividades principales fueron definidas durante la planificación del Sprint y registradas en Jira. Cada una dispone de un responsable principal, un periodo previsto y un resultado verificable.</w:t>
+      </w:r>
+    </w:p>
+    <w:tbl>
+      <w:tblPr>
+        <w:tblStyle w:val="Tablaconcuadrcula"/>
+        <w:tblW w:w="0" w:type="auto"/>
+        <w:tblLook w:val="04A0" w:firstRow="1" w:lastRow="0" w:firstColumn="1" w:lastColumn="0" w:noHBand="0" w:noVBand="1"/>
+      </w:tblPr>
+      <w:tblGrid>
+        <w:gridCol w:w="1108"/>
+        <w:gridCol w:w="2350"/>
+        <w:gridCol w:w="1928"/>
+        <w:gridCol w:w="1638"/>
+        <w:gridCol w:w="2552"/>
+      </w:tblGrid>
+      <w:tr>
+        <w:tc>
+          <w:tcPr>
+            <w:tcW w:w="0" w:type="auto"/>
+            <w:shd w:val="clear" w:color="auto" w:fill="943634" w:themeFill="accent2" w:themeFillShade="BF"/>
+            <w:hideMark/>
+          </w:tcPr>
+          <w:p>
+            <w:pPr>
+              <w:spacing w:line="276" w:lineRule="auto"/>
+              <w:jc w:val="center"/>
+              <w:rPr>
+                <w:rFonts w:ascii="Verdana" w:hAnsi="Verdana"/>
+                <w:b/>
+                <w:bCs/>
+                <w:color w:val="FFFFFF" w:themeColor="background1"/>
+                <w:lang w:val="es-EC"/>
+              </w:rPr>
+            </w:pPr>
+            <w:r>
+              <w:rPr>
+                <w:rFonts w:ascii="Verdana" w:hAnsi="Verdana"/>
+                <w:b/>
+                <w:bCs/>
+                <w:color w:val="FFFFFF" w:themeColor="background1"/>
+                <w:lang w:val="es-EC"/>
+              </w:rPr>
+              <w:t>Código</w:t>
+            </w:r>
+          </w:p>
+        </w:tc>
+        <w:tc>
+          <w:tcPr>
+            <w:tcW w:w="0" w:type="auto"/>
+            <w:shd w:val="clear" w:color="auto" w:fill="943634" w:themeFill="accent2" w:themeFillShade="BF"/>
+            <w:hideMark/>
+          </w:tcPr>
+          <w:p>
+            <w:pPr>
+              <w:spacing w:line="276" w:lineRule="auto"/>
+              <w:jc w:val="center"/>
+              <w:rPr>
+                <w:rFonts w:ascii="Verdana" w:hAnsi="Verdana"/>
+                <w:b/>
+                <w:bCs/>
+                <w:color w:val="FFFFFF" w:themeColor="background1"/>
+                <w:lang w:val="es-EC"/>
+              </w:rPr>
+            </w:pPr>
+            <w:r>
+              <w:rPr>
+                <w:rFonts w:ascii="Verdana" w:hAnsi="Verdana"/>
+                <w:b/>
+                <w:bCs/>
+                <w:color w:val="FFFFFF" w:themeColor="background1"/>
+                <w:lang w:val="es-EC"/>
+              </w:rPr>
+              <w:t>Actividad</w:t>
+            </w:r>
+          </w:p>
+        </w:tc>
+        <w:tc>
+          <w:tcPr>
+            <w:tcW w:w="0" w:type="auto"/>
+            <w:shd w:val="clear" w:color="auto" w:fill="943634" w:themeFill="accent2" w:themeFillShade="BF"/>
+            <w:hideMark/>
+          </w:tcPr>
+          <w:p>
+            <w:pPr>
+              <w:spacing w:line="276" w:lineRule="auto"/>
+              <w:jc w:val="center"/>
+              <w:rPr>
+                <w:rFonts w:ascii="Verdana" w:hAnsi="Verdana"/>
+                <w:b/>
+                <w:bCs/>
+                <w:color w:val="FFFFFF" w:themeColor="background1"/>
+                <w:lang w:val="es-EC"/>
+              </w:rPr>
+            </w:pPr>
+            <w:r>
+              <w:rPr>
+                <w:rFonts w:ascii="Verdana" w:hAnsi="Verdana"/>
+                <w:b/>
+                <w:bCs/>
+                <w:color w:val="FFFFFF" w:themeColor="background1"/>
+                <w:lang w:val="es-EC"/>
+              </w:rPr>
+              <w:t>Responsable principal</w:t>
+            </w:r>
+          </w:p>
+        </w:tc>
+        <w:tc>
+          <w:tcPr>
+            <w:tcW w:w="0" w:type="auto"/>
+            <w:shd w:val="clear" w:color="auto" w:fill="943634" w:themeFill="accent2" w:themeFillShade="BF"/>
+            <w:hideMark/>
+          </w:tcPr>
+          <w:p>
+            <w:pPr>
+              <w:spacing w:line="276" w:lineRule="auto"/>
+              <w:jc w:val="center"/>
+              <w:rPr>
+                <w:rFonts w:ascii="Verdana" w:hAnsi="Verdana"/>
+                <w:b/>
+                <w:bCs/>
+                <w:color w:val="FFFFFF" w:themeColor="background1"/>
+                <w:lang w:val="es-EC"/>
+              </w:rPr>
+            </w:pPr>
+            <w:r>
+              <w:rPr>
+                <w:rFonts w:ascii="Verdana" w:hAnsi="Verdana"/>
+                <w:b/>
+                <w:bCs/>
+                <w:color w:val="FFFFFF" w:themeColor="background1"/>
+                <w:lang w:val="es-EC"/>
+              </w:rPr>
+              <w:t>Periodo</w:t>
+            </w:r>
+          </w:p>
+        </w:tc>
+        <w:tc>
+          <w:tcPr>
+            <w:tcW w:w="0" w:type="auto"/>
+            <w:shd w:val="clear" w:color="auto" w:fill="943634" w:themeFill="accent2" w:themeFillShade="BF"/>
+            <w:hideMark/>
+          </w:tcPr>
+          <w:p>
+            <w:pPr>
+              <w:spacing w:line="276" w:lineRule="auto"/>
+              <w:jc w:val="center"/>
+              <w:rPr>
+                <w:rFonts w:ascii="Verdana" w:hAnsi="Verdana"/>
+                <w:b/>
+                <w:bCs/>
+                <w:color w:val="FFFFFF" w:themeColor="background1"/>
+                <w:lang w:val="es-EC"/>
+              </w:rPr>
+            </w:pPr>
+            <w:r>
+              <w:rPr>
+                <w:rFonts w:ascii="Verdana" w:hAnsi="Verdana"/>
+                <w:b/>
+                <w:bCs/>
+                <w:color w:val="FFFFFF" w:themeColor="background1"/>
+                <w:lang w:val="es-EC"/>
+              </w:rPr>
+              <w:t>Resultado esperado</w:t>
+            </w:r>
+          </w:p>
+        </w:tc>
+      </w:tr>
+      <w:tr>
+        <w:tc>
+          <w:tcPr>
+            <w:tcW w:w="0" w:type="auto"/>
+            <w:hideMark/>
+          </w:tcPr>
+          <w:p>
+            <w:pPr>
+              <w:spacing w:line="276" w:lineRule="auto"/>
+              <w:rPr>
+                <w:rFonts w:ascii="Verdana" w:hAnsi="Verdana"/>
+                <w:lang w:val="es-EC"/>
+              </w:rPr>
+            </w:pPr>
+            <w:r>
+              <w:rPr>
+                <w:rFonts w:ascii="Verdana" w:hAnsi="Verdana"/>
+                <w:lang w:val="es-EC"/>
+              </w:rPr>
+              <w:t>ACT-S2-01</w:t>
+            </w:r>
+          </w:p>
+        </w:tc>
+        <w:tc>
+          <w:tcPr>
+            <w:tcW w:w="0" w:type="auto"/>
+            <w:hideMark/>
+          </w:tcPr>
+          <w:p>
+            <w:pPr>
+              <w:spacing w:line="276" w:lineRule="auto"/>
+              <w:rPr>
+                <w:rFonts w:ascii="Verdana" w:hAnsi="Verdana"/>
+                <w:lang w:val="es-EC"/>
+              </w:rPr>
+            </w:pPr>
+            <w:r>
+              <w:rPr>
+                <w:rFonts w:ascii="Verdana" w:hAnsi="Verdana"/>
+                <w:lang w:val="es-EC"/>
+              </w:rPr>
+              <w:t>Planificar el Sprint 2</w:t>
+            </w:r>
+          </w:p>
+        </w:tc>
+        <w:tc>
+          <w:tcPr>
+            <w:tcW w:w="0" w:type="auto"/>
+            <w:hideMark/>
+          </w:tcPr>
+          <w:p>
+            <w:pPr>
+              <w:spacing w:line="276" w:lineRule="auto"/>
+              <w:rPr>
+                <w:rFonts w:ascii="Verdana" w:hAnsi="Verdana"/>
+                <w:lang w:val="es-EC"/>
+              </w:rPr>
+            </w:pPr>
+            <w:r>
+              <w:rPr>
+                <w:rFonts w:ascii="Verdana" w:hAnsi="Verdana"/>
+                <w:lang w:val="es-EC"/>
+              </w:rPr>
+              <w:t>Alex Mendoza Morante</w:t>
+            </w:r>
+          </w:p>
+        </w:tc>
+        <w:tc>
+          <w:tcPr>
+            <w:tcW w:w="0" w:type="auto"/>
+            <w:hideMark/>
+          </w:tcPr>
+          <w:p>
+            <w:pPr>
+              <w:spacing w:line="276" w:lineRule="auto"/>
+              <w:rPr>
+                <w:rFonts w:ascii="Verdana" w:hAnsi="Verdana"/>
+                <w:lang w:val="es-EC"/>
+              </w:rPr>
+            </w:pPr>
+            <w:r>
+              <w:rPr>
+                <w:rFonts w:ascii="Verdana" w:hAnsi="Verdana"/>
+                <w:lang w:val="es-EC"/>
+              </w:rPr>
+              <w:t>30/08/2026</w:t>
+            </w:r>
+          </w:p>
+        </w:tc>
+        <w:tc>
+          <w:tcPr>
+            <w:tcW w:w="0" w:type="auto"/>
+            <w:hideMark/>
+          </w:tcPr>
+          <w:p>
+            <w:pPr>
+              <w:spacing w:line="276" w:lineRule="auto"/>
+              <w:rPr>
+                <w:rFonts w:ascii="Verdana" w:hAnsi="Verdana"/>
+                <w:lang w:val="es-EC"/>
+              </w:rPr>
+            </w:pPr>
+            <w:r>
+              <w:rPr>
+                <w:rFonts w:ascii="Verdana" w:hAnsi="Verdana"/>
+                <w:lang w:val="es-EC"/>
+              </w:rPr>
+              <w:t>Objetivo, alcance, actividades y responsables definidos.</w:t>
+            </w:r>
+          </w:p>
+        </w:tc>
+      </w:tr>
+      <w:tr>
+        <w:tc>
+          <w:tcPr>
+            <w:tcW w:w="0" w:type="auto"/>
+            <w:hideMark/>
+          </w:tcPr>
+          <w:p>
+            <w:pPr>
+              <w:spacing w:line="276" w:lineRule="auto"/>
+              <w:rPr>
+                <w:rFonts w:ascii="Verdana" w:hAnsi="Verdana"/>
+                <w:lang w:val="es-EC"/>
+              </w:rPr>
+            </w:pPr>
+            <w:r>
+              <w:rPr>
+                <w:rFonts w:ascii="Verdana" w:hAnsi="Verdana"/>
+                <w:lang w:val="es-EC"/>
+              </w:rPr>
+              <w:lastRenderedPageBreak/>
+              <w:t>ACT-S2-02</w:t>
+            </w:r>
+          </w:p>
+        </w:tc>
+        <w:tc>
+          <w:tcPr>
+            <w:tcW w:w="0" w:type="auto"/>
+            <w:hideMark/>
+          </w:tcPr>
+          <w:p>
+            <w:pPr>
+              <w:spacing w:line="276" w:lineRule="auto"/>
+              <w:rPr>
+                <w:rFonts w:ascii="Verdana" w:hAnsi="Verdana"/>
+                <w:lang w:val="es-EC"/>
+              </w:rPr>
+            </w:pPr>
+            <w:r>
+              <w:rPr>
+                <w:rFonts w:ascii="Verdana" w:hAnsi="Verdana"/>
+                <w:lang w:val="es-EC"/>
+              </w:rPr>
+              <w:t>Revisar el Acta de Constitución</w:t>
+            </w:r>
+          </w:p>
+        </w:tc>
+        <w:tc>
+          <w:tcPr>
+            <w:tcW w:w="0" w:type="auto"/>
+            <w:hideMark/>
+          </w:tcPr>
+          <w:p>
+            <w:pPr>
+              <w:spacing w:line="276" w:lineRule="auto"/>
+              <w:rPr>
+                <w:rFonts w:ascii="Verdana" w:hAnsi="Verdana"/>
+                <w:lang w:val="es-EC"/>
+              </w:rPr>
+            </w:pPr>
+            <w:r>
+              <w:rPr>
+                <w:rFonts w:ascii="Verdana" w:hAnsi="Verdana"/>
+                <w:lang w:val="es-EC"/>
+              </w:rPr>
+              <w:t>Alex Mendoza Morante</w:t>
+            </w:r>
+          </w:p>
+        </w:tc>
+        <w:tc>
+          <w:tcPr>
+            <w:tcW w:w="0" w:type="auto"/>
+            <w:hideMark/>
+          </w:tcPr>
+          <w:p>
+            <w:pPr>
+              <w:spacing w:line="276" w:lineRule="auto"/>
+              <w:rPr>
+                <w:rFonts w:ascii="Verdana" w:hAnsi="Verdana"/>
+                <w:lang w:val="es-EC"/>
+              </w:rPr>
+            </w:pPr>
+            <w:r>
+              <w:rPr>
+                <w:rFonts w:ascii="Verdana" w:hAnsi="Verdana"/>
+                <w:lang w:val="es-EC"/>
+              </w:rPr>
+              <w:t>30–31/08/2026</w:t>
+            </w:r>
+          </w:p>
+        </w:tc>
+        <w:tc>
+          <w:tcPr>
+            <w:tcW w:w="0" w:type="auto"/>
+            <w:hideMark/>
+          </w:tcPr>
+          <w:p>
+            <w:pPr>
+              <w:spacing w:line="276" w:lineRule="auto"/>
+              <w:rPr>
+                <w:rFonts w:ascii="Verdana" w:hAnsi="Verdana"/>
+                <w:lang w:val="es-EC"/>
+              </w:rPr>
+            </w:pPr>
+            <w:r>
+              <w:rPr>
+                <w:rFonts w:ascii="Verdana" w:hAnsi="Verdana"/>
+                <w:lang w:val="es-EC"/>
+              </w:rPr>
+              <w:t>Acta revisada y observaciones incorporadas.</w:t>
+            </w:r>
+          </w:p>
+        </w:tc>
+      </w:tr>
+      <w:tr>
+        <w:tc>
+          <w:tcPr>
+            <w:tcW w:w="0" w:type="auto"/>
+            <w:hideMark/>
+          </w:tcPr>
+          <w:p>
+            <w:pPr>
+              <w:spacing w:line="276" w:lineRule="auto"/>
+              <w:rPr>
+                <w:rFonts w:ascii="Verdana" w:hAnsi="Verdana"/>
+                <w:lang w:val="es-EC"/>
+              </w:rPr>
+            </w:pPr>
+            <w:r>
+              <w:rPr>
+                <w:rFonts w:ascii="Verdana" w:hAnsi="Verdana"/>
+                <w:lang w:val="es-EC"/>
+              </w:rPr>
+              <w:t>ACT-S2-03</w:t>
+            </w:r>
+          </w:p>
+        </w:tc>
+        <w:tc>
+          <w:tcPr>
+            <w:tcW w:w="0" w:type="auto"/>
+            <w:hideMark/>
+          </w:tcPr>
+          <w:p>
+            <w:pPr>
+              <w:spacing w:line="276" w:lineRule="auto"/>
+              <w:rPr>
+                <w:rFonts w:ascii="Verdana" w:hAnsi="Verdana"/>
+                <w:lang w:val="es-EC"/>
+              </w:rPr>
+            </w:pPr>
+            <w:r>
+              <w:rPr>
+                <w:rFonts w:ascii="Verdana" w:hAnsi="Verdana"/>
+                <w:lang w:val="es-EC"/>
+              </w:rPr>
+              <w:t>Revisar la documentación del proyecto</w:t>
+            </w:r>
+          </w:p>
+        </w:tc>
+        <w:tc>
+          <w:tcPr>
+            <w:tcW w:w="0" w:type="auto"/>
+            <w:hideMark/>
+          </w:tcPr>
+          <w:p>
+            <w:pPr>
+              <w:spacing w:line="276" w:lineRule="auto"/>
+              <w:rPr>
+                <w:rFonts w:ascii="Verdana" w:hAnsi="Verdana"/>
+                <w:lang w:val="es-EC"/>
+              </w:rPr>
+            </w:pPr>
+            <w:r>
+              <w:rPr>
+                <w:rFonts w:ascii="Verdana" w:hAnsi="Verdana"/>
+                <w:lang w:val="es-EC"/>
+              </w:rPr>
+              <w:t>Luis Rodríguez Barrera</w:t>
+            </w:r>
+          </w:p>
+        </w:tc>
+        <w:tc>
+          <w:tcPr>
+            <w:tcW w:w="0" w:type="auto"/>
+            <w:hideMark/>
+          </w:tcPr>
+          <w:p>
+            <w:pPr>
+              <w:spacing w:line="276" w:lineRule="auto"/>
+              <w:rPr>
+                <w:rFonts w:ascii="Verdana" w:hAnsi="Verdana"/>
+                <w:lang w:val="es-EC"/>
+              </w:rPr>
+            </w:pPr>
+            <w:r>
+              <w:rPr>
+                <w:rFonts w:ascii="Verdana" w:hAnsi="Verdana"/>
+                <w:lang w:val="es-EC"/>
+              </w:rPr>
+              <w:t>30/08–02/09/2026</w:t>
+            </w:r>
+          </w:p>
+        </w:tc>
+        <w:tc>
+          <w:tcPr>
+            <w:tcW w:w="0" w:type="auto"/>
+            <w:hideMark/>
+          </w:tcPr>
+          <w:p>
+            <w:pPr>
+              <w:spacing w:line="276" w:lineRule="auto"/>
+              <w:rPr>
+                <w:rFonts w:ascii="Verdana" w:hAnsi="Verdana"/>
+                <w:lang w:val="es-EC"/>
+              </w:rPr>
+            </w:pPr>
+            <w:r>
+              <w:rPr>
+                <w:rFonts w:ascii="Verdana" w:hAnsi="Verdana"/>
+                <w:lang w:val="es-EC"/>
+              </w:rPr>
+              <w:t>Documentos revisados en estructura, coherencia y APA 7.</w:t>
+            </w:r>
+          </w:p>
+        </w:tc>
+      </w:tr>
+      <w:tr>
+        <w:tc>
+          <w:tcPr>
+            <w:tcW w:w="0" w:type="auto"/>
+            <w:hideMark/>
+          </w:tcPr>
+          <w:p>
+            <w:pPr>
+              <w:spacing w:line="276" w:lineRule="auto"/>
+              <w:rPr>
+                <w:rFonts w:ascii="Verdana" w:hAnsi="Verdana"/>
+                <w:lang w:val="es-EC"/>
+              </w:rPr>
+            </w:pPr>
+            <w:r>
+              <w:rPr>
+                <w:rFonts w:ascii="Verdana" w:hAnsi="Verdana"/>
+                <w:lang w:val="es-EC"/>
+              </w:rPr>
+              <w:t>ACT-S2-04</w:t>
+            </w:r>
+          </w:p>
+        </w:tc>
+        <w:tc>
+          <w:tcPr>
+            <w:tcW w:w="0" w:type="auto"/>
+            <w:hideMark/>
+          </w:tcPr>
+          <w:p>
+            <w:pPr>
+              <w:spacing w:line="276" w:lineRule="auto"/>
+              <w:rPr>
+                <w:rFonts w:ascii="Verdana" w:hAnsi="Verdana"/>
+                <w:lang w:val="es-EC"/>
+              </w:rPr>
+            </w:pPr>
+            <w:r>
+              <w:rPr>
+                <w:rFonts w:ascii="Verdana" w:hAnsi="Verdana"/>
+                <w:lang w:val="es-EC"/>
+              </w:rPr>
+              <w:t>Validar los requisitos del sistema</w:t>
+            </w:r>
+          </w:p>
+        </w:tc>
+        <w:tc>
+          <w:tcPr>
+            <w:tcW w:w="0" w:type="auto"/>
+            <w:hideMark/>
+          </w:tcPr>
+          <w:p>
+            <w:pPr>
+              <w:spacing w:line="276" w:lineRule="auto"/>
+              <w:rPr>
+                <w:rFonts w:ascii="Verdana" w:hAnsi="Verdana"/>
+                <w:lang w:val="es-EC"/>
+              </w:rPr>
+            </w:pPr>
+            <w:r>
+              <w:rPr>
+                <w:rFonts w:ascii="Verdana" w:hAnsi="Verdana"/>
+                <w:lang w:val="es-EC"/>
+              </w:rPr>
+              <w:t>Víctor Tello Bravo</w:t>
+            </w:r>
+          </w:p>
+        </w:tc>
+        <w:tc>
+          <w:tcPr>
+            <w:tcW w:w="0" w:type="auto"/>
+            <w:hideMark/>
+          </w:tcPr>
+          <w:p>
+            <w:pPr>
+              <w:spacing w:line="276" w:lineRule="auto"/>
+              <w:rPr>
+                <w:rFonts w:ascii="Verdana" w:hAnsi="Verdana"/>
+                <w:lang w:val="es-EC"/>
+              </w:rPr>
+            </w:pPr>
+            <w:r>
+              <w:rPr>
+                <w:rFonts w:ascii="Verdana" w:hAnsi="Verdana"/>
+                <w:lang w:val="es-EC"/>
+              </w:rPr>
+              <w:t>31/08–01/09/2026</w:t>
+            </w:r>
+          </w:p>
+        </w:tc>
+        <w:tc>
+          <w:tcPr>
+            <w:tcW w:w="0" w:type="auto"/>
+            <w:hideMark/>
+          </w:tcPr>
+          <w:p>
+            <w:pPr>
+              <w:spacing w:line="276" w:lineRule="auto"/>
+              <w:rPr>
+                <w:rFonts w:ascii="Verdana" w:hAnsi="Verdana"/>
+                <w:lang w:val="es-EC"/>
+              </w:rPr>
+            </w:pPr>
+            <w:r>
+              <w:rPr>
+                <w:rFonts w:ascii="Verdana" w:hAnsi="Verdana"/>
+                <w:lang w:val="es-EC"/>
+              </w:rPr>
+              <w:t>Requisitos funcionales y no funcionales validados.</w:t>
+            </w:r>
+          </w:p>
+        </w:tc>
+      </w:tr>
+      <w:tr>
+        <w:tc>
+          <w:tcPr>
+            <w:tcW w:w="0" w:type="auto"/>
+            <w:hideMark/>
+          </w:tcPr>
+          <w:p>
+            <w:pPr>
+              <w:spacing w:line="276" w:lineRule="auto"/>
+              <w:rPr>
+                <w:rFonts w:ascii="Verdana" w:hAnsi="Verdana"/>
+                <w:lang w:val="es-EC"/>
+              </w:rPr>
+            </w:pPr>
+            <w:r>
+              <w:rPr>
+                <w:rFonts w:ascii="Verdana" w:hAnsi="Verdana"/>
+                <w:lang w:val="es-EC"/>
+              </w:rPr>
+              <w:t>ACT-S2-05</w:t>
+            </w:r>
+          </w:p>
+        </w:tc>
+        <w:tc>
+          <w:tcPr>
+            <w:tcW w:w="0" w:type="auto"/>
+            <w:hideMark/>
+          </w:tcPr>
+          <w:p>
+            <w:pPr>
+              <w:spacing w:line="276" w:lineRule="auto"/>
+              <w:rPr>
+                <w:rFonts w:ascii="Verdana" w:hAnsi="Verdana"/>
+                <w:lang w:val="es-EC"/>
+              </w:rPr>
+            </w:pPr>
+            <w:r>
+              <w:rPr>
+                <w:rFonts w:ascii="Verdana" w:hAnsi="Verdana"/>
+                <w:lang w:val="es-EC"/>
+              </w:rPr>
+              <w:t>Refinar las historias de usuario</w:t>
+            </w:r>
+          </w:p>
+        </w:tc>
+        <w:tc>
+          <w:tcPr>
+            <w:tcW w:w="0" w:type="auto"/>
+            <w:hideMark/>
+          </w:tcPr>
+          <w:p>
+            <w:pPr>
+              <w:spacing w:line="276" w:lineRule="auto"/>
+              <w:rPr>
+                <w:rFonts w:ascii="Verdana" w:hAnsi="Verdana"/>
+                <w:lang w:val="es-EC"/>
+              </w:rPr>
+            </w:pPr>
+            <w:r>
+              <w:rPr>
+                <w:rFonts w:ascii="Verdana" w:hAnsi="Verdana"/>
+                <w:lang w:val="es-EC"/>
+              </w:rPr>
+              <w:t>Víctor Tello Bravo</w:t>
+            </w:r>
+          </w:p>
+        </w:tc>
+        <w:tc>
+          <w:tcPr>
+            <w:tcW w:w="0" w:type="auto"/>
+            <w:hideMark/>
+          </w:tcPr>
+          <w:p>
+            <w:pPr>
+              <w:spacing w:line="276" w:lineRule="auto"/>
+              <w:rPr>
+                <w:rFonts w:ascii="Verdana" w:hAnsi="Verdana"/>
+                <w:lang w:val="es-EC"/>
+              </w:rPr>
+            </w:pPr>
+            <w:r>
+              <w:rPr>
+                <w:rFonts w:ascii="Verdana" w:hAnsi="Verdana"/>
+                <w:lang w:val="es-EC"/>
+              </w:rPr>
+              <w:t>01–02/09/2026</w:t>
+            </w:r>
+          </w:p>
+        </w:tc>
+        <w:tc>
+          <w:tcPr>
+            <w:tcW w:w="0" w:type="auto"/>
+            <w:hideMark/>
+          </w:tcPr>
+          <w:p>
+            <w:pPr>
+              <w:spacing w:line="276" w:lineRule="auto"/>
+              <w:rPr>
+                <w:rFonts w:ascii="Verdana" w:hAnsi="Verdana"/>
+                <w:lang w:val="es-EC"/>
+              </w:rPr>
+            </w:pPr>
+            <w:r>
+              <w:rPr>
+                <w:rFonts w:ascii="Verdana" w:hAnsi="Verdana"/>
+                <w:lang w:val="es-EC"/>
+              </w:rPr>
+              <w:t>Historias y criterios de aceptación revisados.</w:t>
+            </w:r>
+          </w:p>
+        </w:tc>
+      </w:tr>
+      <w:tr>
+        <w:tc>
+          <w:tcPr>
+            <w:tcW w:w="0" w:type="auto"/>
+            <w:hideMark/>
+          </w:tcPr>
+          <w:p>
+            <w:pPr>
+              <w:spacing w:line="276" w:lineRule="auto"/>
+              <w:rPr>
+                <w:rFonts w:ascii="Verdana" w:hAnsi="Verdana"/>
+                <w:lang w:val="es-EC"/>
+              </w:rPr>
+            </w:pPr>
+            <w:r>
+              <w:rPr>
+                <w:rFonts w:ascii="Verdana" w:hAnsi="Verdana"/>
+                <w:lang w:val="es-EC"/>
+              </w:rPr>
+              <w:t>ACT-S2-06</w:t>
+            </w:r>
+          </w:p>
+        </w:tc>
+        <w:tc>
+          <w:tcPr>
+            <w:tcW w:w="0" w:type="auto"/>
+            <w:hideMark/>
+          </w:tcPr>
+          <w:p>
+            <w:pPr>
+              <w:spacing w:line="276" w:lineRule="auto"/>
+              <w:rPr>
+                <w:rFonts w:ascii="Verdana" w:hAnsi="Verdana"/>
+                <w:lang w:val="es-EC"/>
+              </w:rPr>
+            </w:pPr>
+            <w:r>
+              <w:rPr>
+                <w:rFonts w:ascii="Verdana" w:hAnsi="Verdana"/>
+                <w:lang w:val="es-EC"/>
+              </w:rPr>
+              <w:t>Crear las unidades de trabajo</w:t>
+            </w:r>
+          </w:p>
+        </w:tc>
+        <w:tc>
+          <w:tcPr>
+            <w:tcW w:w="0" w:type="auto"/>
+            <w:hideMark/>
+          </w:tcPr>
+          <w:p>
+            <w:pPr>
+              <w:spacing w:line="276" w:lineRule="auto"/>
+              <w:rPr>
+                <w:rFonts w:ascii="Verdana" w:hAnsi="Verdana"/>
+                <w:lang w:val="es-EC"/>
+              </w:rPr>
+            </w:pPr>
+            <w:r>
+              <w:rPr>
+                <w:rFonts w:ascii="Verdana" w:hAnsi="Verdana"/>
+                <w:lang w:val="es-EC"/>
+              </w:rPr>
+              <w:t>Kevin Carriel Bonoso</w:t>
+            </w:r>
+          </w:p>
+        </w:tc>
+        <w:tc>
+          <w:tcPr>
+            <w:tcW w:w="0" w:type="auto"/>
+            <w:hideMark/>
+          </w:tcPr>
+          <w:p>
+            <w:pPr>
+              <w:spacing w:line="276" w:lineRule="auto"/>
+              <w:rPr>
+                <w:rFonts w:ascii="Verdana" w:hAnsi="Verdana"/>
+                <w:lang w:val="es-EC"/>
+              </w:rPr>
+            </w:pPr>
+            <w:r>
+              <w:rPr>
+                <w:rFonts w:ascii="Verdana" w:hAnsi="Verdana"/>
+                <w:lang w:val="es-EC"/>
+              </w:rPr>
+              <w:t>02–03/09/2026</w:t>
+            </w:r>
+          </w:p>
+        </w:tc>
+        <w:tc>
+          <w:tcPr>
+            <w:tcW w:w="0" w:type="auto"/>
+            <w:hideMark/>
+          </w:tcPr>
+          <w:p>
+            <w:pPr>
+              <w:spacing w:line="276" w:lineRule="auto"/>
+              <w:rPr>
+                <w:rFonts w:ascii="Verdana" w:hAnsi="Verdana"/>
+                <w:lang w:val="es-EC"/>
+              </w:rPr>
+            </w:pPr>
+            <w:r>
+              <w:rPr>
+                <w:rFonts w:ascii="Verdana" w:hAnsi="Verdana"/>
+                <w:lang w:val="es-EC"/>
+              </w:rPr>
+              <w:t>Tareas y subtareas creadas y asignadas en Jira.</w:t>
+            </w:r>
+          </w:p>
+        </w:tc>
+      </w:tr>
+      <w:tr>
+        <w:tc>
+          <w:tcPr>
+            <w:tcW w:w="0" w:type="auto"/>
+            <w:hideMark/>
+          </w:tcPr>
+          <w:p>
+            <w:pPr>
+              <w:spacing w:line="276" w:lineRule="auto"/>
+              <w:rPr>
+                <w:rFonts w:ascii="Verdana" w:hAnsi="Verdana"/>
+                <w:lang w:val="es-EC"/>
+              </w:rPr>
+            </w:pPr>
+            <w:r>
+              <w:rPr>
+                <w:rFonts w:ascii="Verdana" w:hAnsi="Verdana"/>
+                <w:lang w:val="es-EC"/>
+              </w:rPr>
+              <w:t>ACT-S2-07</w:t>
+            </w:r>
+          </w:p>
+        </w:tc>
+        <w:tc>
+          <w:tcPr>
+            <w:tcW w:w="0" w:type="auto"/>
+            <w:hideMark/>
+          </w:tcPr>
+          <w:p>
+            <w:pPr>
+              <w:spacing w:line="276" w:lineRule="auto"/>
+              <w:rPr>
+                <w:rFonts w:ascii="Verdana" w:hAnsi="Verdana"/>
+                <w:lang w:val="es-EC"/>
+              </w:rPr>
+            </w:pPr>
+            <w:r>
+              <w:rPr>
+                <w:rFonts w:ascii="Verdana" w:hAnsi="Verdana"/>
+                <w:lang w:val="es-EC"/>
+              </w:rPr>
+              <w:t>Revisar el modelo conceptual del dominio</w:t>
+            </w:r>
+          </w:p>
+        </w:tc>
+        <w:tc>
+          <w:tcPr>
+            <w:tcW w:w="0" w:type="auto"/>
+            <w:hideMark/>
+          </w:tcPr>
+          <w:p>
+            <w:pPr>
+              <w:spacing w:line="276" w:lineRule="auto"/>
+              <w:rPr>
+                <w:rFonts w:ascii="Verdana" w:hAnsi="Verdana"/>
+                <w:lang w:val="es-EC"/>
+              </w:rPr>
+            </w:pPr>
+            <w:r>
+              <w:rPr>
+                <w:rFonts w:ascii="Verdana" w:hAnsi="Verdana"/>
+                <w:lang w:val="es-EC"/>
+              </w:rPr>
+              <w:t>Kevin Carriel Bonoso</w:t>
+            </w:r>
+          </w:p>
+        </w:tc>
+        <w:tc>
+          <w:tcPr>
+            <w:tcW w:w="0" w:type="auto"/>
+            <w:hideMark/>
+          </w:tcPr>
+          <w:p>
+            <w:pPr>
+              <w:spacing w:line="276" w:lineRule="auto"/>
+              <w:rPr>
+                <w:rFonts w:ascii="Verdana" w:hAnsi="Verdana"/>
+                <w:lang w:val="es-EC"/>
+              </w:rPr>
+            </w:pPr>
+            <w:r>
+              <w:rPr>
+                <w:rFonts w:ascii="Verdana" w:hAnsi="Verdana"/>
+                <w:lang w:val="es-EC"/>
+              </w:rPr>
+              <w:t>01–02/09/2026</w:t>
+            </w:r>
+          </w:p>
+        </w:tc>
+        <w:tc>
+          <w:tcPr>
+            <w:tcW w:w="0" w:type="auto"/>
+            <w:hideMark/>
+          </w:tcPr>
+          <w:p>
+            <w:pPr>
+              <w:spacing w:line="276" w:lineRule="auto"/>
+              <w:rPr>
+                <w:rFonts w:ascii="Verdana" w:hAnsi="Verdana"/>
+                <w:lang w:val="es-EC"/>
+              </w:rPr>
+            </w:pPr>
+            <w:r>
+              <w:rPr>
+                <w:rFonts w:ascii="Verdana" w:hAnsi="Verdana"/>
+                <w:lang w:val="es-EC"/>
+              </w:rPr>
+              <w:t>Entidades, relaciones y cardinalidades revisadas.</w:t>
+            </w:r>
+          </w:p>
+        </w:tc>
+      </w:tr>
+      <w:tr>
+        <w:tc>
+          <w:tcPr>
+            <w:tcW w:w="0" w:type="auto"/>
+            <w:hideMark/>
+          </w:tcPr>
+          <w:p>
+            <w:pPr>
+              <w:spacing w:line="276" w:lineRule="auto"/>
+              <w:rPr>
+                <w:rFonts w:ascii="Verdana" w:hAnsi="Verdana"/>
+                <w:lang w:val="es-EC"/>
+              </w:rPr>
+            </w:pPr>
+            <w:r>
+              <w:rPr>
+                <w:rFonts w:ascii="Verdana" w:hAnsi="Verdana"/>
+                <w:lang w:val="es-EC"/>
+              </w:rPr>
+              <w:t>ACT-S2-08</w:t>
+            </w:r>
+          </w:p>
+        </w:tc>
+        <w:tc>
+          <w:tcPr>
+            <w:tcW w:w="0" w:type="auto"/>
+            <w:hideMark/>
+          </w:tcPr>
+          <w:p>
+            <w:pPr>
+              <w:spacing w:line="276" w:lineRule="auto"/>
+              <w:rPr>
+                <w:rFonts w:ascii="Verdana" w:hAnsi="Verdana"/>
+                <w:lang w:val="es-EC"/>
+              </w:rPr>
+            </w:pPr>
+            <w:r>
+              <w:rPr>
+                <w:rFonts w:ascii="Verdana" w:hAnsi="Verdana"/>
+                <w:lang w:val="es-EC"/>
+              </w:rPr>
+              <w:t>Elaborar el diseño textual del modelo de clases</w:t>
+            </w:r>
+          </w:p>
+        </w:tc>
+        <w:tc>
+          <w:tcPr>
+            <w:tcW w:w="0" w:type="auto"/>
+            <w:hideMark/>
+          </w:tcPr>
+          <w:p>
+            <w:pPr>
+              <w:spacing w:line="276" w:lineRule="auto"/>
+              <w:rPr>
+                <w:rFonts w:ascii="Verdana" w:hAnsi="Verdana"/>
+                <w:lang w:val="es-EC"/>
+              </w:rPr>
+            </w:pPr>
+            <w:r>
+              <w:rPr>
+                <w:rFonts w:ascii="Verdana" w:hAnsi="Verdana"/>
+                <w:lang w:val="es-EC"/>
+              </w:rPr>
+              <w:t>Luis Ramírez Conejo</w:t>
+            </w:r>
+          </w:p>
+        </w:tc>
+        <w:tc>
+          <w:tcPr>
+            <w:tcW w:w="0" w:type="auto"/>
+            <w:hideMark/>
+          </w:tcPr>
+          <w:p>
+            <w:pPr>
+              <w:spacing w:line="276" w:lineRule="auto"/>
+              <w:rPr>
+                <w:rFonts w:ascii="Verdana" w:hAnsi="Verdana"/>
+                <w:lang w:val="es-EC"/>
+              </w:rPr>
+            </w:pPr>
+            <w:r>
+              <w:rPr>
+                <w:rFonts w:ascii="Verdana" w:hAnsi="Verdana"/>
+                <w:lang w:val="es-EC"/>
+              </w:rPr>
+              <w:t>02–03/09/2026</w:t>
+            </w:r>
+          </w:p>
+        </w:tc>
+        <w:tc>
+          <w:tcPr>
+            <w:tcW w:w="0" w:type="auto"/>
+            <w:hideMark/>
+          </w:tcPr>
+          <w:p>
+            <w:pPr>
+              <w:spacing w:line="276" w:lineRule="auto"/>
+              <w:rPr>
+                <w:rFonts w:ascii="Verdana" w:hAnsi="Verdana"/>
+                <w:lang w:val="es-EC"/>
+              </w:rPr>
+            </w:pPr>
+            <w:r>
+              <w:rPr>
+                <w:rFonts w:ascii="Verdana" w:hAnsi="Verdana"/>
+                <w:lang w:val="es-EC"/>
+              </w:rPr>
+              <w:t>Clases, atributos, operaciones y relaciones documentados.</w:t>
+            </w:r>
+          </w:p>
+        </w:tc>
+      </w:tr>
+      <w:tr>
+        <w:tc>
+          <w:tcPr>
+            <w:tcW w:w="0" w:type="auto"/>
+            <w:hideMark/>
+          </w:tcPr>
+          <w:p>
+            <w:pPr>
+              <w:spacing w:line="276" w:lineRule="auto"/>
+              <w:rPr>
+                <w:rFonts w:ascii="Verdana" w:hAnsi="Verdana"/>
+                <w:lang w:val="es-EC"/>
+              </w:rPr>
+            </w:pPr>
+            <w:r>
+              <w:rPr>
+                <w:rFonts w:ascii="Verdana" w:hAnsi="Verdana"/>
+                <w:lang w:val="es-EC"/>
+              </w:rPr>
+              <w:t>ACT-S2-09</w:t>
+            </w:r>
+          </w:p>
+        </w:tc>
+        <w:tc>
+          <w:tcPr>
+            <w:tcW w:w="0" w:type="auto"/>
+            <w:hideMark/>
+          </w:tcPr>
+          <w:p>
+            <w:pPr>
+              <w:spacing w:line="276" w:lineRule="auto"/>
+              <w:rPr>
+                <w:rFonts w:ascii="Verdana" w:hAnsi="Verdana"/>
+                <w:lang w:val="es-EC"/>
+              </w:rPr>
+            </w:pPr>
+            <w:r>
+              <w:rPr>
+                <w:rFonts w:ascii="Verdana" w:hAnsi="Verdana"/>
+                <w:lang w:val="es-EC"/>
+              </w:rPr>
+              <w:t>Elaborar el diagrama de clases</w:t>
+            </w:r>
+          </w:p>
+        </w:tc>
+        <w:tc>
+          <w:tcPr>
+            <w:tcW w:w="0" w:type="auto"/>
+            <w:hideMark/>
+          </w:tcPr>
+          <w:p>
+            <w:pPr>
+              <w:spacing w:line="276" w:lineRule="auto"/>
+              <w:rPr>
+                <w:rFonts w:ascii="Verdana" w:hAnsi="Verdana"/>
+                <w:lang w:val="es-EC"/>
+              </w:rPr>
+            </w:pPr>
+            <w:r>
+              <w:rPr>
+                <w:rFonts w:ascii="Verdana" w:hAnsi="Verdana"/>
+                <w:lang w:val="es-EC"/>
+              </w:rPr>
+              <w:t>Kevin Carriel Bonoso</w:t>
+            </w:r>
+          </w:p>
+        </w:tc>
+        <w:tc>
+          <w:tcPr>
+            <w:tcW w:w="0" w:type="auto"/>
+            <w:hideMark/>
+          </w:tcPr>
+          <w:p>
+            <w:pPr>
+              <w:spacing w:line="276" w:lineRule="auto"/>
+              <w:rPr>
+                <w:rFonts w:ascii="Verdana" w:hAnsi="Verdana"/>
+                <w:lang w:val="es-EC"/>
+              </w:rPr>
+            </w:pPr>
+            <w:r>
+              <w:rPr>
+                <w:rFonts w:ascii="Verdana" w:hAnsi="Verdana"/>
+                <w:lang w:val="es-EC"/>
+              </w:rPr>
+              <w:t>03–04/09/2026</w:t>
+            </w:r>
+          </w:p>
+        </w:tc>
+        <w:tc>
+          <w:tcPr>
+            <w:tcW w:w="0" w:type="auto"/>
+            <w:hideMark/>
+          </w:tcPr>
+          <w:p>
+            <w:pPr>
+              <w:spacing w:line="276" w:lineRule="auto"/>
+              <w:rPr>
+                <w:rFonts w:ascii="Verdana" w:hAnsi="Verdana"/>
+                <w:lang w:val="es-EC"/>
+              </w:rPr>
+            </w:pPr>
+            <w:r>
+              <w:rPr>
+                <w:rFonts w:ascii="Verdana" w:hAnsi="Verdana"/>
+                <w:lang w:val="es-EC"/>
+              </w:rPr>
+              <w:t>Diagrama de clases UML elaborado y revisado.</w:t>
+            </w:r>
+          </w:p>
+        </w:tc>
+      </w:tr>
+      <w:tr>
+        <w:tc>
+          <w:tcPr>
+            <w:tcW w:w="0" w:type="auto"/>
+            <w:hideMark/>
+          </w:tcPr>
+          <w:p>
+            <w:pPr>
+              <w:spacing w:line="276" w:lineRule="auto"/>
+              <w:rPr>
+                <w:rFonts w:ascii="Verdana" w:hAnsi="Verdana"/>
+                <w:lang w:val="es-EC"/>
+              </w:rPr>
+            </w:pPr>
+            <w:r>
+              <w:rPr>
+                <w:rFonts w:ascii="Verdana" w:hAnsi="Verdana"/>
+                <w:lang w:val="es-EC"/>
+              </w:rPr>
+              <w:t>ACT-S2-10</w:t>
+            </w:r>
+          </w:p>
+        </w:tc>
+        <w:tc>
+          <w:tcPr>
+            <w:tcW w:w="0" w:type="auto"/>
+            <w:hideMark/>
+          </w:tcPr>
+          <w:p>
+            <w:pPr>
+              <w:spacing w:line="276" w:lineRule="auto"/>
+              <w:rPr>
+                <w:rFonts w:ascii="Verdana" w:hAnsi="Verdana"/>
+                <w:lang w:val="es-EC"/>
+              </w:rPr>
+            </w:pPr>
+            <w:r>
+              <w:rPr>
+                <w:rFonts w:ascii="Verdana" w:hAnsi="Verdana"/>
+                <w:lang w:val="es-EC"/>
+              </w:rPr>
+              <w:t>Definir la estructura de interacción e interfaz</w:t>
+            </w:r>
+          </w:p>
+        </w:tc>
+        <w:tc>
+          <w:tcPr>
+            <w:tcW w:w="0" w:type="auto"/>
+            <w:hideMark/>
+          </w:tcPr>
+          <w:p>
+            <w:pPr>
+              <w:spacing w:line="276" w:lineRule="auto"/>
+              <w:rPr>
+                <w:rFonts w:ascii="Verdana" w:hAnsi="Verdana"/>
+                <w:lang w:val="es-EC"/>
+              </w:rPr>
+            </w:pPr>
+            <w:r>
+              <w:rPr>
+                <w:rFonts w:ascii="Verdana" w:hAnsi="Verdana"/>
+                <w:lang w:val="es-EC"/>
+              </w:rPr>
+              <w:t>Mario Luzardo Fierro</w:t>
+            </w:r>
+          </w:p>
+        </w:tc>
+        <w:tc>
+          <w:tcPr>
+            <w:tcW w:w="0" w:type="auto"/>
+            <w:hideMark/>
+          </w:tcPr>
+          <w:p>
+            <w:pPr>
+              <w:spacing w:line="276" w:lineRule="auto"/>
+              <w:rPr>
+                <w:rFonts w:ascii="Verdana" w:hAnsi="Verdana"/>
+                <w:lang w:val="es-EC"/>
+              </w:rPr>
+            </w:pPr>
+            <w:r>
+              <w:rPr>
+                <w:rFonts w:ascii="Verdana" w:hAnsi="Verdana"/>
+                <w:lang w:val="es-EC"/>
+              </w:rPr>
+              <w:t>02–04/09/2026</w:t>
+            </w:r>
+          </w:p>
+        </w:tc>
+        <w:tc>
+          <w:tcPr>
+            <w:tcW w:w="0" w:type="auto"/>
+            <w:hideMark/>
+          </w:tcPr>
+          <w:p>
+            <w:pPr>
+              <w:spacing w:line="276" w:lineRule="auto"/>
+              <w:rPr>
+                <w:rFonts w:ascii="Verdana" w:hAnsi="Verdana"/>
+                <w:lang w:val="es-EC"/>
+              </w:rPr>
+            </w:pPr>
+            <w:r>
+              <w:rPr>
+                <w:rFonts w:ascii="Verdana" w:hAnsi="Verdana"/>
+                <w:lang w:val="es-EC"/>
+              </w:rPr>
+              <w:t>Interfaces, navegación y criterios de accesibilidad definidos.</w:t>
+            </w:r>
+          </w:p>
+        </w:tc>
+      </w:tr>
+      <w:tr>
+        <w:tc>
+          <w:tcPr>
+            <w:tcW w:w="0" w:type="auto"/>
+            <w:hideMark/>
+          </w:tcPr>
+          <w:p>
+            <w:pPr>
+              <w:spacing w:line="276" w:lineRule="auto"/>
+              <w:rPr>
+                <w:rFonts w:ascii="Verdana" w:hAnsi="Verdana"/>
+                <w:lang w:val="es-EC"/>
+              </w:rPr>
+            </w:pPr>
+            <w:r>
+              <w:rPr>
+                <w:rFonts w:ascii="Verdana" w:hAnsi="Verdana"/>
+                <w:lang w:val="es-EC"/>
+              </w:rPr>
+              <w:t>ACT-S2-11</w:t>
+            </w:r>
+          </w:p>
+        </w:tc>
+        <w:tc>
+          <w:tcPr>
+            <w:tcW w:w="0" w:type="auto"/>
+            <w:hideMark/>
+          </w:tcPr>
+          <w:p>
+            <w:pPr>
+              <w:spacing w:line="276" w:lineRule="auto"/>
+              <w:rPr>
+                <w:rFonts w:ascii="Verdana" w:hAnsi="Verdana"/>
+                <w:lang w:val="es-EC"/>
+              </w:rPr>
+            </w:pPr>
+            <w:r>
+              <w:rPr>
+                <w:rFonts w:ascii="Verdana" w:hAnsi="Verdana"/>
+                <w:lang w:val="es-EC"/>
+              </w:rPr>
+              <w:t>Consolidar el avance documental</w:t>
+            </w:r>
+          </w:p>
+        </w:tc>
+        <w:tc>
+          <w:tcPr>
+            <w:tcW w:w="0" w:type="auto"/>
+            <w:hideMark/>
+          </w:tcPr>
+          <w:p>
+            <w:pPr>
+              <w:spacing w:line="276" w:lineRule="auto"/>
+              <w:rPr>
+                <w:rFonts w:ascii="Verdana" w:hAnsi="Verdana"/>
+                <w:lang w:val="es-EC"/>
+              </w:rPr>
+            </w:pPr>
+            <w:r>
+              <w:rPr>
+                <w:rFonts w:ascii="Verdana" w:hAnsi="Verdana"/>
+                <w:lang w:val="es-EC"/>
+              </w:rPr>
+              <w:t>Alex Mendoza Morante</w:t>
+            </w:r>
+          </w:p>
+        </w:tc>
+        <w:tc>
+          <w:tcPr>
+            <w:tcW w:w="0" w:type="auto"/>
+            <w:hideMark/>
+          </w:tcPr>
+          <w:p>
+            <w:pPr>
+              <w:spacing w:line="276" w:lineRule="auto"/>
+              <w:rPr>
+                <w:rFonts w:ascii="Verdana" w:hAnsi="Verdana"/>
+                <w:lang w:val="es-EC"/>
+              </w:rPr>
+            </w:pPr>
+            <w:r>
+              <w:rPr>
+                <w:rFonts w:ascii="Verdana" w:hAnsi="Verdana"/>
+                <w:lang w:val="es-EC"/>
+              </w:rPr>
+              <w:t>04–05/09/2026</w:t>
+            </w:r>
+          </w:p>
+        </w:tc>
+        <w:tc>
+          <w:tcPr>
+            <w:tcW w:w="0" w:type="auto"/>
+            <w:hideMark/>
+          </w:tcPr>
+          <w:p>
+            <w:pPr>
+              <w:spacing w:line="276" w:lineRule="auto"/>
+              <w:rPr>
+                <w:rFonts w:ascii="Verdana" w:hAnsi="Verdana"/>
+                <w:lang w:val="es-EC"/>
+              </w:rPr>
+            </w:pPr>
+            <w:r>
+              <w:rPr>
+                <w:rFonts w:ascii="Verdana" w:hAnsi="Verdana"/>
+                <w:lang w:val="es-EC"/>
+              </w:rPr>
+              <w:t>Documentos y evidencias consolidados.</w:t>
+            </w:r>
+          </w:p>
+        </w:tc>
+      </w:tr>
+      <w:tr>
+        <w:tc>
+          <w:tcPr>
+            <w:tcW w:w="0" w:type="auto"/>
+            <w:hideMark/>
+          </w:tcPr>
+          <w:p>
+            <w:pPr>
+              <w:spacing w:line="276" w:lineRule="auto"/>
+              <w:rPr>
+                <w:rFonts w:ascii="Verdana" w:hAnsi="Verdana"/>
+                <w:lang w:val="es-EC"/>
+              </w:rPr>
+            </w:pPr>
+            <w:r>
+              <w:rPr>
+                <w:rFonts w:ascii="Verdana" w:hAnsi="Verdana"/>
+                <w:lang w:val="es-EC"/>
+              </w:rPr>
+              <w:t>ACT-S2-12</w:t>
+            </w:r>
+          </w:p>
+        </w:tc>
+        <w:tc>
+          <w:tcPr>
+            <w:tcW w:w="0" w:type="auto"/>
+            <w:hideMark/>
+          </w:tcPr>
+          <w:p>
+            <w:pPr>
+              <w:spacing w:line="276" w:lineRule="auto"/>
+              <w:rPr>
+                <w:rFonts w:ascii="Verdana" w:hAnsi="Verdana"/>
+                <w:lang w:val="es-EC"/>
+              </w:rPr>
+            </w:pPr>
+            <w:r>
+              <w:rPr>
+                <w:rFonts w:ascii="Verdana" w:hAnsi="Verdana"/>
+                <w:lang w:val="es-EC"/>
+              </w:rPr>
+              <w:t>Revisar y cerrar el Sprint 2</w:t>
+            </w:r>
+          </w:p>
+        </w:tc>
+        <w:tc>
+          <w:tcPr>
+            <w:tcW w:w="0" w:type="auto"/>
+            <w:hideMark/>
+          </w:tcPr>
+          <w:p>
+            <w:pPr>
+              <w:spacing w:line="276" w:lineRule="auto"/>
+              <w:rPr>
+                <w:rFonts w:ascii="Verdana" w:hAnsi="Verdana"/>
+                <w:lang w:val="es-EC"/>
+              </w:rPr>
+            </w:pPr>
+            <w:r>
+              <w:rPr>
+                <w:rFonts w:ascii="Verdana" w:hAnsi="Verdana"/>
+                <w:lang w:val="es-EC"/>
+              </w:rPr>
+              <w:t>Alex Mendoza Morante</w:t>
+            </w:r>
+          </w:p>
+        </w:tc>
+        <w:tc>
+          <w:tcPr>
+            <w:tcW w:w="0" w:type="auto"/>
+            <w:hideMark/>
+          </w:tcPr>
+          <w:p>
+            <w:pPr>
+              <w:spacing w:line="276" w:lineRule="auto"/>
+              <w:rPr>
+                <w:rFonts w:ascii="Verdana" w:hAnsi="Verdana"/>
+                <w:lang w:val="es-EC"/>
+              </w:rPr>
+            </w:pPr>
+            <w:r>
+              <w:rPr>
+                <w:rFonts w:ascii="Verdana" w:hAnsi="Verdana"/>
+                <w:lang w:val="es-EC"/>
+              </w:rPr>
+              <w:t>05/09/2026</w:t>
+            </w:r>
+          </w:p>
+        </w:tc>
+        <w:tc>
+          <w:tcPr>
+            <w:tcW w:w="0" w:type="auto"/>
+            <w:hideMark/>
+          </w:tcPr>
+          <w:p>
+            <w:pPr>
+              <w:spacing w:line="276" w:lineRule="auto"/>
+              <w:rPr>
+                <w:rFonts w:ascii="Verdana" w:hAnsi="Verdana"/>
+                <w:lang w:val="es-EC"/>
+              </w:rPr>
+            </w:pPr>
+            <w:r>
+              <w:rPr>
+                <w:rFonts w:ascii="Verdana" w:hAnsi="Verdana"/>
+                <w:lang w:val="es-EC"/>
+              </w:rPr>
+              <w:t>Resultados revisados y cierre documentado.</w:t>
+            </w:r>
+          </w:p>
+        </w:tc>
+      </w:tr>
+    </w:tbl>
+    <w:p>
+      <w:pPr>
+        <w:spacing w:after="0"/>
+        <w:rPr>
+          <w:rFonts w:ascii="Verdana" w:hAnsi="Verdana"/>
+          <w:lang w:val="es-EC"/>
+        </w:rPr>
+      </w:pPr>
+      <w:r>
+        <w:rPr>
+          <w:rFonts w:ascii="Verdana" w:hAnsi="Verdana"/>
+          <w:lang w:val="es-EC"/>
+        </w:rPr>
+        <w:t>Las fechas corresponden a la planificación inicial. Cualquier modificación deberá registrarse en Jira y comunicarse durante las reuniones de seguimiento.</w:t>
+      </w:r>
+    </w:p>
+    <w:p>
+      <w:pPr>
+        <w:rPr>
+          <w:lang w:val="es-EC"/>
+        </w:rPr>
+      </w:pPr>
+    </w:p>
+    <w:p>
+      <w:pPr>
+        <w:pStyle w:val="Ttulo1"/>
+        <w:numPr>
+          <w:ilvl w:val="2"/>
+          <w:numId w:val="7"/>
+        </w:numPr>
+        <w:spacing w:before="120" w:after="120"/>
+        <w:ind w:left="1134" w:hanging="1134"/>
+        <w:rPr>
+          <w:rFonts w:ascii="Verdana" w:hAnsi="Verdana"/>
+          <w:color w:val="943634" w:themeColor="accent2" w:themeShade="BF"/>
+          <w:sz w:val="32"/>
+          <w:szCs w:val="32"/>
+          <w:lang w:val="es-EC"/>
+        </w:rPr>
+      </w:pPr>
+      <w:r>
+        <w:rPr>
+          <w:rFonts w:ascii="Verdana" w:hAnsi="Verdana"/>
+          <w:color w:val="943634" w:themeColor="accent2" w:themeShade="BF"/>
+          <w:sz w:val="32"/>
+          <w:szCs w:val="32"/>
+          <w:lang w:val="es-EC"/>
+        </w:rPr>
+        <w:t>Unidades de trabajo del Sprint 2</w:t>
+      </w:r>
+    </w:p>
+    <w:p>
+      <w:pPr>
+        <w:spacing w:after="0"/>
+        <w:ind w:firstLine="720"/>
+        <w:rPr>
+          <w:rFonts w:ascii="Verdana" w:hAnsi="Verdana"/>
+          <w:lang w:val="es-EC"/>
+        </w:rPr>
+      </w:pPr>
+      <w:r>
+        <w:rPr>
+          <w:rFonts w:ascii="Verdana" w:hAnsi="Verdana"/>
+          <w:lang w:val="es-EC"/>
+        </w:rPr>
+        <w:t>Las actividades principales se descomponen en unidades de trabajo concretas, asignables y verificables. Estas unidades se registran como subtareas en Jira y se relacionan con la actividad principal correspondiente.</w:t>
+      </w:r>
+    </w:p>
+    <w:p>
+      <w:pPr>
+        <w:spacing w:after="0"/>
+        <w:rPr>
+          <w:rFonts w:ascii="Verdana" w:hAnsi="Verdana"/>
+          <w:lang w:val="es-EC"/>
+        </w:rPr>
+      </w:pPr>
+      <w:r>
+        <w:rPr>
+          <w:rFonts w:ascii="Verdana" w:hAnsi="Verdana"/>
+          <w:lang w:val="es-EC"/>
+        </w:rPr>
+        <w:t>Para evitar una sección excesivamente extensa, las 70 unidades de trabajo que ya definimos pueden organizarse dentro del documento en los siguientes grupos.</w:t>
+      </w:r>
+    </w:p>
+    <w:p>
+      <w:pPr>
+        <w:rPr>
+          <w:lang w:val="es-EC"/>
+        </w:rPr>
+      </w:pPr>
+    </w:p>
+    <w:p>
+      <w:pPr>
+        <w:pStyle w:val="Ttulo1"/>
+        <w:numPr>
+          <w:ilvl w:val="2"/>
+          <w:numId w:val="7"/>
+        </w:numPr>
+        <w:spacing w:before="120" w:after="120"/>
+        <w:ind w:left="1134" w:hanging="1134"/>
+        <w:rPr>
+          <w:rFonts w:ascii="Verdana" w:hAnsi="Verdana"/>
+          <w:color w:val="943634" w:themeColor="accent2" w:themeShade="BF"/>
+          <w:sz w:val="32"/>
+          <w:szCs w:val="32"/>
+          <w:lang w:val="es-EC"/>
+        </w:rPr>
+      </w:pPr>
+      <w:r>
+        <w:rPr>
+          <w:rFonts w:ascii="Verdana" w:hAnsi="Verdana"/>
+          <w:color w:val="943634" w:themeColor="accent2" w:themeShade="BF"/>
+          <w:sz w:val="32"/>
+          <w:szCs w:val="32"/>
+          <w:lang w:val="es-EC"/>
+        </w:rPr>
+        <w:t>Planificación y control documental</w:t>
+      </w:r>
+    </w:p>
+    <w:p>
+      <w:pPr>
+        <w:spacing w:after="0"/>
+        <w:rPr>
+          <w:rFonts w:ascii="Verdana" w:hAnsi="Verdana"/>
+          <w:lang w:val="es-EC"/>
+        </w:rPr>
+      </w:pPr>
+      <w:r>
+        <w:rPr>
+          <w:rFonts w:ascii="Verdana" w:hAnsi="Verdana"/>
+          <w:lang w:val="es-EC"/>
+        </w:rPr>
+        <w:t>Comprende las unidades correspondientes a:</w:t>
+      </w:r>
+    </w:p>
+    <w:p>
+      <w:pPr>
+        <w:numPr>
+          <w:ilvl w:val="0"/>
+          <w:numId w:val="42"/>
+        </w:numPr>
+        <w:spacing w:after="0"/>
+        <w:rPr>
+          <w:rFonts w:ascii="Verdana" w:hAnsi="Verdana"/>
+        </w:rPr>
+      </w:pPr>
+      <w:r>
+        <w:rPr>
+          <w:rFonts w:ascii="Verdana" w:hAnsi="Verdana"/>
+        </w:rPr>
+        <w:t xml:space="preserve">ACT-S2-01: Planificar el Sprint 2. </w:t>
+      </w:r>
+    </w:p>
+    <w:p>
+      <w:pPr>
+        <w:numPr>
+          <w:ilvl w:val="0"/>
+          <w:numId w:val="42"/>
+        </w:numPr>
+        <w:spacing w:after="0"/>
+        <w:rPr>
+          <w:rFonts w:ascii="Verdana" w:hAnsi="Verdana"/>
+          <w:lang w:val="es-EC"/>
+        </w:rPr>
+      </w:pPr>
+      <w:r>
+        <w:rPr>
+          <w:rFonts w:ascii="Verdana" w:hAnsi="Verdana"/>
+          <w:lang w:val="es-EC"/>
+        </w:rPr>
+        <w:t xml:space="preserve">ACT-S2-02: Revisar el Acta de Constitución. </w:t>
+      </w:r>
+    </w:p>
+    <w:p>
+      <w:pPr>
+        <w:numPr>
+          <w:ilvl w:val="0"/>
+          <w:numId w:val="42"/>
+        </w:numPr>
+        <w:spacing w:after="0"/>
+        <w:rPr>
+          <w:rFonts w:ascii="Verdana" w:hAnsi="Verdana"/>
+          <w:lang w:val="es-EC"/>
+        </w:rPr>
+      </w:pPr>
+      <w:r>
+        <w:rPr>
+          <w:rFonts w:ascii="Verdana" w:hAnsi="Verdana"/>
+          <w:lang w:val="es-EC"/>
+        </w:rPr>
+        <w:t xml:space="preserve">ACT-S2-03: Revisar la documentación del proyecto. </w:t>
+      </w:r>
+    </w:p>
+    <w:p>
+      <w:pPr>
+        <w:spacing w:after="0"/>
+        <w:rPr>
+          <w:rFonts w:ascii="Verdana" w:hAnsi="Verdana"/>
+          <w:lang w:val="es-EC"/>
+        </w:rPr>
+      </w:pPr>
+      <w:r>
+        <w:rPr>
+          <w:rFonts w:ascii="Verdana" w:hAnsi="Verdana"/>
+          <w:lang w:val="es-EC"/>
+        </w:rPr>
+        <w:t>Estas unidades incluyen la revisión del Sprint anterior, la definición del objetivo, la verificación de los roles, la revisión del Acta, la aplicación de APA 7 y la actualización del control documental.</w:t>
+      </w:r>
+    </w:p>
+    <w:p>
+      <w:pPr>
+        <w:rPr>
+          <w:lang w:val="es-EC"/>
+        </w:rPr>
+      </w:pPr>
+    </w:p>
+    <w:p>
+      <w:pPr>
+        <w:pStyle w:val="Ttulo1"/>
+        <w:numPr>
+          <w:ilvl w:val="2"/>
+          <w:numId w:val="7"/>
+        </w:numPr>
+        <w:spacing w:before="120" w:after="120"/>
+        <w:ind w:left="1134" w:hanging="1134"/>
+        <w:rPr>
+          <w:rFonts w:ascii="Verdana" w:hAnsi="Verdana"/>
+          <w:color w:val="943634" w:themeColor="accent2" w:themeShade="BF"/>
+          <w:sz w:val="32"/>
+          <w:szCs w:val="32"/>
+          <w:lang w:val="es-EC"/>
+        </w:rPr>
+      </w:pPr>
+      <w:r>
+        <w:rPr>
+          <w:rFonts w:ascii="Verdana" w:hAnsi="Verdana"/>
+          <w:color w:val="943634" w:themeColor="accent2" w:themeShade="BF"/>
+          <w:sz w:val="32"/>
+          <w:szCs w:val="32"/>
+          <w:lang w:val="es-EC"/>
+        </w:rPr>
+        <w:t>Requisitos e historias de usuario</w:t>
+      </w:r>
+    </w:p>
+    <w:p>
+      <w:pPr>
+        <w:spacing w:after="0"/>
+        <w:rPr>
+          <w:rFonts w:ascii="Verdana" w:hAnsi="Verdana"/>
+          <w:lang w:val="es-EC"/>
+        </w:rPr>
+      </w:pPr>
+      <w:r>
+        <w:rPr>
+          <w:rFonts w:ascii="Verdana" w:hAnsi="Verdana"/>
+          <w:lang w:val="es-EC"/>
+        </w:rPr>
+        <w:t>Comprende las unidades correspondientes a:</w:t>
+      </w:r>
+    </w:p>
+    <w:p>
+      <w:pPr>
+        <w:numPr>
+          <w:ilvl w:val="0"/>
+          <w:numId w:val="43"/>
+        </w:numPr>
+        <w:spacing w:after="0"/>
+        <w:rPr>
+          <w:rFonts w:ascii="Verdana" w:hAnsi="Verdana"/>
+          <w:lang w:val="es-EC"/>
+        </w:rPr>
+      </w:pPr>
+      <w:r>
+        <w:rPr>
+          <w:rFonts w:ascii="Verdana" w:hAnsi="Verdana"/>
+          <w:lang w:val="es-EC"/>
+        </w:rPr>
+        <w:t xml:space="preserve">ACT-S2-04: Validar los requisitos del sistema. </w:t>
+      </w:r>
+    </w:p>
+    <w:p>
+      <w:pPr>
+        <w:numPr>
+          <w:ilvl w:val="0"/>
+          <w:numId w:val="43"/>
+        </w:numPr>
+        <w:spacing w:after="0"/>
+        <w:rPr>
+          <w:rFonts w:ascii="Verdana" w:hAnsi="Verdana"/>
+          <w:lang w:val="es-EC"/>
+        </w:rPr>
+      </w:pPr>
+      <w:r>
+        <w:rPr>
+          <w:rFonts w:ascii="Verdana" w:hAnsi="Verdana"/>
+          <w:lang w:val="es-EC"/>
+        </w:rPr>
+        <w:t xml:space="preserve">ACT-S2-05: Refinar las historias de usuario. </w:t>
+      </w:r>
+    </w:p>
+    <w:p>
+      <w:pPr>
+        <w:spacing w:after="0"/>
+        <w:rPr>
+          <w:rFonts w:ascii="Verdana" w:hAnsi="Verdana"/>
+          <w:lang w:val="es-EC"/>
+        </w:rPr>
+      </w:pPr>
+      <w:r>
+        <w:rPr>
+          <w:rFonts w:ascii="Verdana" w:hAnsi="Verdana"/>
+          <w:lang w:val="es-EC"/>
+        </w:rPr>
+        <w:t>Estas unidades contemplan la revisión funcional, técnica, de interfaz, seguridad, calidad y accesibilidad de los requisitos e historias de usuario.</w:t>
+      </w:r>
+    </w:p>
+    <w:p>
+      <w:pPr>
+        <w:rPr>
+          <w:lang w:val="es-EC"/>
+        </w:rPr>
+      </w:pPr>
+    </w:p>
+    <w:p>
+      <w:pPr>
+        <w:pStyle w:val="Ttulo1"/>
+        <w:numPr>
+          <w:ilvl w:val="2"/>
+          <w:numId w:val="7"/>
+        </w:numPr>
+        <w:spacing w:before="120" w:after="120"/>
+        <w:ind w:left="1134" w:hanging="1134"/>
+        <w:rPr>
+          <w:rFonts w:ascii="Verdana" w:hAnsi="Verdana"/>
+          <w:color w:val="943634" w:themeColor="accent2" w:themeShade="BF"/>
+          <w:sz w:val="32"/>
+          <w:szCs w:val="32"/>
+          <w:lang w:val="es-EC"/>
+        </w:rPr>
+      </w:pPr>
+      <w:r>
+        <w:rPr>
+          <w:rFonts w:ascii="Verdana" w:hAnsi="Verdana"/>
+          <w:color w:val="943634" w:themeColor="accent2" w:themeShade="BF"/>
+          <w:sz w:val="32"/>
+          <w:szCs w:val="32"/>
+          <w:lang w:val="es-EC"/>
+        </w:rPr>
+        <w:t>Organización del trabajo en Jira</w:t>
+      </w:r>
+    </w:p>
+    <w:p>
+      <w:pPr>
+        <w:spacing w:after="0"/>
+        <w:rPr>
+          <w:rFonts w:ascii="Verdana" w:hAnsi="Verdana"/>
+          <w:lang w:val="es-EC"/>
+        </w:rPr>
+      </w:pPr>
+      <w:r>
+        <w:rPr>
+          <w:rFonts w:ascii="Verdana" w:hAnsi="Verdana"/>
+          <w:lang w:val="es-EC"/>
+        </w:rPr>
+        <w:t>Comprende las unidades correspondientes a:</w:t>
+      </w:r>
+    </w:p>
+    <w:p>
+      <w:pPr>
+        <w:numPr>
+          <w:ilvl w:val="0"/>
+          <w:numId w:val="44"/>
+        </w:numPr>
+        <w:spacing w:after="0"/>
+        <w:rPr>
+          <w:rFonts w:ascii="Verdana" w:hAnsi="Verdana"/>
+          <w:lang w:val="es-EC"/>
+        </w:rPr>
+      </w:pPr>
+      <w:r>
+        <w:rPr>
+          <w:rFonts w:ascii="Verdana" w:hAnsi="Verdana"/>
+          <w:lang w:val="es-EC"/>
+        </w:rPr>
+        <w:t xml:space="preserve">ACT-S2-06: Crear las unidades de trabajo. </w:t>
+      </w:r>
+    </w:p>
+    <w:p>
+      <w:pPr>
+        <w:rPr>
+          <w:lang w:val="es-EC"/>
+        </w:rPr>
+      </w:pPr>
+      <w:r>
+        <w:rPr>
+          <w:rFonts w:ascii="Verdana" w:hAnsi="Verdana"/>
+          <w:lang w:val="es-EC"/>
+        </w:rPr>
+        <w:t>Incluye la identificación de tareas de arquitectura, frontend, backend, datos, pruebas, seguridad y documentación, así como su creación, relación y asignación en Jira.</w:t>
+      </w:r>
+    </w:p>
+    <w:p>
+      <w:pPr>
+        <w:pStyle w:val="Ttulo1"/>
+        <w:numPr>
+          <w:ilvl w:val="2"/>
+          <w:numId w:val="7"/>
+        </w:numPr>
+        <w:spacing w:before="120" w:after="120"/>
+        <w:ind w:left="1134" w:hanging="1134"/>
+        <w:rPr>
+          <w:rFonts w:ascii="Verdana" w:hAnsi="Verdana"/>
+          <w:color w:val="943634" w:themeColor="accent2" w:themeShade="BF"/>
+          <w:sz w:val="32"/>
+          <w:szCs w:val="32"/>
+          <w:lang w:val="es-EC"/>
+        </w:rPr>
+      </w:pPr>
+      <w:r>
+        <w:rPr>
+          <w:rFonts w:ascii="Verdana" w:hAnsi="Verdana"/>
+          <w:color w:val="943634" w:themeColor="accent2" w:themeShade="BF"/>
+          <w:sz w:val="32"/>
+          <w:szCs w:val="32"/>
+          <w:lang w:val="es-EC"/>
+        </w:rPr>
+        <w:t>Modelado y diseño del sistema</w:t>
+      </w:r>
+    </w:p>
+    <w:p>
+      <w:pPr>
+        <w:spacing w:after="0"/>
+        <w:rPr>
+          <w:rFonts w:ascii="Verdana" w:hAnsi="Verdana"/>
+          <w:lang w:val="es-EC"/>
+        </w:rPr>
+      </w:pPr>
+      <w:r>
+        <w:rPr>
+          <w:rFonts w:ascii="Verdana" w:hAnsi="Verdana"/>
+          <w:lang w:val="es-EC"/>
+        </w:rPr>
+        <w:t>Comprende las unidades correspondientes a:</w:t>
+      </w:r>
+    </w:p>
+    <w:p>
+      <w:pPr>
+        <w:numPr>
+          <w:ilvl w:val="0"/>
+          <w:numId w:val="45"/>
+        </w:numPr>
+        <w:spacing w:after="0"/>
+        <w:rPr>
+          <w:rFonts w:ascii="Verdana" w:hAnsi="Verdana"/>
+          <w:lang w:val="es-EC"/>
+        </w:rPr>
+      </w:pPr>
+      <w:r>
+        <w:rPr>
+          <w:rFonts w:ascii="Verdana" w:hAnsi="Verdana"/>
+          <w:lang w:val="es-EC"/>
+        </w:rPr>
+        <w:t xml:space="preserve">ACT-S2-07: Revisar el modelo conceptual del dominio. </w:t>
+      </w:r>
+    </w:p>
+    <w:p>
+      <w:pPr>
+        <w:numPr>
+          <w:ilvl w:val="0"/>
+          <w:numId w:val="45"/>
+        </w:numPr>
+        <w:spacing w:after="0"/>
+        <w:rPr>
+          <w:rFonts w:ascii="Verdana" w:hAnsi="Verdana"/>
+          <w:lang w:val="es-EC"/>
+        </w:rPr>
+      </w:pPr>
+      <w:r>
+        <w:rPr>
+          <w:rFonts w:ascii="Verdana" w:hAnsi="Verdana"/>
+          <w:lang w:val="es-EC"/>
+        </w:rPr>
+        <w:t xml:space="preserve">ACT-S2-08: Elaborar el diseño textual del modelo de clases. </w:t>
+      </w:r>
+    </w:p>
+    <w:p>
+      <w:pPr>
+        <w:numPr>
+          <w:ilvl w:val="0"/>
+          <w:numId w:val="45"/>
+        </w:numPr>
+        <w:spacing w:after="0"/>
+        <w:rPr>
+          <w:rFonts w:ascii="Verdana" w:hAnsi="Verdana"/>
+          <w:lang w:val="es-EC"/>
+        </w:rPr>
+      </w:pPr>
+      <w:r>
+        <w:rPr>
+          <w:rFonts w:ascii="Verdana" w:hAnsi="Verdana"/>
+          <w:lang w:val="es-EC"/>
+        </w:rPr>
+        <w:lastRenderedPageBreak/>
+        <w:t xml:space="preserve">ACT-S2-09: Elaborar el diagrama de clases. </w:t>
+      </w:r>
+    </w:p>
+    <w:p>
+      <w:pPr>
+        <w:numPr>
+          <w:ilvl w:val="0"/>
+          <w:numId w:val="45"/>
+        </w:numPr>
+        <w:spacing w:after="0"/>
+        <w:rPr>
+          <w:rFonts w:ascii="Verdana" w:hAnsi="Verdana"/>
+          <w:lang w:val="es-EC"/>
+        </w:rPr>
+      </w:pPr>
+      <w:r>
+        <w:rPr>
+          <w:rFonts w:ascii="Verdana" w:hAnsi="Verdana"/>
+          <w:lang w:val="es-EC"/>
+        </w:rPr>
+        <w:t xml:space="preserve">ACT-S2-10: Definir la estructura de interacción e interfaz. </w:t>
+      </w:r>
+    </w:p>
+    <w:p>
+      <w:pPr>
+        <w:rPr>
+          <w:lang w:val="es-EC"/>
+        </w:rPr>
+      </w:pPr>
+      <w:r>
+        <w:rPr>
+          <w:rFonts w:ascii="Verdana" w:hAnsi="Verdana"/>
+          <w:lang w:val="es-EC"/>
+        </w:rPr>
+        <w:t>En este grupo deben colocarse las tablas detalladas de unidades de trabajo previamente definidas para el modelo conceptual, diseño textual, diagrama UML e interfaces.</w:t>
+      </w:r>
+    </w:p>
+    <w:p>
+      <w:pPr>
+        <w:pStyle w:val="Ttulo1"/>
+        <w:numPr>
+          <w:ilvl w:val="2"/>
+          <w:numId w:val="7"/>
+        </w:numPr>
+        <w:spacing w:before="120" w:after="120"/>
+        <w:ind w:left="1134" w:hanging="1134"/>
+        <w:rPr>
+          <w:rFonts w:ascii="Verdana" w:hAnsi="Verdana"/>
+          <w:color w:val="943634" w:themeColor="accent2" w:themeShade="BF"/>
+          <w:sz w:val="32"/>
+          <w:szCs w:val="32"/>
+          <w:lang w:val="es-EC"/>
+        </w:rPr>
+      </w:pPr>
+      <w:r>
+        <w:rPr>
+          <w:rFonts w:ascii="Verdana" w:hAnsi="Verdana"/>
+          <w:color w:val="943634" w:themeColor="accent2" w:themeShade="BF"/>
+          <w:sz w:val="32"/>
+          <w:szCs w:val="32"/>
+          <w:lang w:val="es-EC"/>
+        </w:rPr>
+        <w:t>Consolidación y cierre</w:t>
+      </w:r>
+    </w:p>
+    <w:p>
+      <w:pPr>
+        <w:spacing w:after="0"/>
+        <w:rPr>
+          <w:rFonts w:ascii="Verdana" w:hAnsi="Verdana"/>
+          <w:lang w:val="es-EC"/>
+        </w:rPr>
+      </w:pPr>
+      <w:r>
+        <w:rPr>
+          <w:rFonts w:ascii="Verdana" w:hAnsi="Verdana"/>
+          <w:lang w:val="es-EC"/>
+        </w:rPr>
+        <w:t>Comprende las unidades correspondientes a:</w:t>
+      </w:r>
+    </w:p>
+    <w:p>
+      <w:pPr>
+        <w:numPr>
+          <w:ilvl w:val="0"/>
+          <w:numId w:val="46"/>
+        </w:numPr>
+        <w:spacing w:after="0"/>
+        <w:rPr>
+          <w:rFonts w:ascii="Verdana" w:hAnsi="Verdana"/>
+          <w:lang w:val="es-EC"/>
+        </w:rPr>
+      </w:pPr>
+      <w:r>
+        <w:rPr>
+          <w:rFonts w:ascii="Verdana" w:hAnsi="Verdana"/>
+          <w:lang w:val="es-EC"/>
+        </w:rPr>
+        <w:t xml:space="preserve">ACT-S2-11: Consolidar el avance documental. </w:t>
+      </w:r>
+    </w:p>
+    <w:p>
+      <w:pPr>
+        <w:numPr>
+          <w:ilvl w:val="0"/>
+          <w:numId w:val="46"/>
+        </w:numPr>
+        <w:spacing w:after="0"/>
+        <w:rPr>
+          <w:rFonts w:ascii="Verdana" w:hAnsi="Verdana"/>
+          <w:lang w:val="es-EC"/>
+        </w:rPr>
+      </w:pPr>
+      <w:r>
+        <w:rPr>
+          <w:rFonts w:ascii="Verdana" w:hAnsi="Verdana"/>
+          <w:lang w:val="es-EC"/>
+        </w:rPr>
+        <w:t xml:space="preserve">ACT-S2-12: Revisar y cerrar el Sprint 2. </w:t>
+      </w:r>
+    </w:p>
+    <w:p>
+      <w:pPr>
+        <w:spacing w:after="0"/>
+        <w:rPr>
+          <w:rFonts w:ascii="Verdana" w:hAnsi="Verdana"/>
+          <w:lang w:val="es-EC"/>
+        </w:rPr>
+      </w:pPr>
+      <w:r>
+        <w:rPr>
+          <w:rFonts w:ascii="Verdana" w:hAnsi="Verdana"/>
+          <w:lang w:val="es-EC"/>
+        </w:rPr>
+        <w:t>Estas unidades incluyen la actualización de documentos, organización de evidencias, validación de entregables, presentación de resultados, retrospectiva y cierre formal.</w:t>
+      </w:r>
+    </w:p>
+    <w:p>
+      <w:pPr>
+        <w:rPr>
+          <w:lang w:val="es-EC"/>
+        </w:rPr>
+      </w:pPr>
+    </w:p>
+    <w:p>
+      <w:pPr>
+        <w:pStyle w:val="Ttulo1"/>
+        <w:numPr>
+          <w:ilvl w:val="1"/>
+          <w:numId w:val="7"/>
+        </w:numPr>
+        <w:spacing w:before="120" w:after="120"/>
+        <w:ind w:left="1134" w:hanging="1134"/>
+        <w:rPr>
+          <w:rFonts w:ascii="Verdana" w:hAnsi="Verdana"/>
+          <w:color w:val="943634" w:themeColor="accent2" w:themeShade="BF"/>
+          <w:sz w:val="32"/>
+          <w:szCs w:val="32"/>
+          <w:lang w:val="es-EC"/>
+        </w:rPr>
+      </w:pPr>
+      <w:r>
+        <w:rPr>
+          <w:rFonts w:ascii="Verdana" w:hAnsi="Verdana"/>
+          <w:color w:val="943634" w:themeColor="accent2" w:themeShade="BF"/>
+          <w:sz w:val="32"/>
+          <w:szCs w:val="32"/>
+          <w:lang w:val="es-EC"/>
+        </w:rPr>
+        <w:t>Distribución del equipo</w:t>
+      </w:r>
+    </w:p>
+    <w:tbl>
+      <w:tblPr>
+        <w:tblStyle w:val="Tablaconcuadrcula"/>
+        <w:tblW w:w="0" w:type="auto"/>
+        <w:tblLook w:val="04A0" w:firstRow="1" w:lastRow="0" w:firstColumn="1" w:lastColumn="0" w:noHBand="0" w:noVBand="1"/>
+      </w:tblPr>
+      <w:tblGrid>
+        <w:gridCol w:w="2513"/>
+        <w:gridCol w:w="7063"/>
+      </w:tblGrid>
+      <w:tr>
+        <w:tc>
+          <w:tcPr>
+            <w:tcW w:w="0" w:type="auto"/>
+            <w:shd w:val="clear" w:color="auto" w:fill="943634" w:themeFill="accent2" w:themeFillShade="BF"/>
+            <w:hideMark/>
+          </w:tcPr>
+          <w:p>
+            <w:pPr>
+              <w:spacing w:line="276" w:lineRule="auto"/>
+              <w:rPr>
+                <w:rFonts w:ascii="Verdana" w:hAnsi="Verdana"/>
+                <w:b/>
+                <w:bCs/>
+                <w:color w:val="FFFFFF" w:themeColor="background1"/>
+                <w:lang w:val="es-EC"/>
+              </w:rPr>
+            </w:pPr>
+            <w:r>
+              <w:rPr>
+                <w:rFonts w:ascii="Verdana" w:hAnsi="Verdana"/>
+                <w:b/>
+                <w:bCs/>
+                <w:color w:val="FFFFFF" w:themeColor="background1"/>
+                <w:lang w:val="es-EC"/>
+              </w:rPr>
+              <w:t>Participante</w:t>
+            </w:r>
+          </w:p>
+        </w:tc>
+        <w:tc>
+          <w:tcPr>
+            <w:tcW w:w="0" w:type="auto"/>
+            <w:shd w:val="clear" w:color="auto" w:fill="943634" w:themeFill="accent2" w:themeFillShade="BF"/>
+            <w:hideMark/>
+          </w:tcPr>
+          <w:p>
+            <w:pPr>
+              <w:spacing w:line="276" w:lineRule="auto"/>
+              <w:rPr>
+                <w:rFonts w:ascii="Verdana" w:hAnsi="Verdana"/>
+                <w:b/>
+                <w:bCs/>
+                <w:color w:val="FFFFFF" w:themeColor="background1"/>
+                <w:lang w:val="es-EC"/>
+              </w:rPr>
+            </w:pPr>
+            <w:r>
+              <w:rPr>
+                <w:rFonts w:ascii="Verdana" w:hAnsi="Verdana"/>
+                <w:b/>
+                <w:bCs/>
+                <w:color w:val="FFFFFF" w:themeColor="background1"/>
+                <w:lang w:val="es-EC"/>
+              </w:rPr>
+              <w:t>Responsabilidad durante el Sprint 2</w:t>
+            </w:r>
+          </w:p>
+        </w:tc>
+      </w:tr>
+      <w:tr>
+        <w:tc>
+          <w:tcPr>
+            <w:tcW w:w="0" w:type="auto"/>
+            <w:hideMark/>
+          </w:tcPr>
+          <w:p>
+            <w:pPr>
+              <w:spacing w:line="276" w:lineRule="auto"/>
+              <w:rPr>
+                <w:rFonts w:ascii="Verdana" w:hAnsi="Verdana"/>
+                <w:lang w:val="es-EC"/>
+              </w:rPr>
+            </w:pPr>
+            <w:r>
+              <w:rPr>
+                <w:rFonts w:ascii="Verdana" w:hAnsi="Verdana"/>
+                <w:lang w:val="es-EC"/>
+              </w:rPr>
+              <w:t>Alex Mendoza Morante</w:t>
+            </w:r>
+          </w:p>
+        </w:tc>
+        <w:tc>
+          <w:tcPr>
+            <w:tcW w:w="0" w:type="auto"/>
+            <w:hideMark/>
+          </w:tcPr>
+          <w:p>
+            <w:pPr>
+              <w:spacing w:line="276" w:lineRule="auto"/>
+              <w:rPr>
+                <w:rFonts w:ascii="Verdana" w:hAnsi="Verdana"/>
+                <w:lang w:val="es-EC"/>
+              </w:rPr>
+            </w:pPr>
+            <w:r>
+              <w:rPr>
+                <w:rFonts w:ascii="Verdana" w:hAnsi="Verdana"/>
+                <w:lang w:val="es-EC"/>
+              </w:rPr>
+              <w:t>Planificación, coordinación, Jira, control documental y cierre.</w:t>
+            </w:r>
+          </w:p>
+        </w:tc>
+      </w:tr>
+      <w:tr>
+        <w:tc>
+          <w:tcPr>
+            <w:tcW w:w="0" w:type="auto"/>
+            <w:hideMark/>
+          </w:tcPr>
+          <w:p>
+            <w:pPr>
+              <w:spacing w:line="276" w:lineRule="auto"/>
+              <w:rPr>
+                <w:rFonts w:ascii="Verdana" w:hAnsi="Verdana"/>
+                <w:lang w:val="es-EC"/>
+              </w:rPr>
+            </w:pPr>
+            <w:r>
+              <w:rPr>
+                <w:rFonts w:ascii="Verdana" w:hAnsi="Verdana"/>
+                <w:lang w:val="es-EC"/>
+              </w:rPr>
+              <w:t>Víctor Tello Bravo</w:t>
+            </w:r>
+          </w:p>
+        </w:tc>
+        <w:tc>
+          <w:tcPr>
+            <w:tcW w:w="0" w:type="auto"/>
+            <w:hideMark/>
+          </w:tcPr>
+          <w:p>
+            <w:pPr>
+              <w:spacing w:line="276" w:lineRule="auto"/>
+              <w:rPr>
+                <w:rFonts w:ascii="Verdana" w:hAnsi="Verdana"/>
+                <w:lang w:val="es-EC"/>
+              </w:rPr>
+            </w:pPr>
+            <w:r>
+              <w:rPr>
+                <w:rFonts w:ascii="Verdana" w:hAnsi="Verdana"/>
+                <w:lang w:val="es-EC"/>
+              </w:rPr>
+              <w:t>Priorización, validación de requisitos, refinamiento y aceptación funcional.</w:t>
+            </w:r>
+          </w:p>
+        </w:tc>
+      </w:tr>
+      <w:tr>
+        <w:tc>
+          <w:tcPr>
+            <w:tcW w:w="0" w:type="auto"/>
+            <w:hideMark/>
+          </w:tcPr>
+          <w:p>
+            <w:pPr>
+              <w:spacing w:line="276" w:lineRule="auto"/>
+              <w:rPr>
+                <w:rFonts w:ascii="Verdana" w:hAnsi="Verdana"/>
+                <w:lang w:val="es-EC"/>
+              </w:rPr>
+            </w:pPr>
+            <w:r>
+              <w:rPr>
+                <w:rFonts w:ascii="Verdana" w:hAnsi="Verdana"/>
+                <w:lang w:val="es-EC"/>
+              </w:rPr>
+              <w:t>Kevin Carriel Bonoso</w:t>
+            </w:r>
+          </w:p>
+        </w:tc>
+        <w:tc>
+          <w:tcPr>
+            <w:tcW w:w="0" w:type="auto"/>
+            <w:hideMark/>
+          </w:tcPr>
+          <w:p>
+            <w:pPr>
+              <w:spacing w:line="276" w:lineRule="auto"/>
+              <w:rPr>
+                <w:rFonts w:ascii="Verdana" w:hAnsi="Verdana"/>
+                <w:lang w:val="es-EC"/>
+              </w:rPr>
+            </w:pPr>
+            <w:r>
+              <w:rPr>
+                <w:rFonts w:ascii="Verdana" w:hAnsi="Verdana"/>
+                <w:lang w:val="es-EC"/>
+              </w:rPr>
+              <w:t>Arquitectura, unidades de trabajo, modelo conceptual y diagrama UML.</w:t>
+            </w:r>
+          </w:p>
+        </w:tc>
+      </w:tr>
+      <w:tr>
+        <w:tc>
+          <w:tcPr>
+            <w:tcW w:w="0" w:type="auto"/>
+            <w:hideMark/>
+          </w:tcPr>
+          <w:p>
+            <w:pPr>
+              <w:spacing w:line="276" w:lineRule="auto"/>
+              <w:rPr>
+                <w:rFonts w:ascii="Verdana" w:hAnsi="Verdana"/>
+                <w:lang w:val="es-EC"/>
+              </w:rPr>
+            </w:pPr>
+            <w:r>
+              <w:rPr>
+                <w:rFonts w:ascii="Verdana" w:hAnsi="Verdana"/>
+                <w:lang w:val="es-EC"/>
+              </w:rPr>
+              <w:t>Mario Luzardo Fierro</w:t>
+            </w:r>
+          </w:p>
+        </w:tc>
+        <w:tc>
+          <w:tcPr>
+            <w:tcW w:w="0" w:type="auto"/>
+            <w:hideMark/>
+          </w:tcPr>
+          <w:p>
+            <w:pPr>
+              <w:spacing w:line="276" w:lineRule="auto"/>
+              <w:rPr>
+                <w:rFonts w:ascii="Verdana" w:hAnsi="Verdana"/>
+                <w:lang w:val="es-EC"/>
+              </w:rPr>
+            </w:pPr>
+            <w:r>
+              <w:rPr>
+                <w:rFonts w:ascii="Verdana" w:hAnsi="Verdana"/>
+                <w:lang w:val="es-EC"/>
+              </w:rPr>
+              <w:t>Interfaces, navegación, UI/UX y accesibilidad.</w:t>
+            </w:r>
+          </w:p>
+        </w:tc>
+      </w:tr>
+      <w:tr>
+        <w:tc>
+          <w:tcPr>
+            <w:tcW w:w="0" w:type="auto"/>
+            <w:hideMark/>
+          </w:tcPr>
+          <w:p>
+            <w:pPr>
+              <w:spacing w:line="276" w:lineRule="auto"/>
+              <w:rPr>
+                <w:rFonts w:ascii="Verdana" w:hAnsi="Verdana"/>
+                <w:lang w:val="es-EC"/>
+              </w:rPr>
+            </w:pPr>
+            <w:r>
+              <w:rPr>
+                <w:rFonts w:ascii="Verdana" w:hAnsi="Verdana"/>
+                <w:lang w:val="es-EC"/>
+              </w:rPr>
+              <w:t>Luis Ramírez Conejo</w:t>
+            </w:r>
+          </w:p>
+        </w:tc>
+        <w:tc>
+          <w:tcPr>
+            <w:tcW w:w="0" w:type="auto"/>
+            <w:hideMark/>
+          </w:tcPr>
+          <w:p>
+            <w:pPr>
+              <w:spacing w:line="276" w:lineRule="auto"/>
+              <w:rPr>
+                <w:rFonts w:ascii="Verdana" w:hAnsi="Verdana"/>
+                <w:lang w:val="es-EC"/>
+              </w:rPr>
+            </w:pPr>
+            <w:r>
+              <w:rPr>
+                <w:rFonts w:ascii="Verdana" w:hAnsi="Verdana"/>
+                <w:lang w:val="es-EC"/>
+              </w:rPr>
+              <w:t>Diseño textual de clases, backend y datos.</w:t>
+            </w:r>
+          </w:p>
+        </w:tc>
+      </w:tr>
+      <w:tr>
+        <w:tc>
+          <w:tcPr>
+            <w:tcW w:w="0" w:type="auto"/>
+            <w:hideMark/>
+          </w:tcPr>
+          <w:p>
+            <w:pPr>
+              <w:spacing w:line="276" w:lineRule="auto"/>
+              <w:rPr>
+                <w:rFonts w:ascii="Verdana" w:hAnsi="Verdana"/>
+                <w:lang w:val="es-EC"/>
+              </w:rPr>
+            </w:pPr>
+            <w:r>
+              <w:rPr>
+                <w:rFonts w:ascii="Verdana" w:hAnsi="Verdana"/>
+                <w:lang w:val="es-EC"/>
+              </w:rPr>
+              <w:t>Luis Rodríguez Barrera</w:t>
+            </w:r>
+          </w:p>
+        </w:tc>
+        <w:tc>
+          <w:tcPr>
+            <w:tcW w:w="0" w:type="auto"/>
+            <w:hideMark/>
+          </w:tcPr>
+          <w:p>
+            <w:pPr>
+              <w:spacing w:line="276" w:lineRule="auto"/>
+              <w:rPr>
+                <w:rFonts w:ascii="Verdana" w:hAnsi="Verdana"/>
+                <w:lang w:val="es-EC"/>
+              </w:rPr>
+            </w:pPr>
+            <w:r>
+              <w:rPr>
+                <w:rFonts w:ascii="Verdana" w:hAnsi="Verdana"/>
+                <w:lang w:val="es-EC"/>
+              </w:rPr>
+              <w:t>Calidad, pruebas, seguridad, APA 7 y evidencias.</w:t>
+            </w:r>
+          </w:p>
+        </w:tc>
+      </w:tr>
+    </w:tbl>
+    <w:p>
+      <w:pPr>
+        <w:rPr>
+          <w:lang w:val="es-EC"/>
+        </w:rPr>
+      </w:pPr>
+    </w:p>
+    <w:p>
+      <w:pPr>
+        <w:pStyle w:val="Ttulo1"/>
+        <w:numPr>
+          <w:ilvl w:val="1"/>
+          <w:numId w:val="7"/>
+        </w:numPr>
+        <w:spacing w:before="120" w:after="120"/>
+        <w:ind w:left="1134" w:hanging="1134"/>
+        <w:rPr>
+          <w:rFonts w:ascii="Verdana" w:hAnsi="Verdana"/>
+          <w:color w:val="943634" w:themeColor="accent2" w:themeShade="BF"/>
+          <w:sz w:val="32"/>
+          <w:szCs w:val="32"/>
+          <w:lang w:val="es-EC"/>
+        </w:rPr>
+      </w:pPr>
+      <w:r>
+        <w:rPr>
+          <w:rFonts w:ascii="Verdana" w:hAnsi="Verdana"/>
+          <w:color w:val="943634" w:themeColor="accent2" w:themeShade="BF"/>
+          <w:sz w:val="32"/>
+          <w:szCs w:val="32"/>
+          <w:lang w:val="es-EC"/>
+        </w:rPr>
+        <w:t>Entregables</w:t>
+      </w:r>
+    </w:p>
+    <w:tbl>
+      <w:tblPr>
+        <w:tblStyle w:val="Tablaconcuadrcula"/>
+        <w:tblW w:w="0" w:type="auto"/>
+        <w:tblLook w:val="04A0" w:firstRow="1" w:lastRow="0" w:firstColumn="1" w:lastColumn="0" w:noHBand="0" w:noVBand="1"/>
+      </w:tblPr>
+      <w:tblGrid>
+        <w:gridCol w:w="5658"/>
+        <w:gridCol w:w="2736"/>
+      </w:tblGrid>
+      <w:tr>
+        <w:tc>
+          <w:tcPr>
+            <w:tcW w:w="0" w:type="auto"/>
+            <w:shd w:val="clear" w:color="auto" w:fill="943634" w:themeFill="accent2" w:themeFillShade="BF"/>
+            <w:hideMark/>
+          </w:tcPr>
+          <w:p>
+            <w:pPr>
+              <w:spacing w:line="276" w:lineRule="auto"/>
+              <w:rPr>
+                <w:rFonts w:ascii="Verdana" w:hAnsi="Verdana"/>
+                <w:b/>
+                <w:bCs/>
+                <w:color w:val="FFFFFF" w:themeColor="background1"/>
+                <w:lang w:val="es-EC"/>
+              </w:rPr>
+            </w:pPr>
+            <w:r>
+              <w:rPr>
+                <w:rFonts w:ascii="Verdana" w:hAnsi="Verdana"/>
+                <w:b/>
+                <w:bCs/>
+                <w:color w:val="FFFFFF" w:themeColor="background1"/>
+                <w:lang w:val="es-EC"/>
+              </w:rPr>
+              <w:t>Entregable</w:t>
+            </w:r>
+          </w:p>
+        </w:tc>
+        <w:tc>
+          <w:tcPr>
+            <w:tcW w:w="0" w:type="auto"/>
+            <w:shd w:val="clear" w:color="auto" w:fill="943634" w:themeFill="accent2" w:themeFillShade="BF"/>
+            <w:hideMark/>
+          </w:tcPr>
+          <w:p>
+            <w:pPr>
+              <w:spacing w:line="276" w:lineRule="auto"/>
+              <w:rPr>
+                <w:rFonts w:ascii="Verdana" w:hAnsi="Verdana"/>
+                <w:b/>
+                <w:bCs/>
+                <w:color w:val="FFFFFF" w:themeColor="background1"/>
+                <w:lang w:val="es-EC"/>
+              </w:rPr>
+            </w:pPr>
+            <w:r>
+              <w:rPr>
+                <w:rFonts w:ascii="Verdana" w:hAnsi="Verdana"/>
+                <w:b/>
+                <w:bCs/>
+                <w:color w:val="FFFFFF" w:themeColor="background1"/>
+                <w:lang w:val="es-EC"/>
+              </w:rPr>
+              <w:t>Responsable</w:t>
+            </w:r>
+          </w:p>
+        </w:tc>
+      </w:tr>
+      <w:tr>
+        <w:tc>
+          <w:tcPr>
+            <w:tcW w:w="0" w:type="auto"/>
+            <w:hideMark/>
+          </w:tcPr>
+          <w:p>
+            <w:pPr>
+              <w:spacing w:line="276" w:lineRule="auto"/>
+              <w:rPr>
+                <w:rFonts w:ascii="Verdana" w:hAnsi="Verdana"/>
+                <w:lang w:val="es-EC"/>
+              </w:rPr>
+            </w:pPr>
+            <w:r>
+              <w:rPr>
+                <w:rFonts w:ascii="Verdana" w:hAnsi="Verdana"/>
+                <w:lang w:val="es-EC"/>
+              </w:rPr>
+              <w:t>Acta de Constitución revisada</w:t>
+            </w:r>
+          </w:p>
+        </w:tc>
+        <w:tc>
+          <w:tcPr>
+            <w:tcW w:w="0" w:type="auto"/>
+            <w:hideMark/>
+          </w:tcPr>
+          <w:p>
+            <w:pPr>
+              <w:spacing w:line="276" w:lineRule="auto"/>
+              <w:rPr>
+                <w:rFonts w:ascii="Verdana" w:hAnsi="Verdana"/>
+                <w:lang w:val="es-EC"/>
+              </w:rPr>
+            </w:pPr>
+            <w:r>
+              <w:rPr>
+                <w:rFonts w:ascii="Verdana" w:hAnsi="Verdana"/>
+                <w:lang w:val="es-EC"/>
+              </w:rPr>
+              <w:t>Alex Mendoza Morante</w:t>
+            </w:r>
+          </w:p>
+        </w:tc>
+      </w:tr>
+      <w:tr>
+        <w:tc>
+          <w:tcPr>
+            <w:tcW w:w="0" w:type="auto"/>
+            <w:hideMark/>
+          </w:tcPr>
+          <w:p>
+            <w:pPr>
+              <w:spacing w:line="276" w:lineRule="auto"/>
+              <w:rPr>
+                <w:rFonts w:ascii="Verdana" w:hAnsi="Verdana"/>
+                <w:lang w:val="es-EC"/>
+              </w:rPr>
+            </w:pPr>
+            <w:r>
+              <w:rPr>
+                <w:rFonts w:ascii="Verdana" w:hAnsi="Verdana"/>
+                <w:lang w:val="es-EC"/>
+              </w:rPr>
+              <w:t>Requisitos funcionales y no funcionales validados</w:t>
+            </w:r>
+          </w:p>
+        </w:tc>
+        <w:tc>
+          <w:tcPr>
+            <w:tcW w:w="0" w:type="auto"/>
+            <w:hideMark/>
+          </w:tcPr>
+          <w:p>
+            <w:pPr>
+              <w:spacing w:line="276" w:lineRule="auto"/>
+              <w:rPr>
+                <w:rFonts w:ascii="Verdana" w:hAnsi="Verdana"/>
+                <w:lang w:val="es-EC"/>
+              </w:rPr>
+            </w:pPr>
+            <w:r>
+              <w:rPr>
+                <w:rFonts w:ascii="Verdana" w:hAnsi="Verdana"/>
+                <w:lang w:val="es-EC"/>
+              </w:rPr>
+              <w:t>Víctor Tello Bravo</w:t>
+            </w:r>
+          </w:p>
+        </w:tc>
+      </w:tr>
+      <w:tr>
+        <w:tc>
+          <w:tcPr>
+            <w:tcW w:w="0" w:type="auto"/>
+            <w:hideMark/>
+          </w:tcPr>
+          <w:p>
+            <w:pPr>
+              <w:spacing w:line="276" w:lineRule="auto"/>
+              <w:rPr>
+                <w:rFonts w:ascii="Verdana" w:hAnsi="Verdana"/>
+                <w:lang w:val="es-EC"/>
+              </w:rPr>
+            </w:pPr>
+            <w:r>
+              <w:rPr>
+                <w:rFonts w:ascii="Verdana" w:hAnsi="Verdana"/>
+                <w:lang w:val="es-EC"/>
+              </w:rPr>
+              <w:t>Historias de usuario refinadas</w:t>
+            </w:r>
+          </w:p>
+        </w:tc>
+        <w:tc>
+          <w:tcPr>
+            <w:tcW w:w="0" w:type="auto"/>
+            <w:hideMark/>
+          </w:tcPr>
+          <w:p>
+            <w:pPr>
+              <w:spacing w:line="276" w:lineRule="auto"/>
+              <w:rPr>
+                <w:rFonts w:ascii="Verdana" w:hAnsi="Verdana"/>
+                <w:lang w:val="es-EC"/>
+              </w:rPr>
+            </w:pPr>
+            <w:r>
+              <w:rPr>
+                <w:rFonts w:ascii="Verdana" w:hAnsi="Verdana"/>
+                <w:lang w:val="es-EC"/>
+              </w:rPr>
+              <w:t>Víctor Tello Bravo</w:t>
+            </w:r>
+          </w:p>
+        </w:tc>
+      </w:tr>
+      <w:tr>
+        <w:tc>
+          <w:tcPr>
+            <w:tcW w:w="0" w:type="auto"/>
+            <w:hideMark/>
+          </w:tcPr>
+          <w:p>
+            <w:pPr>
+              <w:spacing w:line="276" w:lineRule="auto"/>
+              <w:rPr>
+                <w:rFonts w:ascii="Verdana" w:hAnsi="Verdana"/>
+                <w:lang w:val="es-EC"/>
+              </w:rPr>
+            </w:pPr>
+            <w:r>
+              <w:rPr>
+                <w:rFonts w:ascii="Verdana" w:hAnsi="Verdana"/>
+                <w:lang w:val="es-EC"/>
+              </w:rPr>
+              <w:t>Unidades de trabajo registradas en Jira</w:t>
+            </w:r>
+          </w:p>
+        </w:tc>
+        <w:tc>
+          <w:tcPr>
+            <w:tcW w:w="0" w:type="auto"/>
+            <w:hideMark/>
+          </w:tcPr>
+          <w:p>
+            <w:pPr>
+              <w:spacing w:line="276" w:lineRule="auto"/>
+              <w:rPr>
+                <w:rFonts w:ascii="Verdana" w:hAnsi="Verdana"/>
+                <w:lang w:val="es-EC"/>
+              </w:rPr>
+            </w:pPr>
+            <w:r>
+              <w:rPr>
+                <w:rFonts w:ascii="Verdana" w:hAnsi="Verdana"/>
+                <w:lang w:val="es-EC"/>
+              </w:rPr>
+              <w:t>Kevin Carriel Bonoso</w:t>
+            </w:r>
+          </w:p>
+        </w:tc>
+      </w:tr>
+      <w:tr>
+        <w:tc>
+          <w:tcPr>
+            <w:tcW w:w="0" w:type="auto"/>
+            <w:hideMark/>
+          </w:tcPr>
+          <w:p>
+            <w:pPr>
+              <w:spacing w:line="276" w:lineRule="auto"/>
+              <w:rPr>
+                <w:rFonts w:ascii="Verdana" w:hAnsi="Verdana"/>
+                <w:lang w:val="es-EC"/>
+              </w:rPr>
+            </w:pPr>
+            <w:r>
+              <w:rPr>
+                <w:rFonts w:ascii="Verdana" w:hAnsi="Verdana"/>
+                <w:lang w:val="es-EC"/>
+              </w:rPr>
+              <w:t>Modelo conceptual del dominio revisado</w:t>
+            </w:r>
+          </w:p>
+        </w:tc>
+        <w:tc>
+          <w:tcPr>
+            <w:tcW w:w="0" w:type="auto"/>
+            <w:hideMark/>
+          </w:tcPr>
+          <w:p>
+            <w:pPr>
+              <w:spacing w:line="276" w:lineRule="auto"/>
+              <w:rPr>
+                <w:rFonts w:ascii="Verdana" w:hAnsi="Verdana"/>
+                <w:lang w:val="es-EC"/>
+              </w:rPr>
+            </w:pPr>
+            <w:r>
+              <w:rPr>
+                <w:rFonts w:ascii="Verdana" w:hAnsi="Verdana"/>
+                <w:lang w:val="es-EC"/>
+              </w:rPr>
+              <w:t>Kevin Carriel Bonoso</w:t>
+            </w:r>
+          </w:p>
+        </w:tc>
+      </w:tr>
+      <w:tr>
+        <w:tc>
+          <w:tcPr>
+            <w:tcW w:w="0" w:type="auto"/>
+            <w:hideMark/>
+          </w:tcPr>
+          <w:p>
+            <w:pPr>
+              <w:spacing w:line="276" w:lineRule="auto"/>
+              <w:rPr>
+                <w:rFonts w:ascii="Verdana" w:hAnsi="Verdana"/>
+                <w:lang w:val="es-EC"/>
+              </w:rPr>
+            </w:pPr>
+            <w:r>
+              <w:rPr>
+                <w:rFonts w:ascii="Verdana" w:hAnsi="Verdana"/>
+                <w:lang w:val="es-EC"/>
+              </w:rPr>
+              <w:t>Diseño textual del modelo de clases</w:t>
+            </w:r>
+          </w:p>
+        </w:tc>
+        <w:tc>
+          <w:tcPr>
+            <w:tcW w:w="0" w:type="auto"/>
+            <w:hideMark/>
+          </w:tcPr>
+          <w:p>
+            <w:pPr>
+              <w:spacing w:line="276" w:lineRule="auto"/>
+              <w:rPr>
+                <w:rFonts w:ascii="Verdana" w:hAnsi="Verdana"/>
+                <w:lang w:val="es-EC"/>
+              </w:rPr>
+            </w:pPr>
+            <w:r>
+              <w:rPr>
+                <w:rFonts w:ascii="Verdana" w:hAnsi="Verdana"/>
+                <w:lang w:val="es-EC"/>
+              </w:rPr>
+              <w:t>Luis Ramírez Conejo</w:t>
+            </w:r>
+          </w:p>
+        </w:tc>
+      </w:tr>
+      <w:tr>
+        <w:tc>
+          <w:tcPr>
+            <w:tcW w:w="0" w:type="auto"/>
+            <w:hideMark/>
+          </w:tcPr>
+          <w:p>
+            <w:pPr>
+              <w:spacing w:line="276" w:lineRule="auto"/>
+              <w:rPr>
+                <w:rFonts w:ascii="Verdana" w:hAnsi="Verdana"/>
+                <w:lang w:val="es-EC"/>
+              </w:rPr>
+            </w:pPr>
+            <w:r>
+              <w:rPr>
+                <w:rFonts w:ascii="Verdana" w:hAnsi="Verdana"/>
+                <w:lang w:val="es-EC"/>
+              </w:rPr>
+              <w:t>Diagrama de clases UML</w:t>
+            </w:r>
+          </w:p>
+        </w:tc>
+        <w:tc>
+          <w:tcPr>
+            <w:tcW w:w="0" w:type="auto"/>
+            <w:hideMark/>
+          </w:tcPr>
+          <w:p>
+            <w:pPr>
+              <w:spacing w:line="276" w:lineRule="auto"/>
+              <w:rPr>
+                <w:rFonts w:ascii="Verdana" w:hAnsi="Verdana"/>
+                <w:lang w:val="es-EC"/>
+              </w:rPr>
+            </w:pPr>
+            <w:r>
+              <w:rPr>
+                <w:rFonts w:ascii="Verdana" w:hAnsi="Verdana"/>
+                <w:lang w:val="es-EC"/>
+              </w:rPr>
+              <w:t>Kevin Carriel Bonoso</w:t>
+            </w:r>
+          </w:p>
+        </w:tc>
+      </w:tr>
+      <w:tr>
+        <w:tc>
+          <w:tcPr>
+            <w:tcW w:w="0" w:type="auto"/>
+            <w:hideMark/>
+          </w:tcPr>
+          <w:p>
+            <w:pPr>
+              <w:spacing w:line="276" w:lineRule="auto"/>
+              <w:rPr>
+                <w:rFonts w:ascii="Verdana" w:hAnsi="Verdana"/>
+                <w:lang w:val="es-EC"/>
+              </w:rPr>
+            </w:pPr>
+            <w:r>
+              <w:rPr>
+                <w:rFonts w:ascii="Verdana" w:hAnsi="Verdana"/>
+                <w:lang w:val="es-EC"/>
+              </w:rPr>
+              <w:t>Estructura inicial de interacción e interfaz</w:t>
+            </w:r>
+          </w:p>
+        </w:tc>
+        <w:tc>
+          <w:tcPr>
+            <w:tcW w:w="0" w:type="auto"/>
+            <w:hideMark/>
+          </w:tcPr>
+          <w:p>
+            <w:pPr>
+              <w:spacing w:line="276" w:lineRule="auto"/>
+              <w:rPr>
+                <w:rFonts w:ascii="Verdana" w:hAnsi="Verdana"/>
+                <w:lang w:val="es-EC"/>
+              </w:rPr>
+            </w:pPr>
+            <w:r>
+              <w:rPr>
+                <w:rFonts w:ascii="Verdana" w:hAnsi="Verdana"/>
+                <w:lang w:val="es-EC"/>
+              </w:rPr>
+              <w:t>Mario Luzardo Fierro</w:t>
+            </w:r>
+          </w:p>
+        </w:tc>
+      </w:tr>
+      <w:tr>
+        <w:tc>
+          <w:tcPr>
+            <w:tcW w:w="0" w:type="auto"/>
+            <w:hideMark/>
+          </w:tcPr>
+          <w:p>
+            <w:pPr>
+              <w:spacing w:line="276" w:lineRule="auto"/>
+              <w:rPr>
+                <w:rFonts w:ascii="Verdana" w:hAnsi="Verdana"/>
+                <w:lang w:val="es-EC"/>
+              </w:rPr>
+            </w:pPr>
+            <w:r>
+              <w:rPr>
+                <w:rFonts w:ascii="Verdana" w:hAnsi="Verdana"/>
+                <w:lang w:val="es-EC"/>
+              </w:rPr>
+              <w:lastRenderedPageBreak/>
+              <w:t>Revisión de calidad, seguridad y APA 7</w:t>
+            </w:r>
+          </w:p>
+        </w:tc>
+        <w:tc>
+          <w:tcPr>
+            <w:tcW w:w="0" w:type="auto"/>
+            <w:hideMark/>
+          </w:tcPr>
+          <w:p>
+            <w:pPr>
+              <w:spacing w:line="276" w:lineRule="auto"/>
+              <w:rPr>
+                <w:rFonts w:ascii="Verdana" w:hAnsi="Verdana"/>
+                <w:lang w:val="es-EC"/>
+              </w:rPr>
+            </w:pPr>
+            <w:r>
+              <w:rPr>
+                <w:rFonts w:ascii="Verdana" w:hAnsi="Verdana"/>
+                <w:lang w:val="es-EC"/>
+              </w:rPr>
+              <w:t>Luis Rodríguez Barrera</w:t>
+            </w:r>
+          </w:p>
+        </w:tc>
+      </w:tr>
+      <w:tr>
+        <w:tc>
+          <w:tcPr>
+            <w:tcW w:w="0" w:type="auto"/>
+            <w:hideMark/>
+          </w:tcPr>
+          <w:p>
+            <w:pPr>
+              <w:spacing w:line="276" w:lineRule="auto"/>
+              <w:rPr>
+                <w:rFonts w:ascii="Verdana" w:hAnsi="Verdana"/>
+                <w:lang w:val="es-EC"/>
+              </w:rPr>
+            </w:pPr>
+            <w:r>
+              <w:rPr>
+                <w:rFonts w:ascii="Verdana" w:hAnsi="Verdana"/>
+                <w:lang w:val="es-EC"/>
+              </w:rPr>
+              <w:t>Documentación y evidencias consolidadas</w:t>
+            </w:r>
+          </w:p>
+        </w:tc>
+        <w:tc>
+          <w:tcPr>
+            <w:tcW w:w="0" w:type="auto"/>
+            <w:hideMark/>
+          </w:tcPr>
+          <w:p>
+            <w:pPr>
+              <w:spacing w:line="276" w:lineRule="auto"/>
+              <w:rPr>
+                <w:rFonts w:ascii="Verdana" w:hAnsi="Verdana"/>
+                <w:lang w:val="es-EC"/>
+              </w:rPr>
+            </w:pPr>
+            <w:r>
+              <w:rPr>
+                <w:rFonts w:ascii="Verdana" w:hAnsi="Verdana"/>
+                <w:lang w:val="es-EC"/>
+              </w:rPr>
+              <w:t>Alex Mendoza Morante</w:t>
+            </w:r>
+          </w:p>
+        </w:tc>
+      </w:tr>
+    </w:tbl>
+    <w:p>
+      <w:pPr>
+        <w:rPr>
+          <w:lang w:val="es-EC"/>
+        </w:rPr>
+      </w:pPr>
+    </w:p>
+    <w:p>
+      <w:pPr>
+        <w:pStyle w:val="Ttulo1"/>
+        <w:numPr>
+          <w:ilvl w:val="1"/>
+          <w:numId w:val="7"/>
+        </w:numPr>
+        <w:spacing w:before="120" w:after="120"/>
+        <w:ind w:left="1134" w:hanging="1134"/>
+        <w:rPr>
+          <w:rFonts w:ascii="Verdana" w:hAnsi="Verdana"/>
+          <w:color w:val="943634" w:themeColor="accent2" w:themeShade="BF"/>
+          <w:sz w:val="32"/>
+          <w:szCs w:val="32"/>
+          <w:lang w:val="es-EC"/>
+        </w:rPr>
+      </w:pPr>
+      <w:r>
+        <w:rPr>
+          <w:rFonts w:ascii="Verdana" w:hAnsi="Verdana"/>
+          <w:color w:val="943634" w:themeColor="accent2" w:themeShade="BF"/>
+          <w:sz w:val="32"/>
+          <w:szCs w:val="32"/>
+          <w:lang w:val="es-EC"/>
+        </w:rPr>
+        <w:t>Criterios de finalización</w:t>
+      </w:r>
+    </w:p>
+    <w:p>
+      <w:pPr>
+        <w:spacing w:after="0"/>
+        <w:rPr>
+          <w:rFonts w:ascii="Verdana" w:hAnsi="Verdana"/>
+          <w:lang w:val="es-EC"/>
+        </w:rPr>
+      </w:pPr>
+      <w:r>
+        <w:rPr>
+          <w:rFonts w:ascii="Verdana" w:hAnsi="Verdana"/>
+          <w:lang w:val="es-EC"/>
+        </w:rPr>
+        <w:t>El Sprint 2 se considerará finalizado cuando:</w:t>
+      </w:r>
+    </w:p>
+    <w:p>
+      <w:pPr>
+        <w:numPr>
+          <w:ilvl w:val="0"/>
+          <w:numId w:val="47"/>
+        </w:numPr>
+        <w:spacing w:after="0"/>
+        <w:rPr>
+          <w:rFonts w:ascii="Verdana" w:hAnsi="Verdana"/>
+          <w:lang w:val="es-EC"/>
+        </w:rPr>
+      </w:pPr>
+      <w:r>
+        <w:rPr>
+          <w:rFonts w:ascii="Verdana" w:hAnsi="Verdana"/>
+          <w:lang w:val="es-EC"/>
+        </w:rPr>
+        <w:t xml:space="preserve">Los entregables se encuentren disponibles para revisión. </w:t>
+      </w:r>
+    </w:p>
+    <w:p>
+      <w:pPr>
+        <w:numPr>
+          <w:ilvl w:val="0"/>
+          <w:numId w:val="47"/>
+        </w:numPr>
+        <w:spacing w:after="0"/>
+        <w:rPr>
+          <w:rFonts w:ascii="Verdana" w:hAnsi="Verdana"/>
+          <w:lang w:val="es-EC"/>
+        </w:rPr>
+      </w:pPr>
+      <w:r>
+        <w:rPr>
+          <w:rFonts w:ascii="Verdana" w:hAnsi="Verdana"/>
+          <w:lang w:val="es-EC"/>
+        </w:rPr>
+        <w:t xml:space="preserve">Los requisitos y las historias seleccionadas hayan sido revisados. </w:t>
+      </w:r>
+    </w:p>
+    <w:p>
+      <w:pPr>
+        <w:numPr>
+          <w:ilvl w:val="0"/>
+          <w:numId w:val="47"/>
+        </w:numPr>
+        <w:spacing w:after="0"/>
+        <w:rPr>
+          <w:rFonts w:ascii="Verdana" w:hAnsi="Verdana"/>
+          <w:lang w:val="es-EC"/>
+        </w:rPr>
+      </w:pPr>
+      <w:r>
+        <w:rPr>
+          <w:rFonts w:ascii="Verdana" w:hAnsi="Verdana"/>
+          <w:lang w:val="es-EC"/>
+        </w:rPr>
+        <w:t xml:space="preserve">Las unidades de trabajo estén registradas y actualizadas en Jira. </w:t>
+      </w:r>
+    </w:p>
+    <w:p>
+      <w:pPr>
+        <w:numPr>
+          <w:ilvl w:val="0"/>
+          <w:numId w:val="47"/>
+        </w:numPr>
+        <w:spacing w:after="0"/>
+        <w:rPr>
+          <w:rFonts w:ascii="Verdana" w:hAnsi="Verdana"/>
+          <w:lang w:val="es-EC"/>
+        </w:rPr>
+      </w:pPr>
+      <w:r>
+        <w:rPr>
+          <w:rFonts w:ascii="Verdana" w:hAnsi="Verdana"/>
+          <w:lang w:val="es-EC"/>
+        </w:rPr>
+        <w:t xml:space="preserve">El diseño textual sea coherente con el modelo conceptual. </w:t>
+      </w:r>
+    </w:p>
+    <w:p>
+      <w:pPr>
+        <w:numPr>
+          <w:ilvl w:val="0"/>
+          <w:numId w:val="47"/>
+        </w:numPr>
+        <w:spacing w:after="0"/>
+        <w:rPr>
+          <w:rFonts w:ascii="Verdana" w:hAnsi="Verdana"/>
+          <w:lang w:val="es-EC"/>
+        </w:rPr>
+      </w:pPr>
+      <w:r>
+        <w:rPr>
+          <w:rFonts w:ascii="Verdana" w:hAnsi="Verdana"/>
+          <w:lang w:val="es-EC"/>
+        </w:rPr>
+        <w:t xml:space="preserve">El diagrama de clases represente las clases y relaciones definidas. </w:t>
+      </w:r>
+    </w:p>
+    <w:p>
+      <w:pPr>
+        <w:numPr>
+          <w:ilvl w:val="0"/>
+          <w:numId w:val="47"/>
+        </w:numPr>
+        <w:spacing w:after="0"/>
+        <w:rPr>
+          <w:rFonts w:ascii="Verdana" w:hAnsi="Verdana"/>
+          <w:lang w:val="es-EC"/>
+        </w:rPr>
+      </w:pPr>
+      <w:r>
+        <w:rPr>
+          <w:rFonts w:ascii="Verdana" w:hAnsi="Verdana"/>
+          <w:lang w:val="es-EC"/>
+        </w:rPr>
+        <w:t xml:space="preserve">Los documentos modificados contengan su control de versiones. </w:t>
+      </w:r>
+    </w:p>
+    <w:p>
+      <w:pPr>
+        <w:numPr>
+          <w:ilvl w:val="0"/>
+          <w:numId w:val="47"/>
+        </w:numPr>
+        <w:spacing w:after="0"/>
+        <w:rPr>
+          <w:rFonts w:ascii="Verdana" w:hAnsi="Verdana"/>
+          <w:lang w:val="es-EC"/>
+        </w:rPr>
+      </w:pPr>
+      <w:r>
+        <w:rPr>
+          <w:rFonts w:ascii="Verdana" w:hAnsi="Verdana"/>
+          <w:lang w:val="es-EC"/>
+        </w:rPr>
+        <w:t xml:space="preserve">Las observaciones de calidad estén corregidas o registradas. </w:t>
+      </w:r>
+    </w:p>
+    <w:p>
+      <w:pPr>
+        <w:numPr>
+          <w:ilvl w:val="0"/>
+          <w:numId w:val="47"/>
+        </w:numPr>
+        <w:spacing w:after="0"/>
+        <w:rPr>
+          <w:rFonts w:ascii="Verdana" w:hAnsi="Verdana"/>
+          <w:lang w:val="es-EC"/>
+        </w:rPr>
+      </w:pPr>
+      <w:r>
+        <w:rPr>
+          <w:rFonts w:ascii="Verdana" w:hAnsi="Verdana"/>
+          <w:lang w:val="es-EC"/>
+        </w:rPr>
+        <w:t xml:space="preserve">Las evidencias estén organizadas. </w:t>
+      </w:r>
+    </w:p>
+    <w:p>
+      <w:pPr>
+        <w:numPr>
+          <w:ilvl w:val="0"/>
+          <w:numId w:val="47"/>
+        </w:numPr>
+        <w:spacing w:after="0"/>
+        <w:rPr>
+          <w:rFonts w:ascii="Verdana" w:hAnsi="Verdana"/>
+          <w:lang w:val="es-EC"/>
+        </w:rPr>
+      </w:pPr>
+      <w:r>
+        <w:rPr>
+          <w:rFonts w:ascii="Verdana" w:hAnsi="Verdana"/>
+          <w:lang w:val="es-EC"/>
+        </w:rPr>
+        <w:t xml:space="preserve">Se haya realizado la revisión y retrospectiva del Sprint. </w:t>
+      </w:r>
+    </w:p>
+    <w:p>
+      <w:pPr>
+        <w:rPr>
+          <w:lang w:val="es-EC"/>
+        </w:rPr>
+      </w:pPr>
+    </w:p>
+    <w:p>
+      <w:pPr>
+        <w:pStyle w:val="Ttulo1"/>
+        <w:numPr>
+          <w:ilvl w:val="1"/>
+          <w:numId w:val="7"/>
+        </w:numPr>
+        <w:spacing w:before="120" w:after="120"/>
+        <w:ind w:left="1134" w:hanging="1134"/>
+        <w:jc w:val="both"/>
+        <w:rPr>
+          <w:rFonts w:ascii="Verdana" w:hAnsi="Verdana"/>
+          <w:color w:val="943634" w:themeColor="accent2" w:themeShade="BF"/>
+          <w:sz w:val="32"/>
+          <w:szCs w:val="32"/>
+          <w:lang w:val="es-EC"/>
+        </w:rPr>
+      </w:pPr>
+      <w:r>
+        <w:rPr>
+          <w:rFonts w:ascii="Verdana" w:hAnsi="Verdana"/>
+          <w:color w:val="943634" w:themeColor="accent2" w:themeShade="BF"/>
+          <w:sz w:val="32"/>
+          <w:szCs w:val="32"/>
+          <w:lang w:val="es-EC"/>
+        </w:rPr>
+        <w:t>Seguimiento</w:t>
+      </w:r>
+    </w:p>
+    <w:p>
+      <w:pPr>
+        <w:pStyle w:val="Prrafodelista"/>
+        <w:spacing w:before="120" w:after="120"/>
+        <w:ind w:left="0" w:firstLine="720"/>
+        <w:jc w:val="both"/>
+        <w:rPr>
+          <w:rFonts w:ascii="Verdana" w:hAnsi="Verdana"/>
+          <w:lang w:val="es-EC"/>
+        </w:rPr>
+      </w:pPr>
+      <w:r>
+        <w:rPr>
+          <w:rFonts w:ascii="Verdana" w:hAnsi="Verdana"/>
+          <w:lang w:val="es-EC"/>
+        </w:rPr>
+        <w:t xml:space="preserve">El avance del Sprint 2 será controlado mediante Jira. Las actividades y unidades de trabajo se desplazarán entre los estados </w:t>
+      </w:r>
+      <w:r>
+        <w:rPr>
+          <w:rFonts w:ascii="Verdana" w:hAnsi="Verdana"/>
+          <w:b/>
+          <w:bCs/>
+          <w:lang w:val="es-EC"/>
+        </w:rPr>
+        <w:t>Por hacer</w:t>
+      </w:r>
+      <w:r>
+        <w:rPr>
+          <w:rFonts w:ascii="Verdana" w:hAnsi="Verdana"/>
+          <w:lang w:val="es-EC"/>
+        </w:rPr>
+        <w:t xml:space="preserve">, </w:t>
+      </w:r>
+      <w:r>
+        <w:rPr>
+          <w:rFonts w:ascii="Verdana" w:hAnsi="Verdana"/>
+          <w:b/>
+          <w:bCs/>
+          <w:lang w:val="es-EC"/>
+        </w:rPr>
+        <w:t>En progreso</w:t>
+      </w:r>
+      <w:r>
+        <w:rPr>
+          <w:rFonts w:ascii="Verdana" w:hAnsi="Verdana"/>
+          <w:lang w:val="es-EC"/>
+        </w:rPr>
+        <w:t xml:space="preserve">, </w:t>
+      </w:r>
+      <w:r>
+        <w:rPr>
+          <w:rFonts w:ascii="Verdana" w:hAnsi="Verdana"/>
+          <w:b/>
+          <w:bCs/>
+          <w:lang w:val="es-EC"/>
+        </w:rPr>
+        <w:t>En revisión</w:t>
+      </w:r>
+      <w:r>
+        <w:rPr>
+          <w:rFonts w:ascii="Verdana" w:hAnsi="Verdana"/>
+          <w:lang w:val="es-EC"/>
+        </w:rPr>
+        <w:t xml:space="preserve"> y </w:t>
+      </w:r>
+      <w:r>
+        <w:rPr>
+          <w:rFonts w:ascii="Verdana" w:hAnsi="Verdana"/>
+          <w:b/>
+          <w:bCs/>
+          <w:lang w:val="es-EC"/>
+        </w:rPr>
+        <w:t>Finalizado</w:t>
+      </w:r>
+      <w:r>
+        <w:rPr>
+          <w:rFonts w:ascii="Verdana" w:hAnsi="Verdana"/>
+          <w:lang w:val="es-EC"/>
+        </w:rPr>
+        <w:t>.</w:t>
+      </w:r>
+    </w:p>
+    <w:p>
+      <w:pPr>
+        <w:pStyle w:val="Prrafodelista"/>
+        <w:spacing w:before="120" w:after="120"/>
+        <w:ind w:left="0" w:firstLine="720"/>
+        <w:jc w:val="both"/>
+        <w:rPr>
+          <w:rFonts w:ascii="Verdana" w:hAnsi="Verdana"/>
+          <w:lang w:val="es-EC"/>
+        </w:rPr>
+      </w:pPr>
+      <w:r>
+        <w:rPr>
+          <w:rFonts w:ascii="Verdana" w:hAnsi="Verdana"/>
+          <w:lang w:val="es-EC"/>
+        </w:rPr>
+        <w:t>El Scrum Master supervisará la actualización del tablero y gestionará los impedimentos; el Product Owner revisará los resultados funcionales; los responsables técnicos ejecutarán las unidades asignadas; y el responsable de calidad verificará los criterios de finalización y las evidencias.</w:t>
+      </w:r>
+    </w:p>
+    <w:p>
+      <w:pPr>
+        <w:pStyle w:val="Prrafodelista"/>
+        <w:spacing w:before="120" w:after="120"/>
+        <w:ind w:left="0" w:firstLine="720"/>
+        <w:jc w:val="both"/>
+        <w:rPr>
+          <w:rFonts w:ascii="Verdana" w:hAnsi="Verdana"/>
+          <w:lang w:val="es-EC"/>
+        </w:rPr>
+      </w:pPr>
+      <w:r>
+        <w:rPr>
+          <w:rFonts w:ascii="Verdana" w:hAnsi="Verdana"/>
+          <w:lang w:val="es-EC"/>
+        </w:rPr>
+        <w:t>Las reuniones de seguimiento se realizarán los martes de 21:00 a 22:00 y, cuando sea necesario, a demanda del proyecto.</w:t>
+      </w:r>
+    </w:p>
+    <w:p>
+      <w:pPr>
+        <w:rPr>
+          <w:lang w:val="es-EC"/>
+        </w:rPr>
+      </w:pPr>
+    </w:p>
+    <w:p>
+      <w:pPr>
+        <w:pStyle w:val="Ttulo1"/>
+        <w:numPr>
+          <w:ilvl w:val="1"/>
+          <w:numId w:val="7"/>
+        </w:numPr>
+        <w:spacing w:before="120" w:after="120"/>
+        <w:ind w:left="1134" w:hanging="1134"/>
+        <w:rPr>
+          <w:rFonts w:ascii="Verdana" w:hAnsi="Verdana"/>
+          <w:color w:val="943634" w:themeColor="accent2" w:themeShade="BF"/>
+          <w:sz w:val="32"/>
+          <w:szCs w:val="32"/>
+          <w:lang w:val="es-EC"/>
+        </w:rPr>
+      </w:pPr>
+      <w:r>
+        <w:rPr>
+          <w:rFonts w:ascii="Verdana" w:hAnsi="Verdana"/>
+          <w:color w:val="943634" w:themeColor="accent2" w:themeShade="BF"/>
+          <w:sz w:val="32"/>
+          <w:szCs w:val="32"/>
+          <w:lang w:val="es-EC"/>
+        </w:rPr>
+        <w:t>Resultados y cierre</w:t>
+      </w:r>
+    </w:p>
+    <w:tbl>
+      <w:tblPr>
+        <w:tblStyle w:val="Tablaconcuadrcula"/>
+        <w:tblW w:w="0" w:type="auto"/>
+        <w:tblLook w:val="04A0" w:firstRow="1" w:lastRow="0" w:firstColumn="1" w:lastColumn="0" w:noHBand="0" w:noVBand="1"/>
+      </w:tblPr>
+      <w:tblGrid>
+        <w:gridCol w:w="3818"/>
+        <w:gridCol w:w="2828"/>
+      </w:tblGrid>
+      <w:tr>
+        <w:tc>
+          <w:tcPr>
+            <w:tcW w:w="0" w:type="auto"/>
+            <w:shd w:val="clear" w:color="auto" w:fill="943634" w:themeFill="accent2" w:themeFillShade="BF"/>
+            <w:hideMark/>
+          </w:tcPr>
+          <w:p>
+            <w:pPr>
+              <w:spacing w:line="276" w:lineRule="auto"/>
+              <w:rPr>
+                <w:rFonts w:ascii="Verdana" w:hAnsi="Verdana"/>
+                <w:b/>
+                <w:bCs/>
+                <w:color w:val="FFFFFF" w:themeColor="background1"/>
+                <w:lang w:val="es-EC"/>
+              </w:rPr>
+            </w:pPr>
+            <w:r>
+              <w:rPr>
+                <w:rFonts w:ascii="Verdana" w:hAnsi="Verdana"/>
+                <w:b/>
+                <w:bCs/>
+                <w:color w:val="FFFFFF" w:themeColor="background1"/>
+                <w:lang w:val="es-EC"/>
+              </w:rPr>
+              <w:t>Indicador</w:t>
+            </w:r>
+          </w:p>
+        </w:tc>
+        <w:tc>
+          <w:tcPr>
+            <w:tcW w:w="0" w:type="auto"/>
+            <w:shd w:val="clear" w:color="auto" w:fill="943634" w:themeFill="accent2" w:themeFillShade="BF"/>
+            <w:hideMark/>
+          </w:tcPr>
+          <w:p>
+            <w:pPr>
+              <w:spacing w:line="276" w:lineRule="auto"/>
+              <w:rPr>
+                <w:rFonts w:ascii="Verdana" w:hAnsi="Verdana"/>
+                <w:b/>
+                <w:bCs/>
+                <w:color w:val="FFFFFF" w:themeColor="background1"/>
+                <w:lang w:val="es-EC"/>
+              </w:rPr>
+            </w:pPr>
+            <w:r>
+              <w:rPr>
+                <w:rFonts w:ascii="Verdana" w:hAnsi="Verdana"/>
+                <w:b/>
+                <w:bCs/>
+                <w:color w:val="FFFFFF" w:themeColor="background1"/>
+                <w:lang w:val="es-EC"/>
+              </w:rPr>
+              <w:t>Resultado</w:t>
+            </w:r>
+          </w:p>
+        </w:tc>
+      </w:tr>
+      <w:tr>
+        <w:tc>
+          <w:tcPr>
+            <w:tcW w:w="0" w:type="auto"/>
+            <w:hideMark/>
+          </w:tcPr>
+          <w:p>
+            <w:pPr>
+              <w:spacing w:line="276" w:lineRule="auto"/>
+              <w:rPr>
+                <w:rFonts w:ascii="Verdana" w:hAnsi="Verdana"/>
+                <w:lang w:val="es-EC"/>
+              </w:rPr>
+            </w:pPr>
+            <w:r>
+              <w:rPr>
+                <w:rFonts w:ascii="Verdana" w:hAnsi="Verdana"/>
+                <w:lang w:val="es-EC"/>
+              </w:rPr>
+              <w:t>Actividades planificadas</w:t>
+            </w:r>
+          </w:p>
+        </w:tc>
+        <w:tc>
+          <w:tcPr>
+            <w:tcW w:w="0" w:type="auto"/>
+            <w:hideMark/>
+          </w:tcPr>
+          <w:p>
+            <w:pPr>
+              <w:spacing w:line="276" w:lineRule="auto"/>
+              <w:rPr>
+                <w:rFonts w:ascii="Verdana" w:hAnsi="Verdana"/>
+                <w:lang w:val="es-EC"/>
+              </w:rPr>
+            </w:pPr>
+            <w:r>
+              <w:rPr>
+                <w:rFonts w:ascii="Verdana" w:hAnsi="Verdana"/>
+                <w:lang w:val="es-EC"/>
+              </w:rPr>
+              <w:t>12</w:t>
+            </w:r>
+          </w:p>
+        </w:tc>
+      </w:tr>
+      <w:tr>
+        <w:tc>
+          <w:tcPr>
+            <w:tcW w:w="0" w:type="auto"/>
+            <w:hideMark/>
+          </w:tcPr>
+          <w:p>
+            <w:pPr>
+              <w:spacing w:line="276" w:lineRule="auto"/>
+              <w:rPr>
+                <w:rFonts w:ascii="Verdana" w:hAnsi="Verdana"/>
+                <w:lang w:val="es-EC"/>
+              </w:rPr>
+            </w:pPr>
+            <w:r>
+              <w:rPr>
+                <w:rFonts w:ascii="Verdana" w:hAnsi="Verdana"/>
+                <w:lang w:val="es-EC"/>
+              </w:rPr>
+              <w:t>Unidades de trabajo planificadas</w:t>
+            </w:r>
+          </w:p>
+        </w:tc>
+        <w:tc>
+          <w:tcPr>
+            <w:tcW w:w="0" w:type="auto"/>
+            <w:hideMark/>
+          </w:tcPr>
+          <w:p>
+            <w:pPr>
+              <w:spacing w:line="276" w:lineRule="auto"/>
+              <w:rPr>
+                <w:rFonts w:ascii="Verdana" w:hAnsi="Verdana"/>
+                <w:lang w:val="es-EC"/>
+              </w:rPr>
+            </w:pPr>
+            <w:r>
+              <w:rPr>
+                <w:rFonts w:ascii="Verdana" w:hAnsi="Verdana"/>
+                <w:lang w:val="es-EC"/>
+              </w:rPr>
+              <w:t>70</w:t>
+            </w:r>
+          </w:p>
+        </w:tc>
+      </w:tr>
+      <w:tr>
+        <w:tc>
+          <w:tcPr>
+            <w:tcW w:w="0" w:type="auto"/>
+            <w:hideMark/>
+          </w:tcPr>
+          <w:p>
+            <w:pPr>
+              <w:spacing w:line="276" w:lineRule="auto"/>
+              <w:rPr>
+                <w:rFonts w:ascii="Verdana" w:hAnsi="Verdana"/>
+                <w:lang w:val="es-EC"/>
+              </w:rPr>
+            </w:pPr>
+            <w:r>
+              <w:rPr>
+                <w:rFonts w:ascii="Verdana" w:hAnsi="Verdana"/>
+                <w:lang w:val="es-EC"/>
+              </w:rPr>
+              <w:t>Actividades finalizadas</w:t>
+            </w:r>
+          </w:p>
+        </w:tc>
+        <w:tc>
+          <w:tcPr>
+            <w:tcW w:w="0" w:type="auto"/>
+            <w:hideMark/>
+          </w:tcPr>
+          <w:p>
+            <w:pPr>
+              <w:spacing w:line="276" w:lineRule="auto"/>
+              <w:rPr>
+                <w:rFonts w:ascii="Verdana" w:hAnsi="Verdana"/>
+                <w:lang w:val="es-EC"/>
+              </w:rPr>
+            </w:pPr>
+            <w:r>
+              <w:rPr>
+                <w:rFonts w:ascii="Verdana" w:hAnsi="Verdana"/>
+                <w:lang w:val="es-EC"/>
+              </w:rPr>
+              <w:t>Pendiente de cierre</w:t>
+            </w:r>
+          </w:p>
+        </w:tc>
+      </w:tr>
+      <w:tr>
+        <w:tc>
+          <w:tcPr>
+            <w:tcW w:w="0" w:type="auto"/>
+            <w:hideMark/>
+          </w:tcPr>
+          <w:p>
+            <w:pPr>
+              <w:spacing w:line="276" w:lineRule="auto"/>
+              <w:rPr>
+                <w:rFonts w:ascii="Verdana" w:hAnsi="Verdana"/>
+                <w:lang w:val="es-EC"/>
+              </w:rPr>
+            </w:pPr>
+            <w:r>
+              <w:rPr>
+                <w:rFonts w:ascii="Verdana" w:hAnsi="Verdana"/>
+                <w:lang w:val="es-EC"/>
+              </w:rPr>
+              <w:t>Actividades en revisión</w:t>
+            </w:r>
+          </w:p>
+        </w:tc>
+        <w:tc>
+          <w:tcPr>
+            <w:tcW w:w="0" w:type="auto"/>
+            <w:hideMark/>
+          </w:tcPr>
+          <w:p>
+            <w:pPr>
+              <w:spacing w:line="276" w:lineRule="auto"/>
+              <w:rPr>
+                <w:rFonts w:ascii="Verdana" w:hAnsi="Verdana"/>
+                <w:lang w:val="es-EC"/>
+              </w:rPr>
+            </w:pPr>
+            <w:r>
+              <w:rPr>
+                <w:rFonts w:ascii="Verdana" w:hAnsi="Verdana"/>
+                <w:lang w:val="es-EC"/>
+              </w:rPr>
+              <w:t>Pendiente de cierre</w:t>
+            </w:r>
+          </w:p>
+        </w:tc>
+      </w:tr>
+      <w:tr>
+        <w:tc>
+          <w:tcPr>
+            <w:tcW w:w="0" w:type="auto"/>
+            <w:hideMark/>
+          </w:tcPr>
+          <w:p>
+            <w:pPr>
+              <w:spacing w:line="276" w:lineRule="auto"/>
+              <w:rPr>
+                <w:rFonts w:ascii="Verdana" w:hAnsi="Verdana"/>
+                <w:lang w:val="es-EC"/>
+              </w:rPr>
+            </w:pPr>
+            <w:r>
+              <w:rPr>
+                <w:rFonts w:ascii="Verdana" w:hAnsi="Verdana"/>
+                <w:lang w:val="es-EC"/>
+              </w:rPr>
+              <w:t>Actividades pendientes</w:t>
+            </w:r>
+          </w:p>
+        </w:tc>
+        <w:tc>
+          <w:tcPr>
+            <w:tcW w:w="0" w:type="auto"/>
+            <w:hideMark/>
+          </w:tcPr>
+          <w:p>
+            <w:pPr>
+              <w:spacing w:line="276" w:lineRule="auto"/>
+              <w:rPr>
+                <w:rFonts w:ascii="Verdana" w:hAnsi="Verdana"/>
+                <w:lang w:val="es-EC"/>
+              </w:rPr>
+            </w:pPr>
+            <w:r>
+              <w:rPr>
+                <w:rFonts w:ascii="Verdana" w:hAnsi="Verdana"/>
+                <w:lang w:val="es-EC"/>
+              </w:rPr>
+              <w:t>Pendiente de cierre</w:t>
+            </w:r>
+          </w:p>
+        </w:tc>
+      </w:tr>
+      <w:tr>
+        <w:tc>
+          <w:tcPr>
+            <w:tcW w:w="0" w:type="auto"/>
+            <w:hideMark/>
+          </w:tcPr>
+          <w:p>
+            <w:pPr>
+              <w:spacing w:line="276" w:lineRule="auto"/>
+              <w:rPr>
+                <w:rFonts w:ascii="Verdana" w:hAnsi="Verdana"/>
+                <w:lang w:val="es-EC"/>
+              </w:rPr>
+            </w:pPr>
+            <w:r>
+              <w:rPr>
+                <w:rFonts w:ascii="Verdana" w:hAnsi="Verdana"/>
+                <w:lang w:val="es-EC"/>
+              </w:rPr>
+              <w:t>Porcentaje de cumplimiento</w:t>
+            </w:r>
+          </w:p>
+        </w:tc>
+        <w:tc>
+          <w:tcPr>
+            <w:tcW w:w="0" w:type="auto"/>
+            <w:hideMark/>
+          </w:tcPr>
+          <w:p>
+            <w:pPr>
+              <w:spacing w:line="276" w:lineRule="auto"/>
+              <w:rPr>
+                <w:rFonts w:ascii="Verdana" w:hAnsi="Verdana"/>
+                <w:lang w:val="es-EC"/>
+              </w:rPr>
+            </w:pPr>
+            <w:r>
+              <w:rPr>
+                <w:rFonts w:ascii="Verdana" w:hAnsi="Verdana"/>
+                <w:lang w:val="es-EC"/>
+              </w:rPr>
+              <w:t>Pendiente de cálculo</w:t>
+            </w:r>
+          </w:p>
+        </w:tc>
+      </w:tr>
+      <w:tr>
+        <w:tc>
+          <w:tcPr>
+            <w:tcW w:w="0" w:type="auto"/>
+            <w:hideMark/>
+          </w:tcPr>
+          <w:p>
+            <w:pPr>
+              <w:spacing w:line="276" w:lineRule="auto"/>
+              <w:rPr>
+                <w:rFonts w:ascii="Verdana" w:hAnsi="Verdana"/>
+                <w:lang w:val="es-EC"/>
+              </w:rPr>
+            </w:pPr>
+            <w:r>
+              <w:rPr>
+                <w:rFonts w:ascii="Verdana" w:hAnsi="Verdana"/>
+                <w:lang w:val="es-EC"/>
+              </w:rPr>
+              <w:t>Entregables aceptados</w:t>
+            </w:r>
+          </w:p>
+        </w:tc>
+        <w:tc>
+          <w:tcPr>
+            <w:tcW w:w="0" w:type="auto"/>
+            <w:hideMark/>
+          </w:tcPr>
+          <w:p>
+            <w:pPr>
+              <w:spacing w:line="276" w:lineRule="auto"/>
+              <w:rPr>
+                <w:rFonts w:ascii="Verdana" w:hAnsi="Verdana"/>
+                <w:lang w:val="es-EC"/>
+              </w:rPr>
+            </w:pPr>
+            <w:r>
+              <w:rPr>
+                <w:rFonts w:ascii="Verdana" w:hAnsi="Verdana"/>
+                <w:lang w:val="es-EC"/>
+              </w:rPr>
+              <w:t>Pendiente de validación</w:t>
+            </w:r>
+          </w:p>
+        </w:tc>
+      </w:tr>
+      <w:tr>
+        <w:tc>
+          <w:tcPr>
+            <w:tcW w:w="0" w:type="auto"/>
+            <w:hideMark/>
+          </w:tcPr>
+          <w:p>
+            <w:pPr>
+              <w:spacing w:line="276" w:lineRule="auto"/>
+              <w:rPr>
+                <w:rFonts w:ascii="Verdana" w:hAnsi="Verdana"/>
+                <w:lang w:val="es-EC"/>
+              </w:rPr>
+            </w:pPr>
+            <w:r>
+              <w:rPr>
+                <w:rFonts w:ascii="Verdana" w:hAnsi="Verdana"/>
+                <w:lang w:val="es-EC"/>
+              </w:rPr>
+              <w:t>Pendientes trasladados</w:t>
+            </w:r>
+          </w:p>
+        </w:tc>
+        <w:tc>
+          <w:tcPr>
+            <w:tcW w:w="0" w:type="auto"/>
+            <w:hideMark/>
+          </w:tcPr>
+          <w:p>
+            <w:pPr>
+              <w:spacing w:line="276" w:lineRule="auto"/>
+              <w:rPr>
+                <w:rFonts w:ascii="Verdana" w:hAnsi="Verdana"/>
+                <w:lang w:val="es-EC"/>
+              </w:rPr>
+            </w:pPr>
+            <w:r>
+              <w:rPr>
+                <w:rFonts w:ascii="Verdana" w:hAnsi="Verdana"/>
+                <w:lang w:val="es-EC"/>
+              </w:rPr>
+              <w:t>Pendiente de cierre</w:t>
+            </w:r>
+          </w:p>
+        </w:tc>
+      </w:tr>
+    </w:tbl>
+    <w:p>
+      <w:pPr>
+        <w:spacing w:after="0"/>
+        <w:rPr>
+          <w:rFonts w:ascii="Verdana" w:hAnsi="Verdana"/>
+          <w:lang w:val="es-EC"/>
+        </w:rPr>
+      </w:pPr>
     </w:p>
     <w:p>
       <w:pPr>
@@ -23123,6 +27300,221 @@
           <w:lang w:val="es-EC"/>
         </w:rPr>
       </w:pPr>
+      <w:r>
+        <w:rPr>
+          <w:rFonts w:ascii="Verdana" w:hAnsi="Verdana"/>
+          <w:color w:val="943634" w:themeColor="accent2" w:themeShade="BF"/>
+          <w:sz w:val="32"/>
+          <w:szCs w:val="32"/>
+          <w:lang w:val="es-EC"/>
+        </w:rPr>
+        <w:t>Forma de trabajo</w:t>
+      </w:r>
+      <w:bookmarkStart w:id="30" w:name="_Toc238210853"/>
+      <w:bookmarkStart w:id="31" w:name="_Toc238294024"/>
+      <w:bookmarkEnd w:id="8"/>
+      <w:bookmarkEnd w:id="9"/>
+      <w:bookmarkEnd w:id="29"/>
+    </w:p>
+    <w:p>
+      <w:pPr>
+        <w:spacing w:after="0"/>
+        <w:ind w:firstLine="720"/>
+        <w:jc w:val="both"/>
+        <w:rPr>
+          <w:rFonts w:ascii="Verdana" w:hAnsi="Verdana"/>
+          <w:lang w:val="es-EC"/>
+        </w:rPr>
+      </w:pPr>
+      <w:r>
+        <w:rPr>
+          <w:rFonts w:ascii="Verdana" w:hAnsi="Verdana"/>
+          <w:lang w:val="es-EC"/>
+        </w:rPr>
+        <w:t>Durante cada Sprint, el Product Owner seleccionará y priorizará las historias de usuario que aporten mayor valor al incremento. El Scrum Master facilitará la planificación y el seguimiento, mientras que los responsables de cada épica coordinarán su análisis, desarrollo, integración y documentación.</w:t>
+      </w:r>
+    </w:p>
+    <w:p>
+      <w:pPr>
+        <w:spacing w:after="0"/>
+        <w:jc w:val="both"/>
+        <w:rPr>
+          <w:rFonts w:ascii="Verdana" w:hAnsi="Verdana"/>
+          <w:lang w:val="es-EC"/>
+        </w:rPr>
+      </w:pPr>
+      <w:r>
+        <w:rPr>
+          <w:rFonts w:ascii="Verdana" w:hAnsi="Verdana"/>
+          <w:lang w:val="es-EC"/>
+        </w:rPr>
+        <w:t>Una historia se considerará terminada únicamente cuando:</w:t>
+      </w:r>
+    </w:p>
+    <w:p>
+      <w:pPr>
+        <w:numPr>
+          <w:ilvl w:val="0"/>
+          <w:numId w:val="13"/>
+        </w:numPr>
+        <w:spacing w:after="0"/>
+        <w:jc w:val="both"/>
+        <w:rPr>
+          <w:rFonts w:ascii="Verdana" w:hAnsi="Verdana"/>
+          <w:lang w:val="es-EC"/>
+        </w:rPr>
+      </w:pPr>
+      <w:r>
+        <w:rPr>
+          <w:rFonts w:ascii="Verdana" w:hAnsi="Verdana"/>
+          <w:lang w:val="es-EC"/>
+        </w:rPr>
+        <w:t xml:space="preserve">Cumpla sus criterios de aceptación. </w:t>
+      </w:r>
+    </w:p>
+    <w:p>
+      <w:pPr>
+        <w:numPr>
+          <w:ilvl w:val="0"/>
+          <w:numId w:val="13"/>
+        </w:numPr>
+        <w:spacing w:after="0"/>
+        <w:jc w:val="both"/>
+        <w:rPr>
+          <w:rFonts w:ascii="Verdana" w:hAnsi="Verdana"/>
+          <w:lang w:val="es-EC"/>
+        </w:rPr>
+      </w:pPr>
+      <w:r>
+        <w:rPr>
+          <w:rFonts w:ascii="Verdana" w:hAnsi="Verdana"/>
+          <w:lang w:val="es-EC"/>
+        </w:rPr>
+        <w:t xml:space="preserve">Se encuentre implementada e integrada. </w:t>
+      </w:r>
+    </w:p>
+    <w:p>
+      <w:pPr>
+        <w:numPr>
+          <w:ilvl w:val="0"/>
+          <w:numId w:val="13"/>
+        </w:numPr>
+        <w:spacing w:after="0"/>
+        <w:jc w:val="both"/>
+        <w:rPr>
+          <w:rFonts w:ascii="Verdana" w:hAnsi="Verdana"/>
+          <w:lang w:val="es-EC"/>
+        </w:rPr>
+      </w:pPr>
+      <w:r>
+        <w:rPr>
+          <w:rFonts w:ascii="Verdana" w:hAnsi="Verdana"/>
+          <w:lang w:val="es-EC"/>
+        </w:rPr>
+        <w:t xml:space="preserve">Haya superado las pruebas correspondientes. </w:t>
+      </w:r>
+    </w:p>
+    <w:p>
+      <w:pPr>
+        <w:numPr>
+          <w:ilvl w:val="0"/>
+          <w:numId w:val="13"/>
+        </w:numPr>
+        <w:spacing w:after="0"/>
+        <w:jc w:val="both"/>
+        <w:rPr>
+          <w:rFonts w:ascii="Verdana" w:hAnsi="Verdana"/>
+          <w:lang w:val="es-EC"/>
+        </w:rPr>
+      </w:pPr>
+      <w:r>
+        <w:rPr>
+          <w:rFonts w:ascii="Verdana" w:hAnsi="Verdana"/>
+          <w:lang w:val="es-EC"/>
+        </w:rPr>
+        <w:t xml:space="preserve">No presente defectos críticos. </w:t>
+      </w:r>
+    </w:p>
+    <w:p>
+      <w:pPr>
+        <w:numPr>
+          <w:ilvl w:val="0"/>
+          <w:numId w:val="13"/>
+        </w:numPr>
+        <w:spacing w:after="0"/>
+        <w:jc w:val="both"/>
+        <w:rPr>
+          <w:rFonts w:ascii="Verdana" w:hAnsi="Verdana"/>
+          <w:lang w:val="es-EC"/>
+        </w:rPr>
+      </w:pPr>
+      <w:r>
+        <w:rPr>
+          <w:rFonts w:ascii="Verdana" w:hAnsi="Verdana"/>
+          <w:lang w:val="es-EC"/>
+        </w:rPr>
+        <w:t xml:space="preserve">Cumpla los controles de seguridad y accesibilidad aplicables. </w:t>
+      </w:r>
+    </w:p>
+    <w:p>
+      <w:pPr>
+        <w:numPr>
+          <w:ilvl w:val="0"/>
+          <w:numId w:val="13"/>
+        </w:numPr>
+        <w:spacing w:after="0"/>
+        <w:jc w:val="both"/>
+        <w:rPr>
+          <w:rFonts w:ascii="Verdana" w:hAnsi="Verdana"/>
+          <w:lang w:val="es-EC"/>
+        </w:rPr>
+      </w:pPr>
+      <w:r>
+        <w:rPr>
+          <w:rFonts w:ascii="Verdana" w:hAnsi="Verdana"/>
+          <w:lang w:val="es-EC"/>
+        </w:rPr>
+        <w:t xml:space="preserve">Su documentación se encuentre actualizada. </w:t>
+      </w:r>
+    </w:p>
+    <w:p>
+      <w:pPr>
+        <w:numPr>
+          <w:ilvl w:val="0"/>
+          <w:numId w:val="13"/>
+        </w:numPr>
+        <w:spacing w:after="0"/>
+        <w:jc w:val="both"/>
+        <w:rPr>
+          <w:rFonts w:ascii="Verdana" w:hAnsi="Verdana"/>
+          <w:lang w:val="es-EC"/>
+        </w:rPr>
+      </w:pPr>
+      <w:r>
+        <w:rPr>
+          <w:rFonts w:ascii="Verdana" w:hAnsi="Verdana"/>
+          <w:lang w:val="es-EC"/>
+        </w:rPr>
+        <w:t>Haya sido revisada y aceptada por el Product Owner.</w:t>
+      </w:r>
+    </w:p>
+    <w:p>
+      <w:pPr>
+        <w:pStyle w:val="Ttulo1"/>
+        <w:numPr>
+          <w:ilvl w:val="0"/>
+          <w:numId w:val="7"/>
+        </w:numPr>
+        <w:spacing w:before="120" w:after="120"/>
+        <w:ind w:left="1134" w:hanging="1134"/>
+        <w:rPr>
+          <w:rFonts w:ascii="Verdana" w:hAnsi="Verdana"/>
+          <w:color w:val="943634" w:themeColor="accent2" w:themeShade="BF"/>
+          <w:sz w:val="32"/>
+          <w:szCs w:val="32"/>
+          <w:lang w:val="es-EC"/>
+        </w:rPr>
+      </w:pPr>
       <w:bookmarkStart w:id="32" w:name="_Toc238294044"/>
       <w:bookmarkStart w:id="33" w:name="_Toc238482124"/>
       <w:bookmarkEnd w:id="30"/>
@@ -23135,7 +27527,6 @@
           <w:szCs w:val="32"/>
           <w:lang w:val="es-EC"/>
         </w:rPr>
-        <w:lastRenderedPageBreak/>
         <w:t>Modelo Kanban-Scrum</w:t>
       </w:r>
       <w:bookmarkStart w:id="34" w:name="_Toc238294045"/>
@@ -23156,23 +27547,7 @@
           <w:rFonts w:ascii="Verdana" w:hAnsi="Verdana"/>
           <w:lang w:val="es-EC"/>
         </w:rPr>
-        <w:t xml:space="preserve">Para organizar y supervisar las actividades del proyecto Barrio Solidario se utiliza un modelo híbrido Kanban-Scrum mediante Jira. Scrum permite trabajar en periodos definidos denominados </w:t>
-      </w:r>
-      <w:proofErr w:type="spellStart"/>
-      <w:r>
-        <w:rPr>
-          <w:rFonts w:ascii="Verdana" w:hAnsi="Verdana"/>
-          <w:lang w:val="es-EC"/>
-        </w:rPr>
-        <w:t>sprints</w:t>
-      </w:r>
-      <w:proofErr w:type="spellEnd"/>
-      <w:r>
-        <w:rPr>
-          <w:rFonts w:ascii="Verdana" w:hAnsi="Verdana"/>
-          <w:lang w:val="es-EC"/>
-        </w:rPr>
-        <w:t>, establecer una meta y seleccionar las historias de usuario que serán desarrolladas. Kanban complementa este proceso mediante un tablero visual que permite conocer el estado de cada historia, identificar bloqueos y controlar el avance del equipo.</w:t>
+        <w:t>Para organizar y supervisar las actividades del proyecto Barrio Solidario se utiliza un modelo híbrido Kanban-Scrum mediante Jira. Scrum permite trabajar en periodos definidos denominados sprints, establecer una meta y seleccionar las historias de usuario que serán desarrolladas. Kanban complementa este proceso mediante un tablero visual que permite conocer el estado de cada historia, identificar bloqueos y controlar el avance del equipo.</w:t>
       </w:r>
     </w:p>
     <w:p>
@@ -23381,9 +27756,72 @@
                 <w:bCs/>
                 <w:lang w:val="es-EC"/>
               </w:rPr>
-              <w:t xml:space="preserve">In </w:t>
-            </w:r>
-            <w:proofErr w:type="spellStart"/>
+              <w:t>In Progress</w:t>
+            </w:r>
+          </w:p>
+        </w:tc>
+        <w:tc>
+          <w:tcPr>
+            <w:tcW w:w="0" w:type="auto"/>
+            <w:hideMark/>
+          </w:tcPr>
+          <w:p>
+            <w:pPr>
+              <w:spacing w:line="276" w:lineRule="auto"/>
+              <w:jc w:val="both"/>
+              <w:rPr>
+                <w:rFonts w:ascii="Verdana" w:hAnsi="Verdana"/>
+                <w:lang w:val="es-EC"/>
+              </w:rPr>
+            </w:pPr>
+            <w:r>
+              <w:rPr>
+                <w:rFonts w:ascii="Verdana" w:hAnsi="Verdana"/>
+                <w:lang w:val="es-EC"/>
+              </w:rPr>
+              <w:t>Representa las historias que están siendo desarrolladas por el integrante asignado.</w:t>
+            </w:r>
+          </w:p>
+        </w:tc>
+        <w:tc>
+          <w:tcPr>
+            <w:tcW w:w="0" w:type="auto"/>
+            <w:hideMark/>
+          </w:tcPr>
+          <w:p>
+            <w:pPr>
+              <w:spacing w:line="276" w:lineRule="auto"/>
+              <w:jc w:val="both"/>
+              <w:rPr>
+                <w:rFonts w:ascii="Verdana" w:hAnsi="Verdana"/>
+                <w:lang w:val="es-EC"/>
+              </w:rPr>
+            </w:pPr>
+            <w:r>
+              <w:rPr>
+                <w:rFonts w:ascii="Verdana" w:hAnsi="Verdana"/>
+                <w:lang w:val="es-EC"/>
+              </w:rPr>
+              <w:t>El responsable debe haber iniciado efectivamente el trabajo.</w:t>
+            </w:r>
+          </w:p>
+        </w:tc>
+      </w:tr>
+      <w:tr>
+        <w:tc>
+          <w:tcPr>
+            <w:tcW w:w="0" w:type="auto"/>
+            <w:hideMark/>
+          </w:tcPr>
+          <w:p>
+            <w:pPr>
+              <w:spacing w:line="276" w:lineRule="auto"/>
+              <w:jc w:val="both"/>
+              <w:rPr>
+                <w:rFonts w:ascii="Verdana" w:hAnsi="Verdana"/>
+                <w:lang w:val="es-EC"/>
+              </w:rPr>
+            </w:pPr>
             <w:r>
               <w:rPr>
                 <w:rFonts w:ascii="Verdana" w:hAnsi="Verdana"/>
@@ -23391,9 +27829,8 @@
                 <w:bCs/>
                 <w:lang w:val="es-EC"/>
               </w:rPr>
-              <w:t>Progress</w:t>
-            </w:r>
-            <w:proofErr w:type="spellEnd"/>
+              <w:t>In Review</w:t>
+            </w:r>
           </w:p>
         </w:tc>
         <w:tc>
@@ -23415,7 +27852,7 @@
                 <w:rFonts w:ascii="Verdana" w:hAnsi="Verdana"/>
                 <w:lang w:val="es-EC"/>
               </w:rPr>
-              <w:t>Representa las historias que están siendo desarrolladas por el integrante asignado.</w:t>
+              <w:t>Contiene las historias desarrolladas que necesitan revisión técnica o funcional.</w:t>
             </w:r>
           </w:p>
         </w:tc>
@@ -23438,7 +27875,7 @@
                 <w:rFonts w:ascii="Verdana" w:hAnsi="Verdana"/>
                 <w:lang w:val="es-EC"/>
               </w:rPr>
-              <w:t>El responsable debe haber iniciado efectivamente el trabajo.</w:t>
+              <w:t>Debe existir un resultado o evidencia que pueda revisarse.</w:t>
             </w:r>
           </w:p>
         </w:tc>
@@ -23465,19 +27902,8 @@
                 <w:bCs/>
                 <w:lang w:val="es-EC"/>
               </w:rPr>
-              <w:t xml:space="preserve">In </w:t>
-            </w:r>
-            <w:proofErr w:type="spellStart"/>
-            <w:r>
-              <w:rPr>
-                <w:rFonts w:ascii="Verdana" w:hAnsi="Verdana"/>
-                <w:b/>
-                <w:bCs/>
-                <w:lang w:val="es-EC"/>
-              </w:rPr>
-              <w:t>Review</w:t>
-            </w:r>
-            <w:proofErr w:type="spellEnd"/>
+              <w:t>Done</w:t>
+            </w:r>
           </w:p>
         </w:tc>
         <w:tc>
@@ -23499,7 +27925,7 @@
                 <w:rFonts w:ascii="Verdana" w:hAnsi="Verdana"/>
                 <w:lang w:val="es-EC"/>
               </w:rPr>
-              <w:t>Contiene las historias desarrolladas que necesitan revisión técnica o funcional.</w:t>
+              <w:t>Incluye las historias finalizadas y aceptadas.</w:t>
             </w:r>
           </w:p>
         </w:tc>
@@ -23522,80 +27948,15 @@
                 <w:rFonts w:ascii="Verdana" w:hAnsi="Verdana"/>
                 <w:lang w:val="es-EC"/>
               </w:rPr>
-              <w:t>Debe existir un resultado o evidencia que pueda revisarse.</w:t>
-            </w:r>
-          </w:p>
-        </w:tc>
-      </w:tr>
-      <w:tr>
-        <w:tc>
-          <w:tcPr>
-            <w:tcW w:w="0" w:type="auto"/>
-            <w:hideMark/>
-          </w:tcPr>
-          <w:p>
-            <w:pPr>
-              <w:spacing w:line="276" w:lineRule="auto"/>
-              <w:jc w:val="both"/>
-              <w:rPr>
-                <w:rFonts w:ascii="Verdana" w:hAnsi="Verdana"/>
-                <w:lang w:val="es-EC"/>
-              </w:rPr>
-            </w:pPr>
-            <w:r>
-              <w:rPr>
-                <w:rFonts w:ascii="Verdana" w:hAnsi="Verdana"/>
-                <w:b/>
-                <w:bCs/>
-                <w:lang w:val="es-EC"/>
-              </w:rPr>
-              <w:t>Done</w:t>
-            </w:r>
-          </w:p>
-        </w:tc>
-        <w:tc>
-          <w:tcPr>
-            <w:tcW w:w="0" w:type="auto"/>
-            <w:hideMark/>
-          </w:tcPr>
-          <w:p>
-            <w:pPr>
-              <w:spacing w:line="276" w:lineRule="auto"/>
-              <w:jc w:val="both"/>
-              <w:rPr>
-                <w:rFonts w:ascii="Verdana" w:hAnsi="Verdana"/>
-                <w:lang w:val="es-EC"/>
-              </w:rPr>
-            </w:pPr>
-            <w:r>
-              <w:rPr>
-                <w:rFonts w:ascii="Verdana" w:hAnsi="Verdana"/>
-                <w:lang w:val="es-EC"/>
-              </w:rPr>
-              <w:t>Incluye las historias finalizadas y aceptadas.</w:t>
-            </w:r>
-          </w:p>
-        </w:tc>
-        <w:tc>
-          <w:tcPr>
-            <w:tcW w:w="0" w:type="auto"/>
-            <w:hideMark/>
-          </w:tcPr>
-          <w:p>
-            <w:pPr>
-              <w:spacing w:line="276" w:lineRule="auto"/>
-              <w:jc w:val="both"/>
-              <w:rPr>
-                <w:rFonts w:ascii="Verdana" w:hAnsi="Verdana"/>
-                <w:lang w:val="es-EC"/>
-              </w:rPr>
-            </w:pPr>
-            <w:r>
-              <w:rPr>
-                <w:rFonts w:ascii="Verdana" w:hAnsi="Verdana"/>
-                <w:lang w:val="es-EC"/>
-              </w:rPr>
-              <w:t>La historia debe cumplir sus criterios de aceptación y no tener defectos críticos abiertos.</w:t>
+              <w:t xml:space="preserve">La historia debe cumplir sus criterios de aceptación y no tener </w:t>
+            </w:r>
+            <w:r>
+              <w:rPr>
+                <w:rFonts w:ascii="Verdana" w:hAnsi="Verdana"/>
+                <w:lang w:val="es-EC"/>
+              </w:rPr>
+              <w:lastRenderedPageBreak/>
+              <w:t>defectos críticos abiertos.</w:t>
             </w:r>
           </w:p>
         </w:tc>
@@ -23613,35 +27974,7 @@
         <w:rPr>
           <w:rFonts w:ascii="Verdana" w:hAnsi="Verdana"/>
         </w:rPr>
-        <w:t xml:space="preserve">El </w:t>
-      </w:r>
-      <w:proofErr w:type="spellStart"/>
-      <w:r>
-        <w:rPr>
-          <w:rFonts w:ascii="Verdana" w:hAnsi="Verdana"/>
-        </w:rPr>
-        <w:t>flujo</w:t>
-      </w:r>
-      <w:proofErr w:type="spellEnd"/>
-      <w:r>
-        <w:rPr>
-          <w:rFonts w:ascii="Verdana" w:hAnsi="Verdana"/>
-        </w:rPr>
-        <w:t xml:space="preserve"> habitual </w:t>
-      </w:r>
-      <w:proofErr w:type="spellStart"/>
-      <w:r>
-        <w:rPr>
-          <w:rFonts w:ascii="Verdana" w:hAnsi="Verdana"/>
-        </w:rPr>
-        <w:t>será</w:t>
-      </w:r>
-      <w:proofErr w:type="spellEnd"/>
-      <w:r>
-        <w:rPr>
-          <w:rFonts w:ascii="Verdana" w:hAnsi="Verdana"/>
-        </w:rPr>
-        <w:t>:</w:t>
+        <w:t>El flujo habitual será:</w:t>
       </w:r>
     </w:p>
     <w:p>
@@ -23789,15 +28122,7 @@
           <w:rFonts w:ascii="Verdana" w:hAnsi="Verdana"/>
           <w:lang w:val="es-EC"/>
         </w:rPr>
-        <w:t xml:space="preserve">Durante las reuniones periódicas de seguimiento, realizadas los martes de 21:00 a 22:00 y cuando el proyecto lo requiera, el equipo revisará las historias pendientes, </w:t>
-      </w:r>
-      <w:r>
-        <w:rPr>
-          <w:rFonts w:ascii="Verdana" w:hAnsi="Verdana"/>
-          <w:lang w:val="es-EC"/>
-        </w:rPr>
-        <w:lastRenderedPageBreak/>
-        <w:t>en progreso, en revisión y terminadas. Esto permitirá detectar retrasos, redistribuir actividades y acordar acciones para cumplir la meta del Sprint.</w:t>
+        <w:t>Durante las reuniones periódicas de seguimiento, realizadas los martes de 21:00 a 22:00 y cuando el proyecto lo requiera, el equipo revisará las historias pendientes, en progreso, en revisión y terminadas. Esto permitirá detectar retrasos, redistribuir actividades y acordar acciones para cumplir la meta del Sprint.</w:t>
       </w:r>
     </w:p>
     <w:p>
@@ -23962,6 +28287,7 @@
           <w:noProof/>
           <w:lang w:val="es-EC"/>
         </w:rPr>
+        <w:lastRenderedPageBreak/>
         <w:drawing>
           <wp:inline distT="0" distB="0" distL="0" distR="0" wp14:anchorId="7AA4B728" wp14:editId="1C136A27">
             <wp:extent cx="5943600" cy="3894455"/>
@@ -25206,6 +29532,268 @@
     </w:lvl>
   </w:abstractNum>
   <w:abstractNum w:abstractNumId="13" w15:restartNumberingAfterBreak="0">
+    <w:nsid w:val="21BD0FAE"/>
+    <w:multiLevelType w:val="multilevel"/>
+    <w:tmpl w:val="95345FFE"/>
+    <w:lvl w:ilvl="0">
+      <w:start w:val="1"/>
+      <w:numFmt w:val="decimal"/>
+      <w:lvlText w:val="%1."/>
+      <w:lvlJc w:val="left"/>
+      <w:pPr>
+        <w:tabs>
+          <w:tab w:val="num" w:pos="720"/>
+        </w:tabs>
+        <w:ind w:left="720" w:hanging="360"/>
+      </w:pPr>
+    </w:lvl>
+    <w:lvl w:ilvl="1" w:tentative="1">
+      <w:start w:val="1"/>
+      <w:numFmt w:val="decimal"/>
+      <w:lvlText w:val="%2."/>
+      <w:lvlJc w:val="left"/>
+      <w:pPr>
+        <w:tabs>
+          <w:tab w:val="num" w:pos="1440"/>
+        </w:tabs>
+        <w:ind w:left="1440" w:hanging="360"/>
+      </w:pPr>
+    </w:lvl>
+    <w:lvl w:ilvl="2" w:tentative="1">
+      <w:start w:val="1"/>
+      <w:numFmt w:val="decimal"/>
+      <w:lvlText w:val="%3."/>
+      <w:lvlJc w:val="left"/>
+      <w:pPr>
+        <w:tabs>
+          <w:tab w:val="num" w:pos="2160"/>
+        </w:tabs>
+        <w:ind w:left="2160" w:hanging="360"/>
+      </w:pPr>
+    </w:lvl>
+    <w:lvl w:ilvl="3" w:tentative="1">
+      <w:start w:val="1"/>
+      <w:numFmt w:val="decimal"/>
+      <w:lvlText w:val="%4."/>
+      <w:lvlJc w:val="left"/>
+      <w:pPr>
+        <w:tabs>
+          <w:tab w:val="num" w:pos="2880"/>
+        </w:tabs>
+        <w:ind w:left="2880" w:hanging="360"/>
+      </w:pPr>
+    </w:lvl>
+    <w:lvl w:ilvl="4" w:tentative="1">
+      <w:start w:val="1"/>
+      <w:numFmt w:val="decimal"/>
+      <w:lvlText w:val="%5."/>
+      <w:lvlJc w:val="left"/>
+      <w:pPr>
+        <w:tabs>
+          <w:tab w:val="num" w:pos="3600"/>
+        </w:tabs>
+        <w:ind w:left="3600" w:hanging="360"/>
+      </w:pPr>
+    </w:lvl>
+    <w:lvl w:ilvl="5" w:tentative="1">
+      <w:start w:val="1"/>
+      <w:numFmt w:val="decimal"/>
+      <w:lvlText w:val="%6."/>
+      <w:lvlJc w:val="left"/>
+      <w:pPr>
+        <w:tabs>
+          <w:tab w:val="num" w:pos="4320"/>
+        </w:tabs>
+        <w:ind w:left="4320" w:hanging="360"/>
+      </w:pPr>
+    </w:lvl>
+    <w:lvl w:ilvl="6" w:tentative="1">
+      <w:start w:val="1"/>
+      <w:numFmt w:val="decimal"/>
+      <w:lvlText w:val="%7."/>
+      <w:lvlJc w:val="left"/>
+      <w:pPr>
+        <w:tabs>
+          <w:tab w:val="num" w:pos="5040"/>
+        </w:tabs>
+        <w:ind w:left="5040" w:hanging="360"/>
+      </w:pPr>
+    </w:lvl>
+    <w:lvl w:ilvl="7" w:tentative="1">
+      <w:start w:val="1"/>
+      <w:numFmt w:val="decimal"/>
+      <w:lvlText w:val="%8."/>
+      <w:lvlJc w:val="left"/>
+      <w:pPr>
+        <w:tabs>
+          <w:tab w:val="num" w:pos="5760"/>
+        </w:tabs>
+        <w:ind w:left="5760" w:hanging="360"/>
+      </w:pPr>
+    </w:lvl>
+    <w:lvl w:ilvl="8" w:tentative="1">
+      <w:start w:val="1"/>
+      <w:numFmt w:val="decimal"/>
+      <w:lvlText w:val="%9."/>
+      <w:lvlJc w:val="left"/>
+      <w:pPr>
+        <w:tabs>
+          <w:tab w:val="num" w:pos="6480"/>
+        </w:tabs>
+        <w:ind w:left="6480" w:hanging="360"/>
+      </w:pPr>
+    </w:lvl>
+  </w:abstractNum>
+  <w:abstractNum w:abstractNumId="14" w15:restartNumberingAfterBreak="0">
+    <w:nsid w:val="22733EB4"/>
+    <w:multiLevelType w:val="multilevel"/>
+    <w:tmpl w:val="94AE6B18"/>
+    <w:lvl w:ilvl="0">
+      <w:start w:val="1"/>
+      <w:numFmt w:val="bullet"/>
+      <w:lvlText w:val=""/>
+      <w:lvlJc w:val="left"/>
+      <w:pPr>
+        <w:tabs>
+          <w:tab w:val="num" w:pos="720"/>
+        </w:tabs>
+        <w:ind w:left="720" w:hanging="360"/>
+      </w:pPr>
+      <w:rPr>
+        <w:rFonts w:ascii="Symbol" w:hAnsi="Symbol" w:hint="default"/>
+        <w:sz w:val="20"/>
+      </w:rPr>
+    </w:lvl>
+    <w:lvl w:ilvl="1" w:tentative="1">
+      <w:start w:val="1"/>
+      <w:numFmt w:val="bullet"/>
+      <w:lvlText w:val="o"/>
+      <w:lvlJc w:val="left"/>
+      <w:pPr>
+        <w:tabs>
+          <w:tab w:val="num" w:pos="1440"/>
+        </w:tabs>
+        <w:ind w:left="1440" w:hanging="360"/>
+      </w:pPr>
+      <w:rPr>
+        <w:rFonts w:ascii="Courier New" w:hAnsi="Courier New" w:hint="default"/>
+        <w:sz w:val="20"/>
+      </w:rPr>
+    </w:lvl>
+    <w:lvl w:ilvl="2" w:tentative="1">
+      <w:start w:val="1"/>
+      <w:numFmt w:val="bullet"/>
+      <w:lvlText w:val=""/>
+      <w:lvlJc w:val="left"/>
+      <w:pPr>
+        <w:tabs>
+          <w:tab w:val="num" w:pos="2160"/>
+        </w:tabs>
+        <w:ind w:left="2160" w:hanging="360"/>
+      </w:pPr>
+      <w:rPr>
+        <w:rFonts w:ascii="Wingdings" w:hAnsi="Wingdings" w:hint="default"/>
+        <w:sz w:val="20"/>
+      </w:rPr>
+    </w:lvl>
+    <w:lvl w:ilvl="3" w:tentative="1">
+      <w:start w:val="1"/>
+      <w:numFmt w:val="bullet"/>
+      <w:lvlText w:val=""/>
+      <w:lvlJc w:val="left"/>
+      <w:pPr>
+        <w:tabs>
+          <w:tab w:val="num" w:pos="2880"/>
+        </w:tabs>
+        <w:ind w:left="2880" w:hanging="360"/>
+      </w:pPr>
+      <w:rPr>
+        <w:rFonts w:ascii="Wingdings" w:hAnsi="Wingdings" w:hint="default"/>
+        <w:sz w:val="20"/>
+      </w:rPr>
+    </w:lvl>
+    <w:lvl w:ilvl="4" w:tentative="1">
+      <w:start w:val="1"/>
+      <w:numFmt w:val="bullet"/>
+      <w:lvlText w:val=""/>
+      <w:lvlJc w:val="left"/>
+      <w:pPr>
+        <w:tabs>
+          <w:tab w:val="num" w:pos="3600"/>
+        </w:tabs>
+        <w:ind w:left="3600" w:hanging="360"/>
+      </w:pPr>
+      <w:rPr>
+        <w:rFonts w:ascii="Wingdings" w:hAnsi="Wingdings" w:hint="default"/>
+        <w:sz w:val="20"/>
+      </w:rPr>
+    </w:lvl>
+    <w:lvl w:ilvl="5" w:tentative="1">
+      <w:start w:val="1"/>
+      <w:numFmt w:val="bullet"/>
+      <w:lvlText w:val=""/>
+      <w:lvlJc w:val="left"/>
+      <w:pPr>
+        <w:tabs>
+          <w:tab w:val="num" w:pos="4320"/>
+        </w:tabs>
+        <w:ind w:left="4320" w:hanging="360"/>
+      </w:pPr>
+      <w:rPr>
+        <w:rFonts w:ascii="Wingdings" w:hAnsi="Wingdings" w:hint="default"/>
+        <w:sz w:val="20"/>
+      </w:rPr>
+    </w:lvl>
+    <w:lvl w:ilvl="6" w:tentative="1">
+      <w:start w:val="1"/>
+      <w:numFmt w:val="bullet"/>
+      <w:lvlText w:val=""/>
+      <w:lvlJc w:val="left"/>
+      <w:pPr>
+        <w:tabs>
+          <w:tab w:val="num" w:pos="5040"/>
+        </w:tabs>
+        <w:ind w:left="5040" w:hanging="360"/>
+      </w:pPr>
+      <w:rPr>
+        <w:rFonts w:ascii="Wingdings" w:hAnsi="Wingdings" w:hint="default"/>
+        <w:sz w:val="20"/>
+      </w:rPr>
+    </w:lvl>
+    <w:lvl w:ilvl="7" w:tentative="1">
+      <w:start w:val="1"/>
+      <w:numFmt w:val="bullet"/>
+      <w:lvlText w:val=""/>
+      <w:lvlJc w:val="left"/>
+      <w:pPr>
+        <w:tabs>
+          <w:tab w:val="num" w:pos="5760"/>
+        </w:tabs>
+        <w:ind w:left="5760" w:hanging="360"/>
+      </w:pPr>
+      <w:rPr>
+        <w:rFonts w:ascii="Wingdings" w:hAnsi="Wingdings" w:hint="default"/>
+        <w:sz w:val="20"/>
+      </w:rPr>
+    </w:lvl>
+    <w:lvl w:ilvl="8" w:tentative="1">
+      <w:start w:val="1"/>
+      <w:numFmt w:val="bullet"/>
+      <w:lvlText w:val=""/>
+      <w:lvlJc w:val="left"/>
+      <w:pPr>
+        <w:tabs>
+          <w:tab w:val="num" w:pos="6480"/>
+        </w:tabs>
+        <w:ind w:left="6480" w:hanging="360"/>
+      </w:pPr>
+      <w:rPr>
+        <w:rFonts w:ascii="Wingdings" w:hAnsi="Wingdings" w:hint="default"/>
+        <w:sz w:val="20"/>
+      </w:rPr>
+    </w:lvl>
+  </w:abstractNum>
+  <w:abstractNum w:abstractNumId="15" w15:restartNumberingAfterBreak="0">
     <w:nsid w:val="22815C6E"/>
     <w:multiLevelType w:val="hybridMultilevel"/>
     <w:tmpl w:val="3578B15C"/>
@@ -25318,7 +29906,7 @@
       </w:rPr>
     </w:lvl>
   </w:abstractNum>
-  <w:abstractNum w:abstractNumId="14" w15:restartNumberingAfterBreak="0">
+  <w:abstractNum w:abstractNumId="16" w15:restartNumberingAfterBreak="0">
     <w:nsid w:val="2BF87CB8"/>
     <w:multiLevelType w:val="hybridMultilevel"/>
     <w:tmpl w:val="F7D8C4FC"/>
@@ -25404,7 +29992,7 @@
       </w:pPr>
     </w:lvl>
   </w:abstractNum>
-  <w:abstractNum w:abstractNumId="15" w15:restartNumberingAfterBreak="0">
+  <w:abstractNum w:abstractNumId="17" w15:restartNumberingAfterBreak="0">
     <w:nsid w:val="2C696E8F"/>
     <w:multiLevelType w:val="multilevel"/>
     <w:tmpl w:val="0409001F"/>
@@ -25490,7 +30078,156 @@
       </w:pPr>
     </w:lvl>
   </w:abstractNum>
-  <w:abstractNum w:abstractNumId="16" w15:restartNumberingAfterBreak="0">
+  <w:abstractNum w:abstractNumId="18" w15:restartNumberingAfterBreak="0">
+    <w:nsid w:val="2DD62F7F"/>
+    <w:multiLevelType w:val="multilevel"/>
+    <w:tmpl w:val="98E88974"/>
+    <w:lvl w:ilvl="0">
+      <w:start w:val="1"/>
+      <w:numFmt w:val="bullet"/>
+      <w:lvlText w:val=""/>
+      <w:lvlJc w:val="left"/>
+      <w:pPr>
+        <w:tabs>
+          <w:tab w:val="num" w:pos="720"/>
+        </w:tabs>
+        <w:ind w:left="720" w:hanging="360"/>
+      </w:pPr>
+      <w:rPr>
+        <w:rFonts w:ascii="Symbol" w:hAnsi="Symbol" w:hint="default"/>
+        <w:sz w:val="20"/>
+      </w:rPr>
+    </w:lvl>
+    <w:lvl w:ilvl="1" w:tentative="1">
+      <w:start w:val="1"/>
+      <w:numFmt w:val="bullet"/>
+      <w:lvlText w:val="o"/>
+      <w:lvlJc w:val="left"/>
+      <w:pPr>
+        <w:tabs>
+          <w:tab w:val="num" w:pos="1440"/>
+        </w:tabs>
+        <w:ind w:left="1440" w:hanging="360"/>
+      </w:pPr>
+      <w:rPr>
+        <w:rFonts w:ascii="Courier New" w:hAnsi="Courier New" w:hint="default"/>
+        <w:sz w:val="20"/>
+      </w:rPr>
+    </w:lvl>
+    <w:lvl w:ilvl="2" w:tentative="1">
+      <w:start w:val="1"/>
+      <w:numFmt w:val="bullet"/>
+      <w:lvlText w:val=""/>
+      <w:lvlJc w:val="left"/>
+      <w:pPr>
+        <w:tabs>
+          <w:tab w:val="num" w:pos="2160"/>
+        </w:tabs>
+        <w:ind w:left="2160" w:hanging="360"/>
+      </w:pPr>
+      <w:rPr>
+        <w:rFonts w:ascii="Wingdings" w:hAnsi="Wingdings" w:hint="default"/>
+        <w:sz w:val="20"/>
+      </w:rPr>
+    </w:lvl>
+    <w:lvl w:ilvl="3" w:tentative="1">
+      <w:start w:val="1"/>
+      <w:numFmt w:val="bullet"/>
+      <w:lvlText w:val=""/>
+      <w:lvlJc w:val="left"/>
+      <w:pPr>
+        <w:tabs>
+          <w:tab w:val="num" w:pos="2880"/>
+        </w:tabs>
+        <w:ind w:left="2880" w:hanging="360"/>
+      </w:pPr>
+      <w:rPr>
+        <w:rFonts w:ascii="Wingdings" w:hAnsi="Wingdings" w:hint="default"/>
+        <w:sz w:val="20"/>
+      </w:rPr>
+    </w:lvl>
+    <w:lvl w:ilvl="4" w:tentative="1">
+      <w:start w:val="1"/>
+      <w:numFmt w:val="bullet"/>
+      <w:lvlText w:val=""/>
+      <w:lvlJc w:val="left"/>
+      <w:pPr>
+        <w:tabs>
+          <w:tab w:val="num" w:pos="3600"/>
+        </w:tabs>
+        <w:ind w:left="3600" w:hanging="360"/>
+      </w:pPr>
+      <w:rPr>
+        <w:rFonts w:ascii="Wingdings" w:hAnsi="Wingdings" w:hint="default"/>
+        <w:sz w:val="20"/>
+      </w:rPr>
+    </w:lvl>
+    <w:lvl w:ilvl="5" w:tentative="1">
+      <w:start w:val="1"/>
+      <w:numFmt w:val="bullet"/>
+      <w:lvlText w:val=""/>
+      <w:lvlJc w:val="left"/>
+      <w:pPr>
+        <w:tabs>
+          <w:tab w:val="num" w:pos="4320"/>
+        </w:tabs>
+        <w:ind w:left="4320" w:hanging="360"/>
+      </w:pPr>
+      <w:rPr>
+        <w:rFonts w:ascii="Wingdings" w:hAnsi="Wingdings" w:hint="default"/>
+        <w:sz w:val="20"/>
+      </w:rPr>
+    </w:lvl>
+    <w:lvl w:ilvl="6" w:tentative="1">
+      <w:start w:val="1"/>
+      <w:numFmt w:val="bullet"/>
+      <w:lvlText w:val=""/>
+      <w:lvlJc w:val="left"/>
+      <w:pPr>
+        <w:tabs>
+          <w:tab w:val="num" w:pos="5040"/>
+        </w:tabs>
+        <w:ind w:left="5040" w:hanging="360"/>
+      </w:pPr>
+      <w:rPr>
+        <w:rFonts w:ascii="Wingdings" w:hAnsi="Wingdings" w:hint="default"/>
+        <w:sz w:val="20"/>
+      </w:rPr>
+    </w:lvl>
+    <w:lvl w:ilvl="7" w:tentative="1">
+      <w:start w:val="1"/>
+      <w:numFmt w:val="bullet"/>
+      <w:lvlText w:val=""/>
+      <w:lvlJc w:val="left"/>
+      <w:pPr>
+        <w:tabs>
+          <w:tab w:val="num" w:pos="5760"/>
+        </w:tabs>
+        <w:ind w:left="5760" w:hanging="360"/>
+      </w:pPr>
+      <w:rPr>
+        <w:rFonts w:ascii="Wingdings" w:hAnsi="Wingdings" w:hint="default"/>
+        <w:sz w:val="20"/>
+      </w:rPr>
+    </w:lvl>
+    <w:lvl w:ilvl="8" w:tentative="1">
+      <w:start w:val="1"/>
+      <w:numFmt w:val="bullet"/>
+      <w:lvlText w:val=""/>
+      <w:lvlJc w:val="left"/>
+      <w:pPr>
+        <w:tabs>
+          <w:tab w:val="num" w:pos="6480"/>
+        </w:tabs>
+        <w:ind w:left="6480" w:hanging="360"/>
+      </w:pPr>
+      <w:rPr>
+        <w:rFonts w:ascii="Wingdings" w:hAnsi="Wingdings" w:hint="default"/>
+        <w:sz w:val="20"/>
+      </w:rPr>
+    </w:lvl>
+  </w:abstractNum>
+  <w:abstractNum w:abstractNumId="19" w15:restartNumberingAfterBreak="0">
     <w:nsid w:val="2FEE7064"/>
     <w:multiLevelType w:val="hybridMultilevel"/>
     <w:tmpl w:val="DC2C2C28"/>
@@ -25603,7 +30340,7 @@
       </w:rPr>
     </w:lvl>
   </w:abstractNum>
-  <w:abstractNum w:abstractNumId="17" w15:restartNumberingAfterBreak="0">
+  <w:abstractNum w:abstractNumId="20" w15:restartNumberingAfterBreak="0">
     <w:nsid w:val="37296072"/>
     <w:multiLevelType w:val="multilevel"/>
     <w:tmpl w:val="300A001D"/>
@@ -25689,7 +30426,7 @@
       </w:pPr>
     </w:lvl>
   </w:abstractNum>
-  <w:abstractNum w:abstractNumId="18" w15:restartNumberingAfterBreak="0">
+  <w:abstractNum w:abstractNumId="21" w15:restartNumberingAfterBreak="0">
     <w:nsid w:val="3C7D3D3E"/>
     <w:multiLevelType w:val="multilevel"/>
     <w:tmpl w:val="848C7A56"/>
@@ -25838,7 +30575,156 @@
       </w:rPr>
     </w:lvl>
   </w:abstractNum>
-  <w:abstractNum w:abstractNumId="19" w15:restartNumberingAfterBreak="0">
+  <w:abstractNum w:abstractNumId="22" w15:restartNumberingAfterBreak="0">
+    <w:nsid w:val="3E0F7568"/>
+    <w:multiLevelType w:val="multilevel"/>
+    <w:tmpl w:val="C35C1E1C"/>
+    <w:lvl w:ilvl="0">
+      <w:start w:val="1"/>
+      <w:numFmt w:val="bullet"/>
+      <w:lvlText w:val=""/>
+      <w:lvlJc w:val="left"/>
+      <w:pPr>
+        <w:tabs>
+          <w:tab w:val="num" w:pos="720"/>
+        </w:tabs>
+        <w:ind w:left="720" w:hanging="360"/>
+      </w:pPr>
+      <w:rPr>
+        <w:rFonts w:ascii="Symbol" w:hAnsi="Symbol" w:hint="default"/>
+        <w:sz w:val="20"/>
+      </w:rPr>
+    </w:lvl>
+    <w:lvl w:ilvl="1" w:tentative="1">
+      <w:start w:val="1"/>
+      <w:numFmt w:val="bullet"/>
+      <w:lvlText w:val="o"/>
+      <w:lvlJc w:val="left"/>
+      <w:pPr>
+        <w:tabs>
+          <w:tab w:val="num" w:pos="1440"/>
+        </w:tabs>
+        <w:ind w:left="1440" w:hanging="360"/>
+      </w:pPr>
+      <w:rPr>
+        <w:rFonts w:ascii="Courier New" w:hAnsi="Courier New" w:hint="default"/>
+        <w:sz w:val="20"/>
+      </w:rPr>
+    </w:lvl>
+    <w:lvl w:ilvl="2" w:tentative="1">
+      <w:start w:val="1"/>
+      <w:numFmt w:val="bullet"/>
+      <w:lvlText w:val=""/>
+      <w:lvlJc w:val="left"/>
+      <w:pPr>
+        <w:tabs>
+          <w:tab w:val="num" w:pos="2160"/>
+        </w:tabs>
+        <w:ind w:left="2160" w:hanging="360"/>
+      </w:pPr>
+      <w:rPr>
+        <w:rFonts w:ascii="Wingdings" w:hAnsi="Wingdings" w:hint="default"/>
+        <w:sz w:val="20"/>
+      </w:rPr>
+    </w:lvl>
+    <w:lvl w:ilvl="3" w:tentative="1">
+      <w:start w:val="1"/>
+      <w:numFmt w:val="bullet"/>
+      <w:lvlText w:val=""/>
+      <w:lvlJc w:val="left"/>
+      <w:pPr>
+        <w:tabs>
+          <w:tab w:val="num" w:pos="2880"/>
+        </w:tabs>
+        <w:ind w:left="2880" w:hanging="360"/>
+      </w:pPr>
+      <w:rPr>
+        <w:rFonts w:ascii="Wingdings" w:hAnsi="Wingdings" w:hint="default"/>
+        <w:sz w:val="20"/>
+      </w:rPr>
+    </w:lvl>
+    <w:lvl w:ilvl="4" w:tentative="1">
+      <w:start w:val="1"/>
+      <w:numFmt w:val="bullet"/>
+      <w:lvlText w:val=""/>
+      <w:lvlJc w:val="left"/>
+      <w:pPr>
+        <w:tabs>
+          <w:tab w:val="num" w:pos="3600"/>
+        </w:tabs>
+        <w:ind w:left="3600" w:hanging="360"/>
+      </w:pPr>
+      <w:rPr>
+        <w:rFonts w:ascii="Wingdings" w:hAnsi="Wingdings" w:hint="default"/>
+        <w:sz w:val="20"/>
+      </w:rPr>
+    </w:lvl>
+    <w:lvl w:ilvl="5" w:tentative="1">
+      <w:start w:val="1"/>
+      <w:numFmt w:val="bullet"/>
+      <w:lvlText w:val=""/>
+      <w:lvlJc w:val="left"/>
+      <w:pPr>
+        <w:tabs>
+          <w:tab w:val="num" w:pos="4320"/>
+        </w:tabs>
+        <w:ind w:left="4320" w:hanging="360"/>
+      </w:pPr>
+      <w:rPr>
+        <w:rFonts w:ascii="Wingdings" w:hAnsi="Wingdings" w:hint="default"/>
+        <w:sz w:val="20"/>
+      </w:rPr>
+    </w:lvl>
+    <w:lvl w:ilvl="6" w:tentative="1">
+      <w:start w:val="1"/>
+      <w:numFmt w:val="bullet"/>
+      <w:lvlText w:val=""/>
+      <w:lvlJc w:val="left"/>
+      <w:pPr>
+        <w:tabs>
+          <w:tab w:val="num" w:pos="5040"/>
+        </w:tabs>
+        <w:ind w:left="5040" w:hanging="360"/>
+      </w:pPr>
+      <w:rPr>
+        <w:rFonts w:ascii="Wingdings" w:hAnsi="Wingdings" w:hint="default"/>
+        <w:sz w:val="20"/>
+      </w:rPr>
+    </w:lvl>
+    <w:lvl w:ilvl="7" w:tentative="1">
+      <w:start w:val="1"/>
+      <w:numFmt w:val="bullet"/>
+      <w:lvlText w:val=""/>
+      <w:lvlJc w:val="left"/>
+      <w:pPr>
+        <w:tabs>
+          <w:tab w:val="num" w:pos="5760"/>
+        </w:tabs>
+        <w:ind w:left="5760" w:hanging="360"/>
+      </w:pPr>
+      <w:rPr>
+        <w:rFonts w:ascii="Wingdings" w:hAnsi="Wingdings" w:hint="default"/>
+        <w:sz w:val="20"/>
+      </w:rPr>
+    </w:lvl>
+    <w:lvl w:ilvl="8" w:tentative="1">
+      <w:start w:val="1"/>
+      <w:numFmt w:val="bullet"/>
+      <w:lvlText w:val=""/>
+      <w:lvlJc w:val="left"/>
+      <w:pPr>
+        <w:tabs>
+          <w:tab w:val="num" w:pos="6480"/>
+        </w:tabs>
+        <w:ind w:left="6480" w:hanging="360"/>
+      </w:pPr>
+      <w:rPr>
+        <w:rFonts w:ascii="Wingdings" w:hAnsi="Wingdings" w:hint="default"/>
+        <w:sz w:val="20"/>
+      </w:rPr>
+    </w:lvl>
+  </w:abstractNum>
+  <w:abstractNum w:abstractNumId="23" w15:restartNumberingAfterBreak="0">
     <w:nsid w:val="42642B0E"/>
     <w:multiLevelType w:val="multilevel"/>
     <w:tmpl w:val="C6F4042E"/>
@@ -25987,7 +30873,7 @@
       </w:rPr>
     </w:lvl>
   </w:abstractNum>
-  <w:abstractNum w:abstractNumId="20" w15:restartNumberingAfterBreak="0">
+  <w:abstractNum w:abstractNumId="24" w15:restartNumberingAfterBreak="0">
     <w:nsid w:val="42E51A8D"/>
     <w:multiLevelType w:val="hybridMultilevel"/>
     <w:tmpl w:val="A874EB30"/>
@@ -26073,7 +30959,7 @@
       </w:pPr>
     </w:lvl>
   </w:abstractNum>
-  <w:abstractNum w:abstractNumId="21" w15:restartNumberingAfterBreak="0">
+  <w:abstractNum w:abstractNumId="25" w15:restartNumberingAfterBreak="0">
     <w:nsid w:val="433D3131"/>
     <w:multiLevelType w:val="multilevel"/>
     <w:tmpl w:val="B74C8112"/>
@@ -26222,7 +31108,7 @@
       </w:rPr>
     </w:lvl>
   </w:abstractNum>
-  <w:abstractNum w:abstractNumId="22" w15:restartNumberingAfterBreak="0">
+  <w:abstractNum w:abstractNumId="26" w15:restartNumberingAfterBreak="0">
     <w:nsid w:val="43623764"/>
     <w:multiLevelType w:val="multilevel"/>
     <w:tmpl w:val="0409001F"/>
@@ -26308,7 +31194,7 @@
       </w:pPr>
     </w:lvl>
   </w:abstractNum>
-  <w:abstractNum w:abstractNumId="23" w15:restartNumberingAfterBreak="0">
+  <w:abstractNum w:abstractNumId="27" w15:restartNumberingAfterBreak="0">
     <w:nsid w:val="46B54587"/>
     <w:multiLevelType w:val="hybridMultilevel"/>
     <w:tmpl w:val="2324A546"/>
@@ -26421,7 +31307,7 @@
       </w:rPr>
     </w:lvl>
   </w:abstractNum>
-  <w:abstractNum w:abstractNumId="24" w15:restartNumberingAfterBreak="0">
+  <w:abstractNum w:abstractNumId="28" w15:restartNumberingAfterBreak="0">
     <w:nsid w:val="485C38AD"/>
     <w:multiLevelType w:val="multilevel"/>
     <w:tmpl w:val="0409001F"/>
@@ -26507,7 +31393,7 @@
       </w:pPr>
     </w:lvl>
   </w:abstractNum>
-  <w:abstractNum w:abstractNumId="25" w15:restartNumberingAfterBreak="0">
+  <w:abstractNum w:abstractNumId="29" w15:restartNumberingAfterBreak="0">
     <w:nsid w:val="494A5766"/>
     <w:multiLevelType w:val="multilevel"/>
     <w:tmpl w:val="300A001D"/>
@@ -26593,7 +31479,156 @@
       </w:pPr>
     </w:lvl>
   </w:abstractNum>
-  <w:abstractNum w:abstractNumId="26" w15:restartNumberingAfterBreak="0">
+  <w:abstractNum w:abstractNumId="30" w15:restartNumberingAfterBreak="0">
+    <w:nsid w:val="4B5F4343"/>
+    <w:multiLevelType w:val="multilevel"/>
+    <w:tmpl w:val="3DECCF7A"/>
+    <w:lvl w:ilvl="0">
+      <w:start w:val="1"/>
+      <w:numFmt w:val="bullet"/>
+      <w:lvlText w:val=""/>
+      <w:lvlJc w:val="left"/>
+      <w:pPr>
+        <w:tabs>
+          <w:tab w:val="num" w:pos="720"/>
+        </w:tabs>
+        <w:ind w:left="720" w:hanging="360"/>
+      </w:pPr>
+      <w:rPr>
+        <w:rFonts w:ascii="Symbol" w:hAnsi="Symbol" w:hint="default"/>
+        <w:sz w:val="20"/>
+      </w:rPr>
+    </w:lvl>
+    <w:lvl w:ilvl="1" w:tentative="1">
+      <w:start w:val="1"/>
+      <w:numFmt w:val="bullet"/>
+      <w:lvlText w:val="o"/>
+      <w:lvlJc w:val="left"/>
+      <w:pPr>
+        <w:tabs>
+          <w:tab w:val="num" w:pos="1440"/>
+        </w:tabs>
+        <w:ind w:left="1440" w:hanging="360"/>
+      </w:pPr>
+      <w:rPr>
+        <w:rFonts w:ascii="Courier New" w:hAnsi="Courier New" w:hint="default"/>
+        <w:sz w:val="20"/>
+      </w:rPr>
+    </w:lvl>
+    <w:lvl w:ilvl="2" w:tentative="1">
+      <w:start w:val="1"/>
+      <w:numFmt w:val="bullet"/>
+      <w:lvlText w:val=""/>
+      <w:lvlJc w:val="left"/>
+      <w:pPr>
+        <w:tabs>
+          <w:tab w:val="num" w:pos="2160"/>
+        </w:tabs>
+        <w:ind w:left="2160" w:hanging="360"/>
+      </w:pPr>
+      <w:rPr>
+        <w:rFonts w:ascii="Wingdings" w:hAnsi="Wingdings" w:hint="default"/>
+        <w:sz w:val="20"/>
+      </w:rPr>
+    </w:lvl>
+    <w:lvl w:ilvl="3" w:tentative="1">
+      <w:start w:val="1"/>
+      <w:numFmt w:val="bullet"/>
+      <w:lvlText w:val=""/>
+      <w:lvlJc w:val="left"/>
+      <w:pPr>
+        <w:tabs>
+          <w:tab w:val="num" w:pos="2880"/>
+        </w:tabs>
+        <w:ind w:left="2880" w:hanging="360"/>
+      </w:pPr>
+      <w:rPr>
+        <w:rFonts w:ascii="Wingdings" w:hAnsi="Wingdings" w:hint="default"/>
+        <w:sz w:val="20"/>
+      </w:rPr>
+    </w:lvl>
+    <w:lvl w:ilvl="4" w:tentative="1">
+      <w:start w:val="1"/>
+      <w:numFmt w:val="bullet"/>
+      <w:lvlText w:val=""/>
+      <w:lvlJc w:val="left"/>
+      <w:pPr>
+        <w:tabs>
+          <w:tab w:val="num" w:pos="3600"/>
+        </w:tabs>
+        <w:ind w:left="3600" w:hanging="360"/>
+      </w:pPr>
+      <w:rPr>
+        <w:rFonts w:ascii="Wingdings" w:hAnsi="Wingdings" w:hint="default"/>
+        <w:sz w:val="20"/>
+      </w:rPr>
+    </w:lvl>
+    <w:lvl w:ilvl="5" w:tentative="1">
+      <w:start w:val="1"/>
+      <w:numFmt w:val="bullet"/>
+      <w:lvlText w:val=""/>
+      <w:lvlJc w:val="left"/>
+      <w:pPr>
+        <w:tabs>
+          <w:tab w:val="num" w:pos="4320"/>
+        </w:tabs>
+        <w:ind w:left="4320" w:hanging="360"/>
+      </w:pPr>
+      <w:rPr>
+        <w:rFonts w:ascii="Wingdings" w:hAnsi="Wingdings" w:hint="default"/>
+        <w:sz w:val="20"/>
+      </w:rPr>
+    </w:lvl>
+    <w:lvl w:ilvl="6" w:tentative="1">
+      <w:start w:val="1"/>
+      <w:numFmt w:val="bullet"/>
+      <w:lvlText w:val=""/>
+      <w:lvlJc w:val="left"/>
+      <w:pPr>
+        <w:tabs>
+          <w:tab w:val="num" w:pos="5040"/>
+        </w:tabs>
+        <w:ind w:left="5040" w:hanging="360"/>
+      </w:pPr>
+      <w:rPr>
+        <w:rFonts w:ascii="Wingdings" w:hAnsi="Wingdings" w:hint="default"/>
+        <w:sz w:val="20"/>
+      </w:rPr>
+    </w:lvl>
+    <w:lvl w:ilvl="7" w:tentative="1">
+      <w:start w:val="1"/>
+      <w:numFmt w:val="bullet"/>
+      <w:lvlText w:val=""/>
+      <w:lvlJc w:val="left"/>
+      <w:pPr>
+        <w:tabs>
+          <w:tab w:val="num" w:pos="5760"/>
+        </w:tabs>
+        <w:ind w:left="5760" w:hanging="360"/>
+      </w:pPr>
+      <w:rPr>
+        <w:rFonts w:ascii="Wingdings" w:hAnsi="Wingdings" w:hint="default"/>
+        <w:sz w:val="20"/>
+      </w:rPr>
+    </w:lvl>
+    <w:lvl w:ilvl="8" w:tentative="1">
+      <w:start w:val="1"/>
+      <w:numFmt w:val="bullet"/>
+      <w:lvlText w:val=""/>
+      <w:lvlJc w:val="left"/>
+      <w:pPr>
+        <w:tabs>
+          <w:tab w:val="num" w:pos="6480"/>
+        </w:tabs>
+        <w:ind w:left="6480" w:hanging="360"/>
+      </w:pPr>
+      <w:rPr>
+        <w:rFonts w:ascii="Wingdings" w:hAnsi="Wingdings" w:hint="default"/>
+        <w:sz w:val="20"/>
+      </w:rPr>
+    </w:lvl>
+  </w:abstractNum>
+  <w:abstractNum w:abstractNumId="31" w15:restartNumberingAfterBreak="0">
     <w:nsid w:val="517B2DED"/>
     <w:multiLevelType w:val="multilevel"/>
     <w:tmpl w:val="0409001F"/>
@@ -26679,7 +31714,156 @@
       </w:pPr>
     </w:lvl>
   </w:abstractNum>
-  <w:abstractNum w:abstractNumId="27" w15:restartNumberingAfterBreak="0">
+  <w:abstractNum w:abstractNumId="32" w15:restartNumberingAfterBreak="0">
+    <w:nsid w:val="54713CD5"/>
+    <w:multiLevelType w:val="multilevel"/>
+    <w:tmpl w:val="11F8A63C"/>
+    <w:lvl w:ilvl="0">
+      <w:start w:val="1"/>
+      <w:numFmt w:val="bullet"/>
+      <w:lvlText w:val=""/>
+      <w:lvlJc w:val="left"/>
+      <w:pPr>
+        <w:tabs>
+          <w:tab w:val="num" w:pos="720"/>
+        </w:tabs>
+        <w:ind w:left="720" w:hanging="360"/>
+      </w:pPr>
+      <w:rPr>
+        <w:rFonts w:ascii="Symbol" w:hAnsi="Symbol" w:hint="default"/>
+        <w:sz w:val="20"/>
+      </w:rPr>
+    </w:lvl>
+    <w:lvl w:ilvl="1" w:tentative="1">
+      <w:start w:val="1"/>
+      <w:numFmt w:val="bullet"/>
+      <w:lvlText w:val="o"/>
+      <w:lvlJc w:val="left"/>
+      <w:pPr>
+        <w:tabs>
+          <w:tab w:val="num" w:pos="1440"/>
+        </w:tabs>
+        <w:ind w:left="1440" w:hanging="360"/>
+      </w:pPr>
+      <w:rPr>
+        <w:rFonts w:ascii="Courier New" w:hAnsi="Courier New" w:hint="default"/>
+        <w:sz w:val="20"/>
+      </w:rPr>
+    </w:lvl>
+    <w:lvl w:ilvl="2" w:tentative="1">
+      <w:start w:val="1"/>
+      <w:numFmt w:val="bullet"/>
+      <w:lvlText w:val=""/>
+      <w:lvlJc w:val="left"/>
+      <w:pPr>
+        <w:tabs>
+          <w:tab w:val="num" w:pos="2160"/>
+        </w:tabs>
+        <w:ind w:left="2160" w:hanging="360"/>
+      </w:pPr>
+      <w:rPr>
+        <w:rFonts w:ascii="Wingdings" w:hAnsi="Wingdings" w:hint="default"/>
+        <w:sz w:val="20"/>
+      </w:rPr>
+    </w:lvl>
+    <w:lvl w:ilvl="3" w:tentative="1">
+      <w:start w:val="1"/>
+      <w:numFmt w:val="bullet"/>
+      <w:lvlText w:val=""/>
+      <w:lvlJc w:val="left"/>
+      <w:pPr>
+        <w:tabs>
+          <w:tab w:val="num" w:pos="2880"/>
+        </w:tabs>
+        <w:ind w:left="2880" w:hanging="360"/>
+      </w:pPr>
+      <w:rPr>
+        <w:rFonts w:ascii="Wingdings" w:hAnsi="Wingdings" w:hint="default"/>
+        <w:sz w:val="20"/>
+      </w:rPr>
+    </w:lvl>
+    <w:lvl w:ilvl="4" w:tentative="1">
+      <w:start w:val="1"/>
+      <w:numFmt w:val="bullet"/>
+      <w:lvlText w:val=""/>
+      <w:lvlJc w:val="left"/>
+      <w:pPr>
+        <w:tabs>
+          <w:tab w:val="num" w:pos="3600"/>
+        </w:tabs>
+        <w:ind w:left="3600" w:hanging="360"/>
+      </w:pPr>
+      <w:rPr>
+        <w:rFonts w:ascii="Wingdings" w:hAnsi="Wingdings" w:hint="default"/>
+        <w:sz w:val="20"/>
+      </w:rPr>
+    </w:lvl>
+    <w:lvl w:ilvl="5" w:tentative="1">
+      <w:start w:val="1"/>
+      <w:numFmt w:val="bullet"/>
+      <w:lvlText w:val=""/>
+      <w:lvlJc w:val="left"/>
+      <w:pPr>
+        <w:tabs>
+          <w:tab w:val="num" w:pos="4320"/>
+        </w:tabs>
+        <w:ind w:left="4320" w:hanging="360"/>
+      </w:pPr>
+      <w:rPr>
+        <w:rFonts w:ascii="Wingdings" w:hAnsi="Wingdings" w:hint="default"/>
+        <w:sz w:val="20"/>
+      </w:rPr>
+    </w:lvl>
+    <w:lvl w:ilvl="6" w:tentative="1">
+      <w:start w:val="1"/>
+      <w:numFmt w:val="bullet"/>
+      <w:lvlText w:val=""/>
+      <w:lvlJc w:val="left"/>
+      <w:pPr>
+        <w:tabs>
+          <w:tab w:val="num" w:pos="5040"/>
+        </w:tabs>
+        <w:ind w:left="5040" w:hanging="360"/>
+      </w:pPr>
+      <w:rPr>
+        <w:rFonts w:ascii="Wingdings" w:hAnsi="Wingdings" w:hint="default"/>
+        <w:sz w:val="20"/>
+      </w:rPr>
+    </w:lvl>
+    <w:lvl w:ilvl="7" w:tentative="1">
+      <w:start w:val="1"/>
+      <w:numFmt w:val="bullet"/>
+      <w:lvlText w:val=""/>
+      <w:lvlJc w:val="left"/>
+      <w:pPr>
+        <w:tabs>
+          <w:tab w:val="num" w:pos="5760"/>
+        </w:tabs>
+        <w:ind w:left="5760" w:hanging="360"/>
+      </w:pPr>
+      <w:rPr>
+        <w:rFonts w:ascii="Wingdings" w:hAnsi="Wingdings" w:hint="default"/>
+        <w:sz w:val="20"/>
+      </w:rPr>
+    </w:lvl>
+    <w:lvl w:ilvl="8" w:tentative="1">
+      <w:start w:val="1"/>
+      <w:numFmt w:val="bullet"/>
+      <w:lvlText w:val=""/>
+      <w:lvlJc w:val="left"/>
+      <w:pPr>
+        <w:tabs>
+          <w:tab w:val="num" w:pos="6480"/>
+        </w:tabs>
+        <w:ind w:left="6480" w:hanging="360"/>
+      </w:pPr>
+      <w:rPr>
+        <w:rFonts w:ascii="Wingdings" w:hAnsi="Wingdings" w:hint="default"/>
+        <w:sz w:val="20"/>
+      </w:rPr>
+    </w:lvl>
+  </w:abstractNum>
+  <w:abstractNum w:abstractNumId="33" w15:restartNumberingAfterBreak="0">
     <w:nsid w:val="588A7FDB"/>
     <w:multiLevelType w:val="multilevel"/>
     <w:tmpl w:val="7A72F8F0"/>
@@ -26828,7 +32012,156 @@
       </w:rPr>
     </w:lvl>
   </w:abstractNum>
-  <w:abstractNum w:abstractNumId="28" w15:restartNumberingAfterBreak="0">
+  <w:abstractNum w:abstractNumId="34" w15:restartNumberingAfterBreak="0">
+    <w:nsid w:val="59F01E51"/>
+    <w:multiLevelType w:val="multilevel"/>
+    <w:tmpl w:val="A218FB2C"/>
+    <w:lvl w:ilvl="0">
+      <w:start w:val="1"/>
+      <w:numFmt w:val="bullet"/>
+      <w:lvlText w:val=""/>
+      <w:lvlJc w:val="left"/>
+      <w:pPr>
+        <w:tabs>
+          <w:tab w:val="num" w:pos="720"/>
+        </w:tabs>
+        <w:ind w:left="720" w:hanging="360"/>
+      </w:pPr>
+      <w:rPr>
+        <w:rFonts w:ascii="Symbol" w:hAnsi="Symbol" w:hint="default"/>
+        <w:sz w:val="20"/>
+      </w:rPr>
+    </w:lvl>
+    <w:lvl w:ilvl="1" w:tentative="1">
+      <w:start w:val="1"/>
+      <w:numFmt w:val="bullet"/>
+      <w:lvlText w:val="o"/>
+      <w:lvlJc w:val="left"/>
+      <w:pPr>
+        <w:tabs>
+          <w:tab w:val="num" w:pos="1440"/>
+        </w:tabs>
+        <w:ind w:left="1440" w:hanging="360"/>
+      </w:pPr>
+      <w:rPr>
+        <w:rFonts w:ascii="Courier New" w:hAnsi="Courier New" w:hint="default"/>
+        <w:sz w:val="20"/>
+      </w:rPr>
+    </w:lvl>
+    <w:lvl w:ilvl="2" w:tentative="1">
+      <w:start w:val="1"/>
+      <w:numFmt w:val="bullet"/>
+      <w:lvlText w:val=""/>
+      <w:lvlJc w:val="left"/>
+      <w:pPr>
+        <w:tabs>
+          <w:tab w:val="num" w:pos="2160"/>
+        </w:tabs>
+        <w:ind w:left="2160" w:hanging="360"/>
+      </w:pPr>
+      <w:rPr>
+        <w:rFonts w:ascii="Wingdings" w:hAnsi="Wingdings" w:hint="default"/>
+        <w:sz w:val="20"/>
+      </w:rPr>
+    </w:lvl>
+    <w:lvl w:ilvl="3" w:tentative="1">
+      <w:start w:val="1"/>
+      <w:numFmt w:val="bullet"/>
+      <w:lvlText w:val=""/>
+      <w:lvlJc w:val="left"/>
+      <w:pPr>
+        <w:tabs>
+          <w:tab w:val="num" w:pos="2880"/>
+        </w:tabs>
+        <w:ind w:left="2880" w:hanging="360"/>
+      </w:pPr>
+      <w:rPr>
+        <w:rFonts w:ascii="Wingdings" w:hAnsi="Wingdings" w:hint="default"/>
+        <w:sz w:val="20"/>
+      </w:rPr>
+    </w:lvl>
+    <w:lvl w:ilvl="4" w:tentative="1">
+      <w:start w:val="1"/>
+      <w:numFmt w:val="bullet"/>
+      <w:lvlText w:val=""/>
+      <w:lvlJc w:val="left"/>
+      <w:pPr>
+        <w:tabs>
+          <w:tab w:val="num" w:pos="3600"/>
+        </w:tabs>
+        <w:ind w:left="3600" w:hanging="360"/>
+      </w:pPr>
+      <w:rPr>
+        <w:rFonts w:ascii="Wingdings" w:hAnsi="Wingdings" w:hint="default"/>
+        <w:sz w:val="20"/>
+      </w:rPr>
+    </w:lvl>
+    <w:lvl w:ilvl="5" w:tentative="1">
+      <w:start w:val="1"/>
+      <w:numFmt w:val="bullet"/>
+      <w:lvlText w:val=""/>
+      <w:lvlJc w:val="left"/>
+      <w:pPr>
+        <w:tabs>
+          <w:tab w:val="num" w:pos="4320"/>
+        </w:tabs>
+        <w:ind w:left="4320" w:hanging="360"/>
+      </w:pPr>
+      <w:rPr>
+        <w:rFonts w:ascii="Wingdings" w:hAnsi="Wingdings" w:hint="default"/>
+        <w:sz w:val="20"/>
+      </w:rPr>
+    </w:lvl>
+    <w:lvl w:ilvl="6" w:tentative="1">
+      <w:start w:val="1"/>
+      <w:numFmt w:val="bullet"/>
+      <w:lvlText w:val=""/>
+      <w:lvlJc w:val="left"/>
+      <w:pPr>
+        <w:tabs>
+          <w:tab w:val="num" w:pos="5040"/>
+        </w:tabs>
+        <w:ind w:left="5040" w:hanging="360"/>
+      </w:pPr>
+      <w:rPr>
+        <w:rFonts w:ascii="Wingdings" w:hAnsi="Wingdings" w:hint="default"/>
+        <w:sz w:val="20"/>
+      </w:rPr>
+    </w:lvl>
+    <w:lvl w:ilvl="7" w:tentative="1">
+      <w:start w:val="1"/>
+      <w:numFmt w:val="bullet"/>
+      <w:lvlText w:val=""/>
+      <w:lvlJc w:val="left"/>
+      <w:pPr>
+        <w:tabs>
+          <w:tab w:val="num" w:pos="5760"/>
+        </w:tabs>
+        <w:ind w:left="5760" w:hanging="360"/>
+      </w:pPr>
+      <w:rPr>
+        <w:rFonts w:ascii="Wingdings" w:hAnsi="Wingdings" w:hint="default"/>
+        <w:sz w:val="20"/>
+      </w:rPr>
+    </w:lvl>
+    <w:lvl w:ilvl="8" w:tentative="1">
+      <w:start w:val="1"/>
+      <w:numFmt w:val="bullet"/>
+      <w:lvlText w:val=""/>
+      <w:lvlJc w:val="left"/>
+      <w:pPr>
+        <w:tabs>
+          <w:tab w:val="num" w:pos="6480"/>
+        </w:tabs>
+        <w:ind w:left="6480" w:hanging="360"/>
+      </w:pPr>
+      <w:rPr>
+        <w:rFonts w:ascii="Wingdings" w:hAnsi="Wingdings" w:hint="default"/>
+        <w:sz w:val="20"/>
+      </w:rPr>
+    </w:lvl>
+  </w:abstractNum>
+  <w:abstractNum w:abstractNumId="35" w15:restartNumberingAfterBreak="0">
     <w:nsid w:val="5A2219FF"/>
     <w:multiLevelType w:val="multilevel"/>
     <w:tmpl w:val="1EDC2F2C"/>
@@ -26977,7 +32310,7 @@
       </w:rPr>
     </w:lvl>
   </w:abstractNum>
-  <w:abstractNum w:abstractNumId="29" w15:restartNumberingAfterBreak="0">
+  <w:abstractNum w:abstractNumId="36" w15:restartNumberingAfterBreak="0">
     <w:nsid w:val="5E484607"/>
     <w:multiLevelType w:val="multilevel"/>
     <w:tmpl w:val="8026B79E"/>
@@ -27126,7 +32459,7 @@
       </w:rPr>
     </w:lvl>
   </w:abstractNum>
-  <w:abstractNum w:abstractNumId="30" w15:restartNumberingAfterBreak="0">
+  <w:abstractNum w:abstractNumId="37" w15:restartNumberingAfterBreak="0">
     <w:nsid w:val="601548F9"/>
     <w:multiLevelType w:val="multilevel"/>
     <w:tmpl w:val="6840C592"/>
@@ -27275,7 +32608,7 @@
       </w:rPr>
     </w:lvl>
   </w:abstractNum>
-  <w:abstractNum w:abstractNumId="31" w15:restartNumberingAfterBreak="0">
+  <w:abstractNum w:abstractNumId="38" w15:restartNumberingAfterBreak="0">
     <w:nsid w:val="686543B8"/>
     <w:multiLevelType w:val="multilevel"/>
     <w:tmpl w:val="5120AA48"/>
@@ -27389,7 +32722,156 @@
       </w:rPr>
     </w:lvl>
   </w:abstractNum>
-  <w:abstractNum w:abstractNumId="32" w15:restartNumberingAfterBreak="0">
+  <w:abstractNum w:abstractNumId="39" w15:restartNumberingAfterBreak="0">
+    <w:nsid w:val="6C5258C0"/>
+    <w:multiLevelType w:val="multilevel"/>
+    <w:tmpl w:val="242CFE12"/>
+    <w:lvl w:ilvl="0">
+      <w:start w:val="1"/>
+      <w:numFmt w:val="bullet"/>
+      <w:lvlText w:val=""/>
+      <w:lvlJc w:val="left"/>
+      <w:pPr>
+        <w:tabs>
+          <w:tab w:val="num" w:pos="720"/>
+        </w:tabs>
+        <w:ind w:left="720" w:hanging="360"/>
+      </w:pPr>
+      <w:rPr>
+        <w:rFonts w:ascii="Symbol" w:hAnsi="Symbol" w:hint="default"/>
+        <w:sz w:val="20"/>
+      </w:rPr>
+    </w:lvl>
+    <w:lvl w:ilvl="1" w:tentative="1">
+      <w:start w:val="1"/>
+      <w:numFmt w:val="bullet"/>
+      <w:lvlText w:val="o"/>
+      <w:lvlJc w:val="left"/>
+      <w:pPr>
+        <w:tabs>
+          <w:tab w:val="num" w:pos="1440"/>
+        </w:tabs>
+        <w:ind w:left="1440" w:hanging="360"/>
+      </w:pPr>
+      <w:rPr>
+        <w:rFonts w:ascii="Courier New" w:hAnsi="Courier New" w:hint="default"/>
+        <w:sz w:val="20"/>
+      </w:rPr>
+    </w:lvl>
+    <w:lvl w:ilvl="2" w:tentative="1">
+      <w:start w:val="1"/>
+      <w:numFmt w:val="bullet"/>
+      <w:lvlText w:val=""/>
+      <w:lvlJc w:val="left"/>
+      <w:pPr>
+        <w:tabs>
+          <w:tab w:val="num" w:pos="2160"/>
+        </w:tabs>
+        <w:ind w:left="2160" w:hanging="360"/>
+      </w:pPr>
+      <w:rPr>
+        <w:rFonts w:ascii="Wingdings" w:hAnsi="Wingdings" w:hint="default"/>
+        <w:sz w:val="20"/>
+      </w:rPr>
+    </w:lvl>
+    <w:lvl w:ilvl="3" w:tentative="1">
+      <w:start w:val="1"/>
+      <w:numFmt w:val="bullet"/>
+      <w:lvlText w:val=""/>
+      <w:lvlJc w:val="left"/>
+      <w:pPr>
+        <w:tabs>
+          <w:tab w:val="num" w:pos="2880"/>
+        </w:tabs>
+        <w:ind w:left="2880" w:hanging="360"/>
+      </w:pPr>
+      <w:rPr>
+        <w:rFonts w:ascii="Wingdings" w:hAnsi="Wingdings" w:hint="default"/>
+        <w:sz w:val="20"/>
+      </w:rPr>
+    </w:lvl>
+    <w:lvl w:ilvl="4" w:tentative="1">
+      <w:start w:val="1"/>
+      <w:numFmt w:val="bullet"/>
+      <w:lvlText w:val=""/>
+      <w:lvlJc w:val="left"/>
+      <w:pPr>
+        <w:tabs>
+          <w:tab w:val="num" w:pos="3600"/>
+        </w:tabs>
+        <w:ind w:left="3600" w:hanging="360"/>
+      </w:pPr>
+      <w:rPr>
+        <w:rFonts w:ascii="Wingdings" w:hAnsi="Wingdings" w:hint="default"/>
+        <w:sz w:val="20"/>
+      </w:rPr>
+    </w:lvl>
+    <w:lvl w:ilvl="5" w:tentative="1">
+      <w:start w:val="1"/>
+      <w:numFmt w:val="bullet"/>
+      <w:lvlText w:val=""/>
+      <w:lvlJc w:val="left"/>
+      <w:pPr>
+        <w:tabs>
+          <w:tab w:val="num" w:pos="4320"/>
+        </w:tabs>
+        <w:ind w:left="4320" w:hanging="360"/>
+      </w:pPr>
+      <w:rPr>
+        <w:rFonts w:ascii="Wingdings" w:hAnsi="Wingdings" w:hint="default"/>
+        <w:sz w:val="20"/>
+      </w:rPr>
+    </w:lvl>
+    <w:lvl w:ilvl="6" w:tentative="1">
+      <w:start w:val="1"/>
+      <w:numFmt w:val="bullet"/>
+      <w:lvlText w:val=""/>
+      <w:lvlJc w:val="left"/>
+      <w:pPr>
+        <w:tabs>
+          <w:tab w:val="num" w:pos="5040"/>
+        </w:tabs>
+        <w:ind w:left="5040" w:hanging="360"/>
+      </w:pPr>
+      <w:rPr>
+        <w:rFonts w:ascii="Wingdings" w:hAnsi="Wingdings" w:hint="default"/>
+        <w:sz w:val="20"/>
+      </w:rPr>
+    </w:lvl>
+    <w:lvl w:ilvl="7" w:tentative="1">
+      <w:start w:val="1"/>
+      <w:numFmt w:val="bullet"/>
+      <w:lvlText w:val=""/>
+      <w:lvlJc w:val="left"/>
+      <w:pPr>
+        <w:tabs>
+          <w:tab w:val="num" w:pos="5760"/>
+        </w:tabs>
+        <w:ind w:left="5760" w:hanging="360"/>
+      </w:pPr>
+      <w:rPr>
+        <w:rFonts w:ascii="Wingdings" w:hAnsi="Wingdings" w:hint="default"/>
+        <w:sz w:val="20"/>
+      </w:rPr>
+    </w:lvl>
+    <w:lvl w:ilvl="8" w:tentative="1">
+      <w:start w:val="1"/>
+      <w:numFmt w:val="bullet"/>
+      <w:lvlText w:val=""/>
+      <w:lvlJc w:val="left"/>
+      <w:pPr>
+        <w:tabs>
+          <w:tab w:val="num" w:pos="6480"/>
+        </w:tabs>
+        <w:ind w:left="6480" w:hanging="360"/>
+      </w:pPr>
+      <w:rPr>
+        <w:rFonts w:ascii="Wingdings" w:hAnsi="Wingdings" w:hint="default"/>
+        <w:sz w:val="20"/>
+      </w:rPr>
+    </w:lvl>
+  </w:abstractNum>
+  <w:abstractNum w:abstractNumId="40" w15:restartNumberingAfterBreak="0">
     <w:nsid w:val="71C733BE"/>
     <w:multiLevelType w:val="multilevel"/>
     <w:tmpl w:val="0409001F"/>
@@ -27475,7 +32957,7 @@
       </w:pPr>
     </w:lvl>
   </w:abstractNum>
-  <w:abstractNum w:abstractNumId="33" w15:restartNumberingAfterBreak="0">
+  <w:abstractNum w:abstractNumId="41" w15:restartNumberingAfterBreak="0">
     <w:nsid w:val="732B7A7F"/>
     <w:multiLevelType w:val="multilevel"/>
     <w:tmpl w:val="5B7612CA"/>
@@ -27624,7 +33106,7 @@
       </w:rPr>
     </w:lvl>
   </w:abstractNum>
-  <w:abstractNum w:abstractNumId="34" w15:restartNumberingAfterBreak="0">
+  <w:abstractNum w:abstractNumId="42" w15:restartNumberingAfterBreak="0">
     <w:nsid w:val="73C179C9"/>
     <w:multiLevelType w:val="multilevel"/>
     <w:tmpl w:val="AC189E68"/>
@@ -27737,7 +33219,7 @@
       </w:pPr>
     </w:lvl>
   </w:abstractNum>
-  <w:abstractNum w:abstractNumId="35" w15:restartNumberingAfterBreak="0">
+  <w:abstractNum w:abstractNumId="43" w15:restartNumberingAfterBreak="0">
     <w:nsid w:val="76741AD6"/>
     <w:multiLevelType w:val="multilevel"/>
     <w:tmpl w:val="698807E8"/>
@@ -27886,7 +33368,7 @@
       </w:rPr>
     </w:lvl>
   </w:abstractNum>
-  <w:abstractNum w:abstractNumId="36" w15:restartNumberingAfterBreak="0">
+  <w:abstractNum w:abstractNumId="44" w15:restartNumberingAfterBreak="0">
     <w:nsid w:val="76A85E14"/>
     <w:multiLevelType w:val="hybridMultilevel"/>
     <w:tmpl w:val="FDC4FD48"/>
@@ -27972,7 +33454,7 @@
       </w:pPr>
     </w:lvl>
   </w:abstractNum>
-  <w:abstractNum w:abstractNumId="37" w15:restartNumberingAfterBreak="0">
+  <w:abstractNum w:abstractNumId="45" w15:restartNumberingAfterBreak="0">
     <w:nsid w:val="76D21B62"/>
     <w:multiLevelType w:val="hybridMultilevel"/>
     <w:tmpl w:val="6C4C147A"/>
@@ -28058,7 +33540,7 @@
       </w:pPr>
     </w:lvl>
   </w:abstractNum>
-  <w:abstractNum w:abstractNumId="38" w15:restartNumberingAfterBreak="0">
+  <w:abstractNum w:abstractNumId="46" w15:restartNumberingAfterBreak="0">
     <w:nsid w:val="78396827"/>
     <w:multiLevelType w:val="multilevel"/>
     <w:tmpl w:val="CAAA8442"/>
@@ -28232,97 +33714,121 @@
     <w:abstractNumId w:val="11"/>
   </w:num>
   <w:num w:numId="9" w16cid:durableId="742798510">
-    <w:abstractNumId w:val="23"/>
+    <w:abstractNumId w:val="27"/>
   </w:num>
   <w:num w:numId="10" w16cid:durableId="493841407">
-    <w:abstractNumId w:val="38"/>
+    <w:abstractNumId w:val="46"/>
   </w:num>
   <w:num w:numId="11" w16cid:durableId="1375690916">
-    <w:abstractNumId w:val="27"/>
+    <w:abstractNumId w:val="33"/>
   </w:num>
   <w:num w:numId="12" w16cid:durableId="1556353896">
-    <w:abstractNumId w:val="18"/>
+    <w:abstractNumId w:val="21"/>
   </w:num>
   <w:num w:numId="13" w16cid:durableId="1564870232">
-    <w:abstractNumId w:val="35"/>
+    <w:abstractNumId w:val="43"/>
   </w:num>
   <w:num w:numId="14" w16cid:durableId="368069983">
-    <w:abstractNumId w:val="30"/>
+    <w:abstractNumId w:val="37"/>
   </w:num>
   <w:num w:numId="15" w16cid:durableId="1039083472">
     <w:abstractNumId w:val="7"/>
   </w:num>
   <w:num w:numId="16" w16cid:durableId="1935481250">
-    <w:abstractNumId w:val="13"/>
+    <w:abstractNumId w:val="15"/>
   </w:num>
   <w:num w:numId="17" w16cid:durableId="2126845722">
-    <w:abstractNumId w:val="28"/>
+    <w:abstractNumId w:val="35"/>
   </w:num>
   <w:num w:numId="18" w16cid:durableId="456335426">
-    <w:abstractNumId w:val="33"/>
+    <w:abstractNumId w:val="41"/>
   </w:num>
   <w:num w:numId="19" w16cid:durableId="1350793484">
-    <w:abstractNumId w:val="19"/>
+    <w:abstractNumId w:val="23"/>
   </w:num>
   <w:num w:numId="20" w16cid:durableId="787894609">
     <w:abstractNumId w:val="10"/>
   </w:num>
   <w:num w:numId="21" w16cid:durableId="1291015683">
-    <w:abstractNumId w:val="15"/>
+    <w:abstractNumId w:val="17"/>
   </w:num>
   <w:num w:numId="22" w16cid:durableId="229655176">
-    <w:abstractNumId w:val="21"/>
+    <w:abstractNumId w:val="25"/>
   </w:num>
   <w:num w:numId="23" w16cid:durableId="725182288">
-    <w:abstractNumId w:val="22"/>
+    <w:abstractNumId w:val="26"/>
   </w:num>
   <w:num w:numId="24" w16cid:durableId="1380204734">
-    <w:abstractNumId w:val="37"/>
+    <w:abstractNumId w:val="45"/>
   </w:num>
   <w:num w:numId="25" w16cid:durableId="1129130470">
     <w:abstractNumId w:val="6"/>
   </w:num>
   <w:num w:numId="26" w16cid:durableId="534347342">
-    <w:abstractNumId w:val="24"/>
+    <w:abstractNumId w:val="28"/>
   </w:num>
   <w:num w:numId="27" w16cid:durableId="866528997">
-    <w:abstractNumId w:val="26"/>
+    <w:abstractNumId w:val="31"/>
   </w:num>
   <w:num w:numId="28" w16cid:durableId="278806317">
-    <w:abstractNumId w:val="31"/>
+    <w:abstractNumId w:val="38"/>
   </w:num>
   <w:num w:numId="29" w16cid:durableId="626012912">
-    <w:abstractNumId w:val="25"/>
+    <w:abstractNumId w:val="29"/>
   </w:num>
   <w:num w:numId="30" w16cid:durableId="576597976">
-    <w:abstractNumId w:val="17"/>
+    <w:abstractNumId w:val="20"/>
   </w:num>
   <w:num w:numId="31" w16cid:durableId="1382366618">
-    <w:abstractNumId w:val="36"/>
+    <w:abstractNumId w:val="44"/>
   </w:num>
   <w:num w:numId="32" w16cid:durableId="1076636752">
-    <w:abstractNumId w:val="20"/>
+    <w:abstractNumId w:val="24"/>
   </w:num>
   <w:num w:numId="33" w16cid:durableId="1607271774">
     <w:abstractNumId w:val="9"/>
   </w:num>
   <w:num w:numId="34" w16cid:durableId="1062948747">
-    <w:abstractNumId w:val="34"/>
+    <w:abstractNumId w:val="42"/>
   </w:num>
   <w:num w:numId="35" w16cid:durableId="1513839876">
-    <w:abstractNumId w:val="29"/>
+    <w:abstractNumId w:val="36"/>
   </w:num>
   <w:num w:numId="36" w16cid:durableId="1955940226">
     <w:abstractNumId w:val="8"/>
   </w:num>
   <w:num w:numId="37" w16cid:durableId="1939874148">
+    <w:abstractNumId w:val="16"/>
+  </w:num>
+  <w:num w:numId="38" w16cid:durableId="267586556">
+    <w:abstractNumId w:val="40"/>
+  </w:num>
+  <w:num w:numId="39" w16cid:durableId="1998074777">
+    <w:abstractNumId w:val="19"/>
+  </w:num>
+  <w:num w:numId="40" w16cid:durableId="1654675367">
+    <w:abstractNumId w:val="18"/>
+  </w:num>
+  <w:num w:numId="41" w16cid:durableId="1203329668">
+    <w:abstractNumId w:val="39"/>
+  </w:num>
+  <w:num w:numId="42" w16cid:durableId="312561757">
+    <w:abstractNumId w:val="30"/>
+  </w:num>
+  <w:num w:numId="43" w16cid:durableId="1243104646">
+    <w:abstractNumId w:val="22"/>
+  </w:num>
+  <w:num w:numId="44" w16cid:durableId="1120219324">
+    <w:abstractNumId w:val="34"/>
+  </w:num>
+  <w:num w:numId="45" w16cid:durableId="1523326431">
+    <w:abstractNumId w:val="32"/>
+  </w:num>
+  <w:num w:numId="46" w16cid:durableId="1762871013">
     <w:abstractNumId w:val="14"/>
   </w:num>
-  <w:num w:numId="38" w16cid:durableId="267586556">
-    <w:abstractNumId w:val="32"/>
-  </w:num>
-  <w:num w:numId="39" w16cid:durableId="1998074777">
-    <w:abstractNumId w:val="16"/>
+  <w:num w:numId="47" w16cid:durableId="191505097">
+    <w:abstractNumId w:val="13"/>
   </w:num>
   <w:numIdMacAtCleanup w:val="23"/>
 </w:numbering>

--- a/Documentacion/06 Plan y Seguimiento.docx
+++ b/Documentacion/06 Plan y Seguimiento.docx
@@ -408,7 +408,47 @@
                 <w:szCs w:val="28"/>
                 <w:lang w:val="es-EC"/>
               </w:rPr>
-              <w:t>squez, Mgtr.,Ph.D.(c)</w:t>
+              <w:t xml:space="preserve">squez, </w:t>
+            </w:r>
+            <w:proofErr w:type="spellStart"/>
+            <w:r>
+              <w:rPr>
+                <w:rFonts w:ascii="Verdana" w:hAnsi="Verdana" w:cs="Times New Roman"/>
+                <w:sz w:val="28"/>
+                <w:szCs w:val="28"/>
+                <w:lang w:val="es-EC"/>
+              </w:rPr>
+              <w:t>Mgtr</w:t>
+            </w:r>
+            <w:proofErr w:type="spellEnd"/>
+            <w:r>
+              <w:rPr>
+                <w:rFonts w:ascii="Verdana" w:hAnsi="Verdana" w:cs="Times New Roman"/>
+                <w:sz w:val="28"/>
+                <w:szCs w:val="28"/>
+                <w:lang w:val="es-EC"/>
+              </w:rPr>
+              <w:t>.,</w:t>
+            </w:r>
+            <w:proofErr w:type="spellStart"/>
+            <w:r>
+              <w:rPr>
+                <w:rFonts w:ascii="Verdana" w:hAnsi="Verdana" w:cs="Times New Roman"/>
+                <w:sz w:val="28"/>
+                <w:szCs w:val="28"/>
+                <w:lang w:val="es-EC"/>
+              </w:rPr>
+              <w:t>Ph.D</w:t>
+            </w:r>
+            <w:proofErr w:type="spellEnd"/>
+            <w:r>
+              <w:rPr>
+                <w:rFonts w:ascii="Verdana" w:hAnsi="Verdana" w:cs="Times New Roman"/>
+                <w:sz w:val="28"/>
+                <w:szCs w:val="28"/>
+                <w:lang w:val="es-EC"/>
+              </w:rPr>
+              <w:t>.(c)</w:t>
             </w:r>
           </w:p>
         </w:tc>
@@ -588,61 +628,54 @@
                 <w:szCs w:val="28"/>
                 <w:lang w:val="es-EC"/>
               </w:rPr>
-              <w:t>Luis Ramirez Conejo</w:t>
-            </w:r>
-          </w:p>
-        </w:tc>
-      </w:tr>
-      <w:tr>
-        <w:tc>
-          <w:tcPr>
-            <w:tcW w:w="2764" w:type="dxa"/>
-          </w:tcPr>
-          <w:p>
-            <w:pPr>
-              <w:jc w:val="center"/>
+              <w:t xml:space="preserve">Luis </w:t>
+            </w:r>
+            <w:proofErr w:type="spellStart"/>
+            <w:r>
               <w:rPr>
                 <w:rFonts w:ascii="Verdana" w:hAnsi="Verdana" w:cs="Times New Roman"/>
                 <w:sz w:val="28"/>
                 <w:szCs w:val="28"/>
                 <w:lang w:val="es-EC"/>
               </w:rPr>
-            </w:pPr>
-          </w:p>
-        </w:tc>
-        <w:tc>
-          <w:tcPr>
-            <w:tcW w:w="6662" w:type="dxa"/>
-          </w:tcPr>
-          <w:p>
-            <w:pPr>
+              <w:t>Ramirez</w:t>
+            </w:r>
+            <w:proofErr w:type="spellEnd"/>
+            <w:r>
               <w:rPr>
                 <w:rFonts w:ascii="Verdana" w:hAnsi="Verdana" w:cs="Times New Roman"/>
                 <w:sz w:val="28"/>
                 <w:szCs w:val="28"/>
                 <w:lang w:val="es-EC"/>
               </w:rPr>
-            </w:pPr>
-            <w:r>
+              <w:t xml:space="preserve"> Conejo</w:t>
+            </w:r>
+          </w:p>
+        </w:tc>
+      </w:tr>
+      <w:tr>
+        <w:tc>
+          <w:tcPr>
+            <w:tcW w:w="2764" w:type="dxa"/>
+          </w:tcPr>
+          <w:p>
+            <w:pPr>
+              <w:jc w:val="center"/>
               <w:rPr>
                 <w:rFonts w:ascii="Verdana" w:hAnsi="Verdana" w:cs="Times New Roman"/>
                 <w:sz w:val="28"/>
                 <w:szCs w:val="28"/>
                 <w:lang w:val="es-EC"/>
               </w:rPr>
-              <w:t>Luis Rodriguez Barrera</w:t>
-            </w:r>
-          </w:p>
-        </w:tc>
-      </w:tr>
-      <w:tr>
-        <w:tc>
-          <w:tcPr>
-            <w:tcW w:w="2764" w:type="dxa"/>
-          </w:tcPr>
-          <w:p>
-            <w:pPr>
-              <w:jc w:val="center"/>
+            </w:pPr>
+          </w:p>
+        </w:tc>
+        <w:tc>
+          <w:tcPr>
+            <w:tcW w:w="6662" w:type="dxa"/>
+          </w:tcPr>
+          <w:p>
+            <w:pPr>
               <w:rPr>
                 <w:rFonts w:ascii="Verdana" w:hAnsi="Verdana" w:cs="Times New Roman"/>
                 <w:sz w:val="28"/>
@@ -650,29 +683,67 @@
                 <w:lang w:val="es-EC"/>
               </w:rPr>
             </w:pPr>
-          </w:p>
-        </w:tc>
-        <w:tc>
-          <w:tcPr>
-            <w:tcW w:w="6662" w:type="dxa"/>
-          </w:tcPr>
-          <w:p>
-            <w:pPr>
+            <w:r>
               <w:rPr>
                 <w:rFonts w:ascii="Verdana" w:hAnsi="Verdana" w:cs="Times New Roman"/>
                 <w:sz w:val="28"/>
                 <w:szCs w:val="28"/>
                 <w:lang w:val="es-EC"/>
               </w:rPr>
-            </w:pPr>
-            <w:r>
+              <w:t>Luis Rodriguez Barrera</w:t>
+            </w:r>
+          </w:p>
+        </w:tc>
+      </w:tr>
+      <w:tr>
+        <w:tc>
+          <w:tcPr>
+            <w:tcW w:w="2764" w:type="dxa"/>
+          </w:tcPr>
+          <w:p>
+            <w:pPr>
+              <w:jc w:val="center"/>
               <w:rPr>
                 <w:rFonts w:ascii="Verdana" w:hAnsi="Verdana" w:cs="Times New Roman"/>
                 <w:sz w:val="28"/>
                 <w:szCs w:val="28"/>
                 <w:lang w:val="es-EC"/>
               </w:rPr>
-              <w:t>Victor Tello Bravo</w:t>
+            </w:pPr>
+          </w:p>
+        </w:tc>
+        <w:tc>
+          <w:tcPr>
+            <w:tcW w:w="6662" w:type="dxa"/>
+          </w:tcPr>
+          <w:p>
+            <w:pPr>
+              <w:rPr>
+                <w:rFonts w:ascii="Verdana" w:hAnsi="Verdana" w:cs="Times New Roman"/>
+                <w:sz w:val="28"/>
+                <w:szCs w:val="28"/>
+                <w:lang w:val="es-EC"/>
+              </w:rPr>
+            </w:pPr>
+            <w:proofErr w:type="spellStart"/>
+            <w:r>
+              <w:rPr>
+                <w:rFonts w:ascii="Verdana" w:hAnsi="Verdana" w:cs="Times New Roman"/>
+                <w:sz w:val="28"/>
+                <w:szCs w:val="28"/>
+                <w:lang w:val="es-EC"/>
+              </w:rPr>
+              <w:t>Victor</w:t>
+            </w:r>
+            <w:proofErr w:type="spellEnd"/>
+            <w:r>
+              <w:rPr>
+                <w:rFonts w:ascii="Verdana" w:hAnsi="Verdana" w:cs="Times New Roman"/>
+                <w:sz w:val="28"/>
+                <w:szCs w:val="28"/>
+                <w:lang w:val="es-EC"/>
+              </w:rPr>
+              <w:t xml:space="preserve"> Tello Bravo</w:t>
             </w:r>
           </w:p>
         </w:tc>
@@ -3990,7 +4061,23 @@
                 <w:rFonts w:ascii="Verdana" w:hAnsi="Verdana" w:cs="Times New Roman"/>
                 <w:lang w:val="es-EC"/>
               </w:rPr>
-              <w:t>Víctor Tello Bravo – Product Owner</w:t>
+              <w:t xml:space="preserve">Víctor Tello Bravo – </w:t>
+            </w:r>
+            <w:proofErr w:type="spellStart"/>
+            <w:r>
+              <w:rPr>
+                <w:rFonts w:ascii="Verdana" w:hAnsi="Verdana" w:cs="Times New Roman"/>
+                <w:lang w:val="es-EC"/>
+              </w:rPr>
+              <w:t>Product</w:t>
+            </w:r>
+            <w:proofErr w:type="spellEnd"/>
+            <w:r>
+              <w:rPr>
+                <w:rFonts w:ascii="Verdana" w:hAnsi="Verdana" w:cs="Times New Roman"/>
+                <w:lang w:val="es-EC"/>
+              </w:rPr>
+              <w:t xml:space="preserve"> Owner</w:t>
             </w:r>
           </w:p>
         </w:tc>
@@ -4837,12 +4924,53 @@
                 <w:lang w:val="es-EC"/>
               </w:rPr>
             </w:pPr>
-            <w:r>
-              <w:rPr>
-                <w:rFonts w:ascii="Verdana" w:hAnsi="Verdana"/>
-                <w:lang w:val="es-EC"/>
-              </w:rPr>
-              <w:t>Adicion de actividades y desgloce del tabajo de sprint 2</w:t>
+            <w:proofErr w:type="spellStart"/>
+            <w:r>
+              <w:rPr>
+                <w:rFonts w:ascii="Verdana" w:hAnsi="Verdana"/>
+                <w:lang w:val="es-EC"/>
+              </w:rPr>
+              <w:t>Adicion</w:t>
+            </w:r>
+            <w:proofErr w:type="spellEnd"/>
+            <w:r>
+              <w:rPr>
+                <w:rFonts w:ascii="Verdana" w:hAnsi="Verdana"/>
+                <w:lang w:val="es-EC"/>
+              </w:rPr>
+              <w:t xml:space="preserve"> de actividades y </w:t>
+            </w:r>
+            <w:proofErr w:type="spellStart"/>
+            <w:r>
+              <w:rPr>
+                <w:rFonts w:ascii="Verdana" w:hAnsi="Verdana"/>
+                <w:lang w:val="es-EC"/>
+              </w:rPr>
+              <w:t>desgloce</w:t>
+            </w:r>
+            <w:proofErr w:type="spellEnd"/>
+            <w:r>
+              <w:rPr>
+                <w:rFonts w:ascii="Verdana" w:hAnsi="Verdana"/>
+                <w:lang w:val="es-EC"/>
+              </w:rPr>
+              <w:t xml:space="preserve"> del </w:t>
+            </w:r>
+            <w:proofErr w:type="spellStart"/>
+            <w:r>
+              <w:rPr>
+                <w:rFonts w:ascii="Verdana" w:hAnsi="Verdana"/>
+                <w:lang w:val="es-EC"/>
+              </w:rPr>
+              <w:t>tabajo</w:t>
+            </w:r>
+            <w:proofErr w:type="spellEnd"/>
+            <w:r>
+              <w:rPr>
+                <w:rFonts w:ascii="Verdana" w:hAnsi="Verdana"/>
+                <w:lang w:val="es-EC"/>
+              </w:rPr>
+              <w:t xml:space="preserve"> de sprint 2</w:t>
             </w:r>
           </w:p>
         </w:tc>
@@ -4869,7 +4997,23 @@
                 <w:rFonts w:ascii="Verdana" w:hAnsi="Verdana"/>
                 <w:lang w:val="es-EC"/>
               </w:rPr>
-              <w:t xml:space="preserve"> y Victor Tello</w:t>
+              <w:t xml:space="preserve"> y </w:t>
+            </w:r>
+            <w:proofErr w:type="spellStart"/>
+            <w:r>
+              <w:rPr>
+                <w:rFonts w:ascii="Verdana" w:hAnsi="Verdana"/>
+                <w:lang w:val="es-EC"/>
+              </w:rPr>
+              <w:t>Victor</w:t>
+            </w:r>
+            <w:proofErr w:type="spellEnd"/>
+            <w:r>
+              <w:rPr>
+                <w:rFonts w:ascii="Verdana" w:hAnsi="Verdana"/>
+                <w:lang w:val="es-EC"/>
+              </w:rPr>
+              <w:t xml:space="preserve"> Tello</w:t>
             </w:r>
           </w:p>
         </w:tc>
@@ -4896,11 +5040,22 @@
           <w:sz w:val="32"/>
           <w:szCs w:val="32"/>
         </w:rPr>
-        <w:t>Revision y Aprobacion</w:t>
+        <w:t xml:space="preserve">Revision y </w:t>
+      </w:r>
+      <w:proofErr w:type="spellStart"/>
+      <w:r>
+        <w:rPr>
+          <w:rFonts w:ascii="Verdana" w:hAnsi="Verdana"/>
+          <w:color w:val="943634" w:themeColor="accent2" w:themeShade="BF"/>
+          <w:sz w:val="32"/>
+          <w:szCs w:val="32"/>
+        </w:rPr>
+        <w:t>Aprobacion</w:t>
       </w:r>
       <w:bookmarkEnd w:id="4"/>
       <w:bookmarkEnd w:id="5"/>
       <w:bookmarkEnd w:id="6"/>
+      <w:proofErr w:type="spellEnd"/>
       <w:r>
         <w:rPr>
           <w:rFonts w:ascii="Verdana" w:hAnsi="Verdana"/>
@@ -5249,12 +5404,21 @@
                 <w:lang w:val="es-419"/>
               </w:rPr>
             </w:pPr>
+            <w:proofErr w:type="spellStart"/>
             <w:r>
               <w:rPr>
                 <w:rFonts w:ascii="Verdana" w:hAnsi="Verdana"/>
                 <w:lang w:val="es-419"/>
               </w:rPr>
-              <w:t>Product Owner</w:t>
+              <w:t>Product</w:t>
+            </w:r>
+            <w:proofErr w:type="spellEnd"/>
+            <w:r>
+              <w:rPr>
+                <w:rFonts w:ascii="Verdana" w:hAnsi="Verdana"/>
+                <w:lang w:val="es-419"/>
+              </w:rPr>
+              <w:t xml:space="preserve"> Owner</w:t>
             </w:r>
           </w:p>
         </w:tc>
@@ -5410,7 +5574,23 @@
                 <w:rFonts w:ascii="Verdana" w:hAnsi="Verdana"/>
                 <w:lang w:val="es-419"/>
               </w:rPr>
-              <w:t xml:space="preserve">Ingeniero de frontend, UI/UX y accesibilidad </w:t>
+              <w:t xml:space="preserve">Ingeniero de </w:t>
+            </w:r>
+            <w:proofErr w:type="spellStart"/>
+            <w:r>
+              <w:rPr>
+                <w:rFonts w:ascii="Verdana" w:hAnsi="Verdana"/>
+                <w:lang w:val="es-419"/>
+              </w:rPr>
+              <w:t>frontend</w:t>
+            </w:r>
+            <w:proofErr w:type="spellEnd"/>
+            <w:r>
+              <w:rPr>
+                <w:rFonts w:ascii="Verdana" w:hAnsi="Verdana"/>
+                <w:lang w:val="es-419"/>
+              </w:rPr>
+              <w:t xml:space="preserve">, UI/UX y accesibilidad </w:t>
             </w:r>
           </w:p>
         </w:tc>
@@ -5488,7 +5668,23 @@
                 <w:rFonts w:ascii="Verdana" w:hAnsi="Verdana"/>
                 <w:lang w:val="es-419"/>
               </w:rPr>
-              <w:t>Ingeniero de backend y datos</w:t>
+              <w:t xml:space="preserve">Ingeniero de </w:t>
+            </w:r>
+            <w:proofErr w:type="spellStart"/>
+            <w:r>
+              <w:rPr>
+                <w:rFonts w:ascii="Verdana" w:hAnsi="Verdana"/>
+                <w:lang w:val="es-419"/>
+              </w:rPr>
+              <w:t>backend</w:t>
+            </w:r>
+            <w:proofErr w:type="spellEnd"/>
+            <w:r>
+              <w:rPr>
+                <w:rFonts w:ascii="Verdana" w:hAnsi="Verdana"/>
+                <w:lang w:val="es-419"/>
+              </w:rPr>
+              <w:t xml:space="preserve"> y datos</w:t>
             </w:r>
           </w:p>
         </w:tc>
@@ -5616,9 +5812,21 @@
           <w:lang w:val="es-EC"/>
         </w:rPr>
         <w:lastRenderedPageBreak/>
-        <w:t>Plan general de sprints</w:t>
+        <w:t xml:space="preserve">Plan general de </w:t>
+      </w:r>
+      <w:proofErr w:type="spellStart"/>
+      <w:r>
+        <w:rPr>
+          <w:rFonts w:ascii="Verdana" w:hAnsi="Verdana"/>
+          <w:color w:val="943634" w:themeColor="accent2" w:themeShade="BF"/>
+          <w:sz w:val="32"/>
+          <w:szCs w:val="32"/>
+          <w:lang w:val="es-EC"/>
+        </w:rPr>
+        <w:t>sprints</w:t>
       </w:r>
       <w:bookmarkEnd w:id="7"/>
+      <w:proofErr w:type="spellEnd"/>
     </w:p>
     <w:tbl>
       <w:tblPr>
@@ -5676,6 +5884,7 @@
                 <w:color w:val="FFFFFF" w:themeColor="background1"/>
               </w:rPr>
             </w:pPr>
+            <w:proofErr w:type="spellStart"/>
             <w:r>
               <w:rPr>
                 <w:rFonts w:ascii="Verdana" w:hAnsi="Verdana"/>
@@ -5685,6 +5894,7 @@
               </w:rPr>
               <w:t>Periodo</w:t>
             </w:r>
+            <w:proofErr w:type="spellEnd"/>
           </w:p>
         </w:tc>
         <w:tc>
@@ -5703,6 +5913,7 @@
                 <w:color w:val="FFFFFF" w:themeColor="background1"/>
               </w:rPr>
             </w:pPr>
+            <w:proofErr w:type="spellStart"/>
             <w:r>
               <w:rPr>
                 <w:rFonts w:ascii="Verdana" w:hAnsi="Verdana"/>
@@ -5710,35 +5921,67 @@
                 <w:bCs/>
                 <w:color w:val="FFFFFF" w:themeColor="background1"/>
               </w:rPr>
-              <w:t>Objetivo general</w:t>
-            </w:r>
-          </w:p>
-        </w:tc>
-        <w:tc>
-          <w:tcPr>
-            <w:tcW w:w="0" w:type="auto"/>
-            <w:shd w:val="clear" w:color="auto" w:fill="943634" w:themeFill="accent2" w:themeFillShade="BF"/>
-            <w:hideMark/>
-          </w:tcPr>
-          <w:p>
-            <w:pPr>
-              <w:jc w:val="center"/>
+              <w:t>Objetivo</w:t>
+            </w:r>
+            <w:proofErr w:type="spellEnd"/>
+            <w:r>
               <w:rPr>
                 <w:rFonts w:ascii="Verdana" w:hAnsi="Verdana"/>
                 <w:b/>
                 <w:bCs/>
                 <w:color w:val="FFFFFF" w:themeColor="background1"/>
               </w:rPr>
-            </w:pPr>
-            <w:r>
+              <w:t xml:space="preserve"> general</w:t>
+            </w:r>
+          </w:p>
+        </w:tc>
+        <w:tc>
+          <w:tcPr>
+            <w:tcW w:w="0" w:type="auto"/>
+            <w:shd w:val="clear" w:color="auto" w:fill="943634" w:themeFill="accent2" w:themeFillShade="BF"/>
+            <w:hideMark/>
+          </w:tcPr>
+          <w:p>
+            <w:pPr>
+              <w:jc w:val="center"/>
               <w:rPr>
                 <w:rFonts w:ascii="Verdana" w:hAnsi="Verdana"/>
                 <w:b/>
                 <w:bCs/>
                 <w:color w:val="FFFFFF" w:themeColor="background1"/>
               </w:rPr>
-              <w:t>Resultado esperado</w:t>
-            </w:r>
+            </w:pPr>
+            <w:proofErr w:type="spellStart"/>
+            <w:r>
+              <w:rPr>
+                <w:rFonts w:ascii="Verdana" w:hAnsi="Verdana"/>
+                <w:b/>
+                <w:bCs/>
+                <w:color w:val="FFFFFF" w:themeColor="background1"/>
+              </w:rPr>
+              <w:t>Resultado</w:t>
+            </w:r>
+            <w:proofErr w:type="spellEnd"/>
+            <w:r>
+              <w:rPr>
+                <w:rFonts w:ascii="Verdana" w:hAnsi="Verdana"/>
+                <w:b/>
+                <w:bCs/>
+                <w:color w:val="FFFFFF" w:themeColor="background1"/>
+              </w:rPr>
+              <w:t xml:space="preserve"> </w:t>
+            </w:r>
+            <w:proofErr w:type="spellStart"/>
+            <w:r>
+              <w:rPr>
+                <w:rFonts w:ascii="Verdana" w:hAnsi="Verdana"/>
+                <w:b/>
+                <w:bCs/>
+                <w:color w:val="FFFFFF" w:themeColor="background1"/>
+              </w:rPr>
+              <w:t>esperado</w:t>
+            </w:r>
+            <w:proofErr w:type="spellEnd"/>
           </w:p>
         </w:tc>
       </w:tr>
@@ -5859,8 +6102,16 @@
               <w:rPr>
                 <w:rFonts w:ascii="Verdana" w:hAnsi="Verdana"/>
               </w:rPr>
-              <w:t>Por definir</w:t>
-            </w:r>
+              <w:t xml:space="preserve">Por </w:t>
+            </w:r>
+            <w:proofErr w:type="spellStart"/>
+            <w:r>
+              <w:rPr>
+                <w:rFonts w:ascii="Verdana" w:hAnsi="Verdana"/>
+              </w:rPr>
+              <w:t>definir</w:t>
+            </w:r>
+            <w:proofErr w:type="spellEnd"/>
           </w:p>
         </w:tc>
         <w:tc>
@@ -5941,8 +6192,16 @@
               <w:rPr>
                 <w:rFonts w:ascii="Verdana" w:hAnsi="Verdana"/>
               </w:rPr>
-              <w:t>Por definir</w:t>
-            </w:r>
+              <w:t xml:space="preserve">Por </w:t>
+            </w:r>
+            <w:proofErr w:type="spellStart"/>
+            <w:r>
+              <w:rPr>
+                <w:rFonts w:ascii="Verdana" w:hAnsi="Verdana"/>
+              </w:rPr>
+              <w:t>definir</w:t>
+            </w:r>
+            <w:proofErr w:type="spellEnd"/>
           </w:p>
         </w:tc>
         <w:tc>
@@ -6023,8 +6282,16 @@
               <w:rPr>
                 <w:rFonts w:ascii="Verdana" w:hAnsi="Verdana"/>
               </w:rPr>
-              <w:t>Por definir</w:t>
-            </w:r>
+              <w:t xml:space="preserve">Por </w:t>
+            </w:r>
+            <w:proofErr w:type="spellStart"/>
+            <w:r>
+              <w:rPr>
+                <w:rFonts w:ascii="Verdana" w:hAnsi="Verdana"/>
+              </w:rPr>
+              <w:t>definir</w:t>
+            </w:r>
+            <w:proofErr w:type="spellEnd"/>
           </w:p>
         </w:tc>
         <w:tc>
@@ -6199,7 +6466,25 @@
           <w:sz w:val="22"/>
           <w:szCs w:val="22"/>
         </w:rPr>
-        <w:t>a construcción del Product Backlog</w:t>
+        <w:t xml:space="preserve">a construcción del </w:t>
+      </w:r>
+      <w:proofErr w:type="spellStart"/>
+      <w:r>
+        <w:rPr>
+          <w:rFonts w:ascii="Verdana" w:hAnsi="Verdana"/>
+          <w:sz w:val="22"/>
+          <w:szCs w:val="22"/>
+        </w:rPr>
+        <w:t>Product</w:t>
+      </w:r>
+      <w:proofErr w:type="spellEnd"/>
+      <w:r>
+        <w:rPr>
+          <w:rFonts w:ascii="Verdana" w:hAnsi="Verdana"/>
+          <w:sz w:val="22"/>
+          <w:szCs w:val="22"/>
+        </w:rPr>
+        <w:t xml:space="preserve"> Backlog</w:t>
       </w:r>
     </w:p>
     <w:p>
@@ -6259,7 +6544,25 @@
           <w:sz w:val="22"/>
           <w:szCs w:val="22"/>
         </w:rPr>
-        <w:t>a elaboración de los artefactos iniciales necesarios para orientar los siguientes sprints.</w:t>
+        <w:t xml:space="preserve">a elaboración de los artefactos iniciales necesarios para orientar los siguientes </w:t>
+      </w:r>
+      <w:proofErr w:type="spellStart"/>
+      <w:r>
+        <w:rPr>
+          <w:rFonts w:ascii="Verdana" w:hAnsi="Verdana"/>
+          <w:sz w:val="22"/>
+          <w:szCs w:val="22"/>
+        </w:rPr>
+        <w:t>sprints</w:t>
+      </w:r>
+      <w:proofErr w:type="spellEnd"/>
+      <w:r>
+        <w:rPr>
+          <w:rFonts w:ascii="Verdana" w:hAnsi="Verdana"/>
+          <w:sz w:val="22"/>
+          <w:szCs w:val="22"/>
+        </w:rPr>
+        <w:t>.</w:t>
       </w:r>
     </w:p>
     <w:p>
@@ -8778,6 +9081,7 @@
               </w:rPr>
               <w:t xml:space="preserve">Tablero configurado con los estados </w:t>
             </w:r>
+            <w:proofErr w:type="spellStart"/>
             <w:r>
               <w:rPr>
                 <w:rFonts w:ascii="Verdana" w:hAnsi="Verdana"/>
@@ -8785,15 +9089,9 @@
                 <w:iCs/>
                 <w:lang w:val="es-EC"/>
               </w:rPr>
-              <w:t>To Do</w:t>
-            </w:r>
-            <w:r>
-              <w:rPr>
-                <w:rFonts w:ascii="Verdana" w:hAnsi="Verdana"/>
-                <w:lang w:val="es-EC"/>
-              </w:rPr>
-              <w:t xml:space="preserve">, </w:t>
-            </w:r>
+              <w:t>To</w:t>
+            </w:r>
+            <w:proofErr w:type="spellEnd"/>
             <w:r>
               <w:rPr>
                 <w:rFonts w:ascii="Verdana" w:hAnsi="Verdana"/>
@@ -8801,7 +9099,7 @@
                 <w:iCs/>
                 <w:lang w:val="es-EC"/>
               </w:rPr>
-              <w:t>In Progress</w:t>
+              <w:t xml:space="preserve"> Do</w:t>
             </w:r>
             <w:r>
               <w:rPr>
@@ -8817,8 +9115,46 @@
                 <w:iCs/>
                 <w:lang w:val="es-EC"/>
               </w:rPr>
-              <w:t>In Review</w:t>
-            </w:r>
+              <w:t xml:space="preserve">In </w:t>
+            </w:r>
+            <w:proofErr w:type="spellStart"/>
+            <w:r>
+              <w:rPr>
+                <w:rFonts w:ascii="Verdana" w:hAnsi="Verdana"/>
+                <w:i/>
+                <w:iCs/>
+                <w:lang w:val="es-EC"/>
+              </w:rPr>
+              <w:t>Progress</w:t>
+            </w:r>
+            <w:proofErr w:type="spellEnd"/>
+            <w:r>
+              <w:rPr>
+                <w:rFonts w:ascii="Verdana" w:hAnsi="Verdana"/>
+                <w:lang w:val="es-EC"/>
+              </w:rPr>
+              <w:t xml:space="preserve">, </w:t>
+            </w:r>
+            <w:r>
+              <w:rPr>
+                <w:rFonts w:ascii="Verdana" w:hAnsi="Verdana"/>
+                <w:i/>
+                <w:iCs/>
+                <w:lang w:val="es-EC"/>
+              </w:rPr>
+              <w:t xml:space="preserve">In </w:t>
+            </w:r>
+            <w:proofErr w:type="spellStart"/>
+            <w:r>
+              <w:rPr>
+                <w:rFonts w:ascii="Verdana" w:hAnsi="Verdana"/>
+                <w:i/>
+                <w:iCs/>
+                <w:lang w:val="es-EC"/>
+              </w:rPr>
+              <w:t>Review</w:t>
+            </w:r>
+            <w:proofErr w:type="spellEnd"/>
             <w:r>
               <w:rPr>
                 <w:rFonts w:ascii="Verdana" w:hAnsi="Verdana"/>
@@ -12103,7 +12439,23 @@
           <w:rFonts w:ascii="Verdana" w:hAnsi="Verdana"/>
           <w:lang w:val="es-EC"/>
         </w:rPr>
-        <w:t>Víctor Tello Bravo revisará funcionalmente todas las épicas como Product Owner; Alex Mendoza Morante facilitará su planificación y seguimiento como Scrum Master; y Luis Rodríguez Barrera verificará transversalmente los criterios de calidad, pruebas y seguridad aplicables.</w:t>
+        <w:t xml:space="preserve">Víctor Tello Bravo revisará funcionalmente todas las épicas como </w:t>
+      </w:r>
+      <w:proofErr w:type="spellStart"/>
+      <w:r>
+        <w:rPr>
+          <w:rFonts w:ascii="Verdana" w:hAnsi="Verdana"/>
+          <w:lang w:val="es-EC"/>
+        </w:rPr>
+        <w:t>Product</w:t>
+      </w:r>
+      <w:proofErr w:type="spellEnd"/>
+      <w:r>
+        <w:rPr>
+          <w:rFonts w:ascii="Verdana" w:hAnsi="Verdana"/>
+          <w:lang w:val="es-EC"/>
+        </w:rPr>
+        <w:t xml:space="preserve"> Owner; Alex Mendoza Morante facilitará su planificación y seguimiento como Scrum Master; y Luis Rodríguez Barrera verificará transversalmente los criterios de calidad, pruebas y seguridad aplicables.</w:t>
       </w:r>
     </w:p>
     <w:p>
@@ -13429,6 +13781,7 @@
                 <w:rFonts w:ascii="Verdana" w:hAnsi="Verdana"/>
                 <w:lang w:val="es-EC"/>
               </w:rPr>
+              <w:lastRenderedPageBreak/>
               <w:t>UT-ACT03-02</w:t>
             </w:r>
           </w:p>
@@ -15894,6 +16247,7 @@
                 <w:rFonts w:ascii="Verdana" w:hAnsi="Verdana"/>
                 <w:lang w:val="es-EC"/>
               </w:rPr>
+              <w:lastRenderedPageBreak/>
               <w:t>UT-ACT09-03</w:t>
             </w:r>
           </w:p>
@@ -16441,6 +16795,7 @@
         </w:rPr>
       </w:pPr>
       <w:bookmarkStart w:id="21" w:name="_Toc238482118"/>
+      <w:proofErr w:type="spellStart"/>
       <w:r>
         <w:rPr>
           <w:rFonts w:ascii="Verdana" w:hAnsi="Verdana"/>
@@ -16449,7 +16804,18 @@
           <w:szCs w:val="32"/>
           <w:lang w:val="es-EC"/>
         </w:rPr>
-        <w:t>Configuracion de Jira y del tablero</w:t>
+        <w:t>Configuracion</w:t>
+      </w:r>
+      <w:proofErr w:type="spellEnd"/>
+      <w:r>
+        <w:rPr>
+          <w:rFonts w:ascii="Verdana" w:hAnsi="Verdana"/>
+          <w:color w:val="943634" w:themeColor="accent2" w:themeShade="BF"/>
+          <w:sz w:val="32"/>
+          <w:szCs w:val="32"/>
+          <w:lang w:val="es-EC"/>
+        </w:rPr>
+        <w:t xml:space="preserve"> de Jira y del tablero</w:t>
       </w:r>
       <w:bookmarkEnd w:id="21"/>
       <w:r>
@@ -17692,6 +18058,7 @@
         </w:rPr>
       </w:pPr>
       <w:bookmarkStart w:id="22" w:name="_Toc238482119"/>
+      <w:proofErr w:type="spellStart"/>
       <w:r>
         <w:rPr>
           <w:rFonts w:ascii="Verdana" w:hAnsi="Verdana"/>
@@ -17700,7 +18067,18 @@
           <w:szCs w:val="32"/>
           <w:lang w:val="es-EC"/>
         </w:rPr>
-        <w:t>Documentacion y Modelado</w:t>
+        <w:t>Documentacion</w:t>
+      </w:r>
+      <w:proofErr w:type="spellEnd"/>
+      <w:r>
+        <w:rPr>
+          <w:rFonts w:ascii="Verdana" w:hAnsi="Verdana"/>
+          <w:color w:val="943634" w:themeColor="accent2" w:themeShade="BF"/>
+          <w:sz w:val="32"/>
+          <w:szCs w:val="32"/>
+          <w:lang w:val="es-EC"/>
+        </w:rPr>
+        <w:t xml:space="preserve"> y Modelado</w:t>
       </w:r>
       <w:bookmarkEnd w:id="22"/>
       <w:r>
@@ -20604,9 +20982,43 @@
           <w:szCs w:val="32"/>
           <w:lang w:val="es-EC"/>
         </w:rPr>
-        <w:t>Unidades de trabajo del product owner</w:t>
+        <w:t xml:space="preserve">Unidades de trabajo del </w:t>
+      </w:r>
+      <w:proofErr w:type="spellStart"/>
+      <w:r>
+        <w:rPr>
+          <w:rFonts w:ascii="Verdana" w:hAnsi="Verdana"/>
+          <w:color w:val="943634" w:themeColor="accent2" w:themeShade="BF"/>
+          <w:sz w:val="32"/>
+          <w:szCs w:val="32"/>
+          <w:lang w:val="es-EC"/>
+        </w:rPr>
+        <w:t>product</w:t>
+      </w:r>
+      <w:proofErr w:type="spellEnd"/>
+      <w:r>
+        <w:rPr>
+          <w:rFonts w:ascii="Verdana" w:hAnsi="Verdana"/>
+          <w:color w:val="943634" w:themeColor="accent2" w:themeShade="BF"/>
+          <w:sz w:val="32"/>
+          <w:szCs w:val="32"/>
+          <w:lang w:val="es-EC"/>
+        </w:rPr>
+        <w:t xml:space="preserve"> </w:t>
+      </w:r>
+      <w:proofErr w:type="spellStart"/>
+      <w:r>
+        <w:rPr>
+          <w:rFonts w:ascii="Verdana" w:hAnsi="Verdana"/>
+          <w:color w:val="943634" w:themeColor="accent2" w:themeShade="BF"/>
+          <w:sz w:val="32"/>
+          <w:szCs w:val="32"/>
+          <w:lang w:val="es-EC"/>
+        </w:rPr>
+        <w:t>owner</w:t>
       </w:r>
       <w:bookmarkEnd w:id="24"/>
+      <w:proofErr w:type="spellEnd"/>
     </w:p>
     <w:p>
       <w:pPr>
@@ -21388,12 +21800,21 @@
                 <w:lang w:val="es-EC"/>
               </w:rPr>
             </w:pPr>
-            <w:r>
-              <w:rPr>
-                <w:rFonts w:ascii="Verdana" w:hAnsi="Verdana"/>
-                <w:lang w:val="es-EC"/>
-              </w:rPr>
-              <w:t>Product Backlog revisado</w:t>
+            <w:proofErr w:type="spellStart"/>
+            <w:r>
+              <w:rPr>
+                <w:rFonts w:ascii="Verdana" w:hAnsi="Verdana"/>
+                <w:lang w:val="es-EC"/>
+              </w:rPr>
+              <w:t>Product</w:t>
+            </w:r>
+            <w:proofErr w:type="spellEnd"/>
+            <w:r>
+              <w:rPr>
+                <w:rFonts w:ascii="Verdana" w:hAnsi="Verdana"/>
+                <w:lang w:val="es-EC"/>
+              </w:rPr>
+              <w:t xml:space="preserve"> Backlog revisado</w:t>
             </w:r>
           </w:p>
         </w:tc>
@@ -21439,7 +21860,23 @@
                 <w:rFonts w:ascii="Verdana" w:hAnsi="Verdana"/>
                 <w:lang w:val="es-EC"/>
               </w:rPr>
-              <w:t>Actualizar el Product Backlog</w:t>
+              <w:t xml:space="preserve">Actualizar el </w:t>
+            </w:r>
+            <w:proofErr w:type="spellStart"/>
+            <w:r>
+              <w:rPr>
+                <w:rFonts w:ascii="Verdana" w:hAnsi="Verdana"/>
+                <w:lang w:val="es-EC"/>
+              </w:rPr>
+              <w:t>Product</w:t>
+            </w:r>
+            <w:proofErr w:type="spellEnd"/>
+            <w:r>
+              <w:rPr>
+                <w:rFonts w:ascii="Verdana" w:hAnsi="Verdana"/>
+                <w:lang w:val="es-EC"/>
+              </w:rPr>
+              <w:t xml:space="preserve"> Backlog</w:t>
             </w:r>
           </w:p>
         </w:tc>
@@ -21478,12 +21915,21 @@
                 <w:lang w:val="es-EC"/>
               </w:rPr>
             </w:pPr>
-            <w:r>
-              <w:rPr>
-                <w:rFonts w:ascii="Verdana" w:hAnsi="Verdana"/>
-                <w:lang w:val="es-EC"/>
-              </w:rPr>
-              <w:t>Product Backlog actualizado</w:t>
+            <w:proofErr w:type="spellStart"/>
+            <w:r>
+              <w:rPr>
+                <w:rFonts w:ascii="Verdana" w:hAnsi="Verdana"/>
+                <w:lang w:val="es-EC"/>
+              </w:rPr>
+              <w:t>Product</w:t>
+            </w:r>
+            <w:proofErr w:type="spellEnd"/>
+            <w:r>
+              <w:rPr>
+                <w:rFonts w:ascii="Verdana" w:hAnsi="Verdana"/>
+                <w:lang w:val="es-EC"/>
+              </w:rPr>
+              <w:t xml:space="preserve"> Backlog actualizado</w:t>
             </w:r>
           </w:p>
         </w:tc>
@@ -21826,7 +22272,23 @@
                 <w:rFonts w:ascii="Verdana" w:hAnsi="Verdana"/>
                 <w:lang w:val="es-EC"/>
               </w:rPr>
-              <w:t>Validar el orden del Product Backlog</w:t>
+              <w:t xml:space="preserve">Validar el orden del </w:t>
+            </w:r>
+            <w:proofErr w:type="spellStart"/>
+            <w:r>
+              <w:rPr>
+                <w:rFonts w:ascii="Verdana" w:hAnsi="Verdana"/>
+                <w:lang w:val="es-EC"/>
+              </w:rPr>
+              <w:t>Product</w:t>
+            </w:r>
+            <w:proofErr w:type="spellEnd"/>
+            <w:r>
+              <w:rPr>
+                <w:rFonts w:ascii="Verdana" w:hAnsi="Verdana"/>
+                <w:lang w:val="es-EC"/>
+              </w:rPr>
+              <w:t xml:space="preserve"> Backlog</w:t>
             </w:r>
           </w:p>
         </w:tc>
@@ -22276,7 +22738,23 @@
                 <w:rFonts w:ascii="Verdana" w:hAnsi="Verdana"/>
                 <w:lang w:val="es-EC"/>
               </w:rPr>
-              <w:t>Presentar el Product Backlog priorizado</w:t>
+              <w:t xml:space="preserve">Presentar el </w:t>
+            </w:r>
+            <w:proofErr w:type="spellStart"/>
+            <w:r>
+              <w:rPr>
+                <w:rFonts w:ascii="Verdana" w:hAnsi="Verdana"/>
+                <w:lang w:val="es-EC"/>
+              </w:rPr>
+              <w:t>Product</w:t>
+            </w:r>
+            <w:proofErr w:type="spellEnd"/>
+            <w:r>
+              <w:rPr>
+                <w:rFonts w:ascii="Verdana" w:hAnsi="Verdana"/>
+                <w:lang w:val="es-EC"/>
+              </w:rPr>
+              <w:t xml:space="preserve"> Backlog priorizado</w:t>
             </w:r>
           </w:p>
         </w:tc>
@@ -24909,6 +25387,22 @@
     </w:p>
     <w:p>
       <w:pPr>
+        <w:spacing w:after="0"/>
+        <w:rPr>
+          <w:rFonts w:ascii="Verdana" w:hAnsi="Verdana"/>
+          <w:lang w:val="es-EC"/>
+        </w:rPr>
+      </w:pPr>
+      <w:r>
+        <w:rPr>
+          <w:rFonts w:ascii="Verdana" w:hAnsi="Verdana"/>
+          <w:lang w:val="es-EC"/>
+        </w:rPr>
+        <w:t>Se registró el avance de las unidades de trabajo asignadas a Kevin Carriel Bonoso, vinculadas con la revisión del modelo conceptual y la consolidación del modelo de clases UML.</w:t>
+      </w:r>
+    </w:p>
+    <w:p>
+      <w:pPr>
         <w:rPr>
           <w:lang w:val="es-EC"/>
         </w:rPr>
@@ -24973,7 +25467,21 @@
         <w:rPr>
           <w:rFonts w:ascii="Verdana" w:hAnsi="Verdana"/>
         </w:rPr>
-        <w:t xml:space="preserve">ACT-S2-01: Planificar el Sprint 2. </w:t>
+        <w:t xml:space="preserve">ACT-S2-01: </w:t>
+      </w:r>
+      <w:proofErr w:type="spellStart"/>
+      <w:r>
+        <w:rPr>
+          <w:rFonts w:ascii="Verdana" w:hAnsi="Verdana"/>
+        </w:rPr>
+        <w:t>Planificar</w:t>
+      </w:r>
+      <w:proofErr w:type="spellEnd"/>
+      <w:r>
+        <w:rPr>
+          <w:rFonts w:ascii="Verdana" w:hAnsi="Verdana"/>
+        </w:rPr>
+        <w:t xml:space="preserve"> el Sprint 2. </w:t>
       </w:r>
     </w:p>
     <w:p>
@@ -25221,7 +25729,39 @@
           <w:rFonts w:ascii="Verdana" w:hAnsi="Verdana"/>
           <w:lang w:val="es-EC"/>
         </w:rPr>
-        <w:t>Incluye la identificación de tareas de arquitectura, frontend, backend, datos, pruebas, seguridad y documentación, así como su creación, relación y asignación en Jira.</w:t>
+        <w:t xml:space="preserve">Incluye la identificación de tareas de arquitectura, </w:t>
+      </w:r>
+      <w:proofErr w:type="spellStart"/>
+      <w:r>
+        <w:rPr>
+          <w:rFonts w:ascii="Verdana" w:hAnsi="Verdana"/>
+          <w:lang w:val="es-EC"/>
+        </w:rPr>
+        <w:t>frontend</w:t>
+      </w:r>
+      <w:proofErr w:type="spellEnd"/>
+      <w:r>
+        <w:rPr>
+          <w:rFonts w:ascii="Verdana" w:hAnsi="Verdana"/>
+          <w:lang w:val="es-EC"/>
+        </w:rPr>
+        <w:t xml:space="preserve">, </w:t>
+      </w:r>
+      <w:proofErr w:type="spellStart"/>
+      <w:r>
+        <w:rPr>
+          <w:rFonts w:ascii="Verdana" w:hAnsi="Verdana"/>
+          <w:lang w:val="es-EC"/>
+        </w:rPr>
+        <w:t>backend</w:t>
+      </w:r>
+      <w:proofErr w:type="spellEnd"/>
+      <w:r>
+        <w:rPr>
+          <w:rFonts w:ascii="Verdana" w:hAnsi="Verdana"/>
+          <w:lang w:val="es-EC"/>
+        </w:rPr>
+        <w:t>, datos, pruebas, seguridad y documentación, así como su creación, relación y asignación en Jira.</w:t>
       </w:r>
     </w:p>
     <w:p>
@@ -25249,6 +25789,7 @@
           <w:szCs w:val="32"/>
           <w:lang w:val="es-EC"/>
         </w:rPr>
+        <w:lastRenderedPageBreak/>
         <w:t>Modelado y diseño del sistema</w:t>
       </w:r>
     </w:p>
@@ -25325,7 +25866,6 @@
           <w:rFonts w:ascii="Verdana" w:hAnsi="Verdana"/>
           <w:lang w:val="es-EC"/>
         </w:rPr>
-        <w:lastRenderedPageBreak/>
         <w:t xml:space="preserve">ACT-S2-09: Elaborar el diagrama de clases. </w:t>
       </w:r>
     </w:p>
@@ -25793,7 +26333,23 @@
                 <w:rFonts w:ascii="Verdana" w:hAnsi="Verdana"/>
                 <w:lang w:val="es-EC"/>
               </w:rPr>
-              <w:t>Diseño textual de clases, backend y datos.</w:t>
+              <w:t xml:space="preserve">Diseño textual de clases, </w:t>
+            </w:r>
+            <w:proofErr w:type="spellStart"/>
+            <w:r>
+              <w:rPr>
+                <w:rFonts w:ascii="Verdana" w:hAnsi="Verdana"/>
+                <w:lang w:val="es-EC"/>
+              </w:rPr>
+              <w:t>backend</w:t>
+            </w:r>
+            <w:proofErr w:type="spellEnd"/>
+            <w:r>
+              <w:rPr>
+                <w:rFonts w:ascii="Verdana" w:hAnsi="Verdana"/>
+                <w:lang w:val="es-EC"/>
+              </w:rPr>
+              <w:t xml:space="preserve"> y datos.</w:t>
             </w:r>
           </w:p>
         </w:tc>
@@ -26107,6 +26663,7 @@
                 <w:rFonts w:ascii="Verdana" w:hAnsi="Verdana"/>
                 <w:lang w:val="es-EC"/>
               </w:rPr>
+              <w:lastRenderedPageBreak/>
               <w:t>Unidades de trabajo registradas en Jira</w:t>
             </w:r>
           </w:p>
@@ -26337,7 +26894,6 @@
                 <w:rFonts w:ascii="Verdana" w:hAnsi="Verdana"/>
                 <w:lang w:val="es-EC"/>
               </w:rPr>
-              <w:lastRenderedPageBreak/>
               <w:t>Revisión de calidad, seguridad y APA 7</w:t>
             </w:r>
           </w:p>
@@ -26778,7 +27334,23 @@
           <w:rFonts w:ascii="Verdana" w:hAnsi="Verdana"/>
           <w:lang w:val="es-EC"/>
         </w:rPr>
-        <w:t>El Scrum Master supervisará la actualización del tablero y gestionará los impedimentos; el Product Owner revisará los resultados funcionales; los responsables técnicos ejecutarán las unidades asignadas; y el responsable de calidad verificará los criterios de finalización y las evidencias.</w:t>
+        <w:t xml:space="preserve">El Scrum Master supervisará la actualización del tablero y gestionará los impedimentos; el </w:t>
+      </w:r>
+      <w:proofErr w:type="spellStart"/>
+      <w:r>
+        <w:rPr>
+          <w:rFonts w:ascii="Verdana" w:hAnsi="Verdana"/>
+          <w:lang w:val="es-EC"/>
+        </w:rPr>
+        <w:t>Product</w:t>
+      </w:r>
+      <w:proofErr w:type="spellEnd"/>
+      <w:r>
+        <w:rPr>
+          <w:rFonts w:ascii="Verdana" w:hAnsi="Verdana"/>
+          <w:lang w:val="es-EC"/>
+        </w:rPr>
+        <w:t xml:space="preserve"> Owner revisará los resultados funcionales; los responsables técnicos ejecutarán las unidades asignadas; y el responsable de calidad verificará los criterios de finalización y las evidencias.</w:t>
       </w:r>
     </w:p>
     <w:p>
@@ -27062,6 +27634,7 @@
                 <w:rFonts w:ascii="Verdana" w:hAnsi="Verdana"/>
                 <w:lang w:val="es-EC"/>
               </w:rPr>
+              <w:lastRenderedPageBreak/>
               <w:t>Actividades en revisión</w:t>
             </w:r>
           </w:p>
@@ -27331,7 +27904,23 @@
           <w:rFonts w:ascii="Verdana" w:hAnsi="Verdana"/>
           <w:lang w:val="es-EC"/>
         </w:rPr>
-        <w:t>Durante cada Sprint, el Product Owner seleccionará y priorizará las historias de usuario que aporten mayor valor al incremento. El Scrum Master facilitará la planificación y el seguimiento, mientras que los responsables de cada épica coordinarán su análisis, desarrollo, integración y documentación.</w:t>
+        <w:t xml:space="preserve">Durante cada Sprint, el </w:t>
+      </w:r>
+      <w:proofErr w:type="spellStart"/>
+      <w:r>
+        <w:rPr>
+          <w:rFonts w:ascii="Verdana" w:hAnsi="Verdana"/>
+          <w:lang w:val="es-EC"/>
+        </w:rPr>
+        <w:t>Product</w:t>
+      </w:r>
+      <w:proofErr w:type="spellEnd"/>
+      <w:r>
+        <w:rPr>
+          <w:rFonts w:ascii="Verdana" w:hAnsi="Verdana"/>
+          <w:lang w:val="es-EC"/>
+        </w:rPr>
+        <w:t xml:space="preserve"> Owner seleccionará y priorizará las historias de usuario que aporten mayor valor al incremento. El Scrum Master facilitará la planificación y el seguimiento, mientras que los responsables de cada épica coordinarán su análisis, desarrollo, integración y documentación.</w:t>
       </w:r>
     </w:p>
     <w:p>
@@ -27495,7 +28084,23 @@
           <w:rFonts w:ascii="Verdana" w:hAnsi="Verdana"/>
           <w:lang w:val="es-EC"/>
         </w:rPr>
-        <w:t>Haya sido revisada y aceptada por el Product Owner.</w:t>
+        <w:t xml:space="preserve">Haya sido revisada y aceptada por el </w:t>
+      </w:r>
+      <w:proofErr w:type="spellStart"/>
+      <w:r>
+        <w:rPr>
+          <w:rFonts w:ascii="Verdana" w:hAnsi="Verdana"/>
+          <w:lang w:val="es-EC"/>
+        </w:rPr>
+        <w:t>Product</w:t>
+      </w:r>
+      <w:proofErr w:type="spellEnd"/>
+      <w:r>
+        <w:rPr>
+          <w:rFonts w:ascii="Verdana" w:hAnsi="Verdana"/>
+          <w:lang w:val="es-EC"/>
+        </w:rPr>
+        <w:t xml:space="preserve"> Owner.</w:t>
       </w:r>
     </w:p>
     <w:p>
@@ -27547,7 +28152,23 @@
           <w:rFonts w:ascii="Verdana" w:hAnsi="Verdana"/>
           <w:lang w:val="es-EC"/>
         </w:rPr>
-        <w:t>Para organizar y supervisar las actividades del proyecto Barrio Solidario se utiliza un modelo híbrido Kanban-Scrum mediante Jira. Scrum permite trabajar en periodos definidos denominados sprints, establecer una meta y seleccionar las historias de usuario que serán desarrolladas. Kanban complementa este proceso mediante un tablero visual que permite conocer el estado de cada historia, identificar bloqueos y controlar el avance del equipo.</w:t>
+        <w:t xml:space="preserve">Para organizar y supervisar las actividades del proyecto Barrio Solidario se utiliza un modelo híbrido Kanban-Scrum mediante Jira. Scrum permite trabajar en periodos definidos denominados </w:t>
+      </w:r>
+      <w:proofErr w:type="spellStart"/>
+      <w:r>
+        <w:rPr>
+          <w:rFonts w:ascii="Verdana" w:hAnsi="Verdana"/>
+          <w:lang w:val="es-EC"/>
+        </w:rPr>
+        <w:t>sprints</w:t>
+      </w:r>
+      <w:proofErr w:type="spellEnd"/>
+      <w:r>
+        <w:rPr>
+          <w:rFonts w:ascii="Verdana" w:hAnsi="Verdana"/>
+          <w:lang w:val="es-EC"/>
+        </w:rPr>
+        <w:t>, establecer una meta y seleccionar las historias de usuario que serán desarrolladas. Kanban complementa este proceso mediante un tablero visual que permite conocer el estado de cada historia, identificar bloqueos y controlar el avance del equipo.</w:t>
       </w:r>
     </w:p>
     <w:p>
@@ -27676,6 +28297,7 @@
                 <w:lang w:val="es-EC"/>
               </w:rPr>
             </w:pPr>
+            <w:proofErr w:type="spellStart"/>
             <w:r>
               <w:rPr>
                 <w:rFonts w:ascii="Verdana" w:hAnsi="Verdana"/>
@@ -27683,7 +28305,17 @@
                 <w:bCs/>
                 <w:lang w:val="es-EC"/>
               </w:rPr>
-              <w:t>To Do</w:t>
+              <w:t>To</w:t>
+            </w:r>
+            <w:proofErr w:type="spellEnd"/>
+            <w:r>
+              <w:rPr>
+                <w:rFonts w:ascii="Verdana" w:hAnsi="Verdana"/>
+                <w:b/>
+                <w:bCs/>
+                <w:lang w:val="es-EC"/>
+              </w:rPr>
+              <w:t xml:space="preserve"> Do</w:t>
             </w:r>
           </w:p>
         </w:tc>
@@ -27756,8 +28388,19 @@
                 <w:bCs/>
                 <w:lang w:val="es-EC"/>
               </w:rPr>
-              <w:t>In Progress</w:t>
-            </w:r>
+              <w:t xml:space="preserve">In </w:t>
+            </w:r>
+            <w:proofErr w:type="spellStart"/>
+            <w:r>
+              <w:rPr>
+                <w:rFonts w:ascii="Verdana" w:hAnsi="Verdana"/>
+                <w:b/>
+                <w:bCs/>
+                <w:lang w:val="es-EC"/>
+              </w:rPr>
+              <w:t>Progress</w:t>
+            </w:r>
+            <w:proofErr w:type="spellEnd"/>
           </w:p>
         </w:tc>
         <w:tc>
@@ -27829,8 +28472,20 @@
                 <w:bCs/>
                 <w:lang w:val="es-EC"/>
               </w:rPr>
-              <w:t>In Review</w:t>
-            </w:r>
+              <w:lastRenderedPageBreak/>
+              <w:t xml:space="preserve">In </w:t>
+            </w:r>
+            <w:proofErr w:type="spellStart"/>
+            <w:r>
+              <w:rPr>
+                <w:rFonts w:ascii="Verdana" w:hAnsi="Verdana"/>
+                <w:b/>
+                <w:bCs/>
+                <w:lang w:val="es-EC"/>
+              </w:rPr>
+              <w:t>Review</w:t>
+            </w:r>
+            <w:proofErr w:type="spellEnd"/>
           </w:p>
         </w:tc>
         <w:tc>
@@ -27948,15 +28603,7 @@
                 <w:rFonts w:ascii="Verdana" w:hAnsi="Verdana"/>
                 <w:lang w:val="es-EC"/>
               </w:rPr>
-              <w:t xml:space="preserve">La historia debe cumplir sus criterios de aceptación y no tener </w:t>
-            </w:r>
-            <w:r>
-              <w:rPr>
-                <w:rFonts w:ascii="Verdana" w:hAnsi="Verdana"/>
-                <w:lang w:val="es-EC"/>
-              </w:rPr>
-              <w:lastRenderedPageBreak/>
-              <w:t>defectos críticos abiertos.</w:t>
+              <w:t>La historia debe cumplir sus criterios de aceptación y no tener defectos críticos abiertos.</w:t>
             </w:r>
           </w:p>
         </w:tc>
@@ -27974,7 +28621,35 @@
         <w:rPr>
           <w:rFonts w:ascii="Verdana" w:hAnsi="Verdana"/>
         </w:rPr>
-        <w:t>El flujo habitual será:</w:t>
+        <w:t xml:space="preserve">El </w:t>
+      </w:r>
+      <w:proofErr w:type="spellStart"/>
+      <w:r>
+        <w:rPr>
+          <w:rFonts w:ascii="Verdana" w:hAnsi="Verdana"/>
+        </w:rPr>
+        <w:t>flujo</w:t>
+      </w:r>
+      <w:proofErr w:type="spellEnd"/>
+      <w:r>
+        <w:rPr>
+          <w:rFonts w:ascii="Verdana" w:hAnsi="Verdana"/>
+        </w:rPr>
+        <w:t xml:space="preserve"> habitual </w:t>
+      </w:r>
+      <w:proofErr w:type="spellStart"/>
+      <w:r>
+        <w:rPr>
+          <w:rFonts w:ascii="Verdana" w:hAnsi="Verdana"/>
+        </w:rPr>
+        <w:t>será</w:t>
+      </w:r>
+      <w:proofErr w:type="spellEnd"/>
+      <w:r>
+        <w:rPr>
+          <w:rFonts w:ascii="Verdana" w:hAnsi="Verdana"/>
+        </w:rPr>
+        <w:t>:</w:t>
       </w:r>
     </w:p>
     <w:p>
@@ -28058,6 +28733,7 @@
         </w:rPr>
         <w:t xml:space="preserve">Los integrantes del equipo deberán mantener actualizado el estado de sus historias en Jira. Ninguna tarjeta deberá trasladarse directamente desde </w:t>
       </w:r>
+      <w:proofErr w:type="spellStart"/>
       <w:r>
         <w:rPr>
           <w:rFonts w:ascii="Verdana" w:hAnsi="Verdana"/>
@@ -28065,7 +28741,17 @@
           <w:bCs/>
           <w:lang w:val="es-EC"/>
         </w:rPr>
-        <w:t>To Do</w:t>
+        <w:t>To</w:t>
+      </w:r>
+      <w:proofErr w:type="spellEnd"/>
+      <w:r>
+        <w:rPr>
+          <w:rFonts w:ascii="Verdana" w:hAnsi="Verdana"/>
+          <w:b/>
+          <w:bCs/>
+          <w:lang w:val="es-EC"/>
+        </w:rPr>
+        <w:t xml:space="preserve"> Do</w:t>
       </w:r>
       <w:r>
         <w:rPr>
@@ -28105,7 +28791,23 @@
           <w:rFonts w:ascii="Verdana" w:hAnsi="Verdana"/>
           <w:lang w:val="es-EC"/>
         </w:rPr>
-        <w:t>El Scrum Master supervisará el avance general y apoyará en la resolución de bloqueos. El Product Owner revisará los resultados funcionales y validará el cumplimiento de las historias. Los responsables técnicos desarrollarán las actividades asignadas y el responsable de calidad verificará los criterios de aceptación antes de cerrar cada historia.</w:t>
+        <w:t xml:space="preserve">El Scrum Master supervisará el avance general y apoyará en la resolución de bloqueos. El </w:t>
+      </w:r>
+      <w:proofErr w:type="spellStart"/>
+      <w:r>
+        <w:rPr>
+          <w:rFonts w:ascii="Verdana" w:hAnsi="Verdana"/>
+          <w:lang w:val="es-EC"/>
+        </w:rPr>
+        <w:t>Product</w:t>
+      </w:r>
+      <w:proofErr w:type="spellEnd"/>
+      <w:r>
+        <w:rPr>
+          <w:rFonts w:ascii="Verdana" w:hAnsi="Verdana"/>
+          <w:lang w:val="es-EC"/>
+        </w:rPr>
+        <w:t xml:space="preserve"> Owner revisará los resultados funcionales y validará el cumplimiento de las historias. Los responsables técnicos desarrollarán las actividades asignadas y el responsable de calidad verificará los criterios de aceptación antes de cerrar cada historia.</w:t>
       </w:r>
     </w:p>
     <w:p>
@@ -28251,7 +28953,23 @@
           <w:rFonts w:ascii="Verdana" w:hAnsi="Verdana"/>
           <w:lang w:val="es-EC"/>
         </w:rPr>
-        <w:t xml:space="preserve">Las historias incompletas al cierre del Sprint deben regresar al Product Backlog o ser replanificadas. </w:t>
+        <w:t xml:space="preserve">Las historias incompletas al cierre del Sprint deben regresar al </w:t>
+      </w:r>
+      <w:proofErr w:type="spellStart"/>
+      <w:r>
+        <w:rPr>
+          <w:rFonts w:ascii="Verdana" w:hAnsi="Verdana"/>
+          <w:lang w:val="es-EC"/>
+        </w:rPr>
+        <w:t>Product</w:t>
+      </w:r>
+      <w:proofErr w:type="spellEnd"/>
+      <w:r>
+        <w:rPr>
+          <w:rFonts w:ascii="Verdana" w:hAnsi="Verdana"/>
+          <w:lang w:val="es-EC"/>
+        </w:rPr>
+        <w:t xml:space="preserve"> Backlog o ser replanificadas. </w:t>
       </w:r>
     </w:p>
     <w:p>
@@ -34441,6 +35159,7 @@
   <w:style w:type="character" w:default="1" w:styleId="Fuentedeprrafopredeter">
     <w:name w:val="Default Paragraph Font"/>
     <w:uiPriority w:val="1"/>
+    <w:semiHidden/>
     <w:unhideWhenUsed/>
   </w:style>
   <w:style w:type="table" w:default="1" w:styleId="Tablanormal">
